--- a/steven julianto bab 1-5 update.docx
+++ b/steven julianto bab 1-5 update.docx
@@ -1546,22 +1546,32 @@
     </w:p>
     <w:p>
       <w:pPr>
-        <w:pStyle w:val="Heading1"/>
-        <w:spacing w:before="140"/>
-        <w:ind w:left="2325" w:right="2187"/>
-      </w:pPr>
-      <w:r>
+        <w:jc w:val="center"/>
+        <w:rPr>
+          <w:b/>
+          <w:sz w:val="32"/>
+        </w:rPr>
+      </w:pPr>
+      <w:r>
+        <w:rPr>
+          <w:b/>
+          <w:sz w:val="32"/>
+        </w:rPr>
         <w:t>STMIK</w:t>
       </w:r>
       <w:r>
         <w:rPr>
+          <w:b/>
           <w:spacing w:val="-2"/>
-        </w:rPr>
-        <w:t xml:space="preserve"> </w:t>
-      </w:r>
-      <w:r>
-        <w:rPr>
+          <w:sz w:val="32"/>
+        </w:rPr>
+        <w:t xml:space="preserve"> </w:t>
+      </w:r>
+      <w:r>
+        <w:rPr>
+          <w:b/>
           <w:spacing w:val="-4"/>
+          <w:sz w:val="32"/>
         </w:rPr>
         <w:t>TIME</w:t>
       </w:r>
@@ -5638,7 +5648,6 @@
           <w:docPartUnique/>
         </w:docPartObj>
       </w:sdtPr>
-      <w:sdtEndPr/>
       <w:sdtContent>
         <w:p>
           <w:pPr>
@@ -9286,7 +9295,7 @@
                 </mc:Choice>
                 <mc:Fallback>
                   <w:pict>
-                    <v:group w14:anchorId="363732DF" id="Group 6" o:spid="_x0000_s1026" style="position:absolute;margin-left:0;margin-top:-15.5pt;width:139.55pt;height:68.3pt;z-index:-16498688;mso-wrap-distance-left:0;mso-wrap-distance-right:0" coordsize="17722,8674" o:gfxdata="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">
+                    <v:group w14:anchorId="0384040F" id="Group 6" o:spid="_x0000_s1026" style="position:absolute;margin-left:0;margin-top:-15.5pt;width:139.55pt;height:68.3pt;z-index:-16498688;mso-wrap-distance-left:0;mso-wrap-distance-right:0" coordsize="17722,8674" o:gfxdata="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">
                       <v:shape id="Graphic 7" o:spid="_x0000_s1027" style="position:absolute;left:31;top:31;width:17660;height:8611;visibility:visible;mso-wrap-style:square;v-text-anchor:top" coordsize="1765935,861060" o:gfxdata="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" path="m,l1765935,860805e" filled="f" strokeweight=".5pt">
                         <v:path arrowok="t"/>
                       </v:shape>
@@ -18427,92 +18436,184 @@
     <w:p>
       <w:pPr>
         <w:pStyle w:val="BodyText"/>
-        <w:spacing w:before="163"/>
-        <w:rPr>
-          <w:b/>
-        </w:rPr>
-      </w:pPr>
+        <w:spacing w:line="480" w:lineRule="auto"/>
+        <w:ind w:left="576" w:firstLine="571"/>
+        <w:jc w:val="both"/>
+      </w:pPr>
+      <w:r>
+        <w:t>Website adalah kumpulan halaman yang saling terhubung melalui jaringan internet dan biasanya diakses melalui sebuah alamat unik yang dikenal sebagai URL (</w:t>
+      </w:r>
+      <w:r>
+        <w:rPr>
+          <w:i/>
+        </w:rPr>
+        <w:t>Uniform Resource Locator</w:t>
+      </w:r>
+      <w:r>
+        <w:t xml:space="preserve">). Website berfungsi sebagai media untuk menyampaikan informasi, berkomunikasi, dan menjalankan berbagai layanan digital, seperti </w:t>
+      </w:r>
+      <w:r>
+        <w:rPr>
+          <w:i/>
+        </w:rPr>
+        <w:t>e-commerce</w:t>
+      </w:r>
+      <w:r>
+        <w:t>, pendidikan, hiburan, hingga media sosial. Dalam pengembangannya, website dirancang menggunakan teknologi seperti HTML (</w:t>
+      </w:r>
+      <w:r>
+        <w:rPr>
+          <w:i/>
+        </w:rPr>
+        <w:t>HyperText Markup Language</w:t>
+      </w:r>
+      <w:r>
+        <w:t>), CSS (</w:t>
+      </w:r>
+      <w:r>
+        <w:rPr>
+          <w:i/>
+        </w:rPr>
+        <w:t>Cascading Style Sheets</w:t>
+      </w:r>
+      <w:r>
+        <w:t xml:space="preserve">), dan </w:t>
+      </w:r>
+      <w:r>
+        <w:rPr>
+          <w:i/>
+        </w:rPr>
+        <w:t>JavaScript</w:t>
+      </w:r>
+      <w:r>
+        <w:t>, yang memungkinkan tampilan serta interaksi dengan pengguna menjadi lebih dinamis dan intuitif. Teknologi-teknologi ini bekerja sama untuk menciptakan pengalaman pengguna yang menarik dan responsif, di mana pengguna dapat berinteraksi dengan konten secara langsung.</w:t>
+      </w:r>
     </w:p>
     <w:p>
       <w:pPr>
         <w:pStyle w:val="BodyText"/>
-        <w:spacing w:before="1" w:line="480" w:lineRule="auto"/>
-        <w:ind w:left="570" w:right="1412" w:firstLine="720"/>
+        <w:spacing w:line="480" w:lineRule="auto"/>
+        <w:ind w:left="576" w:firstLine="571"/>
         <w:jc w:val="both"/>
       </w:pPr>
       <w:r>
-        <w:t xml:space="preserve">Website adalah kumpulan halaman yang saling terhubung melalui jaringan internet dan biasanya diakses melalui sebuah alamat unik yang dikenal sebagai </w:t>
+        <w:t xml:space="preserve">Seiring dengan perkembangan teknologi, </w:t>
       </w:r>
       <w:r>
         <w:rPr>
           <w:i/>
         </w:rPr>
-        <w:t xml:space="preserve">URL </w:t>
-      </w:r>
-      <w:r>
-        <w:t>(</w:t>
+        <w:t>website</w:t>
+      </w:r>
+      <w:r>
+        <w:t xml:space="preserve"> telah menjadi alat penting dalam bisnis modern. Dalam era digital saat ini, keberadaan </w:t>
       </w:r>
       <w:r>
         <w:rPr>
           <w:i/>
         </w:rPr>
-        <w:t>Uniform Resource Locator</w:t>
-      </w:r>
-      <w:r>
-        <w:t xml:space="preserve">). Website berfungsi sebagai media untuk menyampaikan informasi, berkomunikasi, dan menjalankan berbagai layanan digital, seperti </w:t>
+        <w:t>website</w:t>
+      </w:r>
+      <w:r>
+        <w:t xml:space="preserve"> tidak hanya sekadar pilihan, tetapi telah menjadi kebutuhan bagi setiap perusahaan yang ingin tetap relevan dan bersaing di pasar global. Melalui website, perusahaan dapat menjangkau audiens global, memasarkan produk atau layanan, dan membangun hubungan yang lebih dekat dengan pelanggan. Website juga memberikan kesempatan bagi perusahaan untuk menampilkan identitas merek mereka secara efektif, dengan desain yang mena</w:t>
+      </w:r>
+      <w:r>
+        <w:t>rik dan konten yang informatif.</w:t>
+      </w:r>
+    </w:p>
+    <w:p>
+      <w:pPr>
+        <w:pStyle w:val="BodyText"/>
+        <w:spacing w:line="480" w:lineRule="auto"/>
+        <w:ind w:left="576" w:firstLine="571"/>
+        <w:jc w:val="both"/>
+      </w:pPr>
+      <w:r>
+        <w:t xml:space="preserve">Selain itu, </w:t>
       </w:r>
       <w:r>
         <w:rPr>
           <w:i/>
         </w:rPr>
-        <w:t>e- commerce</w:t>
-      </w:r>
-      <w:r>
-        <w:t xml:space="preserve">, pendidikan, hiburan, hingga media sosial. Dalam pengembangannya, website dirancang menggunakan teknologi seperti </w:t>
-      </w:r>
+        <w:t>website</w:t>
+      </w:r>
+      <w:r>
+        <w:t xml:space="preserve"> dapat berfungsi sebagai platform untuk mengumpulkan data pelanggan dan menganalisis perilaku konsumen. Data ini sangat berharga dalam pengambilan keputusan strategis, karena memungkinkan perusahaan untuk memahami preferensi dan kebutuhan pelanggan mereka. Dengan menggunakan alat analisis web, perusahaan dapat melacak interaksi pengguna, mengidentifikasi tren, dan menyesuaikan strategi pemasaran mereka untuk meningkatkan efektivitas kampanye. Hal ini juga membantu dalam menciptakan pengalaman yang lebih personal bagi pengguna, yang pada gilirannya dapat meningkatkan loyalitas pelanggan</w:t>
+      </w:r>
+      <w:r>
+        <w:rPr>
+          <w:lang w:val="en-US"/>
+        </w:rPr>
+        <w:t>[16]</w:t>
+      </w:r>
+      <w:r>
+        <w:t>.</w:t>
+      </w:r>
+    </w:p>
+    <w:p>
+      <w:pPr>
+        <w:pStyle w:val="BodyText"/>
+        <w:spacing w:line="480" w:lineRule="auto"/>
+        <w:ind w:left="576" w:firstLine="571"/>
+        <w:jc w:val="both"/>
+      </w:pPr>
+    </w:p>
+    <w:p>
+      <w:pPr>
+        <w:pStyle w:val="BodyText"/>
+        <w:spacing w:line="480" w:lineRule="auto"/>
+        <w:ind w:left="576" w:firstLine="571"/>
+        <w:jc w:val="both"/>
+      </w:pPr>
+    </w:p>
+    <w:p>
+      <w:pPr>
+        <w:pStyle w:val="BodyText"/>
+        <w:spacing w:line="480" w:lineRule="auto"/>
+        <w:ind w:left="576" w:firstLine="571"/>
+        <w:jc w:val="both"/>
+      </w:pPr>
       <w:r>
         <w:rPr>
           <w:i/>
         </w:rPr>
-        <w:t>HTML</w:t>
-      </w:r>
-      <w:r>
-        <w:t xml:space="preserve">, </w:t>
+        <w:lastRenderedPageBreak/>
+        <w:t>Website</w:t>
+      </w:r>
+      <w:r>
+        <w:t xml:space="preserve"> juga memainkan peran penting dalam transformasi digital perusahaan. Dalam konteks ini, transformasi digital merujuk pada integrasi teknologi digital ke dalam semua aspek bisnis, yang mengubah cara perusahaan beroperasi dan memberikan nilai kepada pelanggan. Website menjadi pusat dari strategi digital ini, karena berfungsi sebagai titik kontak utama antara perusahaan dan pelanggan. Dengan memanfaatkan teknologi terbaru, seperti kecerdasan buatan (</w:t>
       </w:r>
       <w:r>
         <w:rPr>
           <w:i/>
         </w:rPr>
-        <w:t>CSS</w:t>
-      </w:r>
-      <w:r>
-        <w:t xml:space="preserve">, dan </w:t>
+        <w:t>artificial intelligence</w:t>
+      </w:r>
+      <w:r>
+        <w:t>), analitik data (</w:t>
       </w:r>
       <w:r>
         <w:rPr>
           <w:i/>
         </w:rPr>
-        <w:t>JavaScript</w:t>
-      </w:r>
-      <w:r>
-        <w:t xml:space="preserve">, yang memungkinkan tampilan serta interaksi dengan pengguna menjadi lebih dinamis dan </w:t>
-      </w:r>
-      <w:r>
-        <w:rPr>
-          <w:spacing w:val="-2"/>
-        </w:rPr>
-        <w:t>intuitif[16].</w:t>
+        <w:t>data analytics</w:t>
+      </w:r>
+      <w:r>
+        <w:t>), dan otomatisasi, perusahaan dapat meningkatkan efisiensi operasional dan memberikan layanan ya</w:t>
+      </w:r>
+      <w:r>
+        <w:t>ng lebih baik kepada pelanggan.</w:t>
       </w:r>
     </w:p>
     <w:p>
       <w:pPr>
         <w:pStyle w:val="BodyText"/>
-        <w:spacing w:before="160" w:line="480" w:lineRule="auto"/>
-        <w:ind w:left="570" w:right="1415"/>
+        <w:spacing w:line="480" w:lineRule="auto"/>
+        <w:ind w:left="576" w:firstLine="571"/>
         <w:jc w:val="both"/>
       </w:pPr>
       <w:r>
-        <w:t xml:space="preserve">Seiring dengan perkembangan teknologi, website telah menjadi alat penting dalam bisnis modern. Melalui </w:t>
+        <w:t xml:space="preserve">Lebih jauh lagi, </w:t>
       </w:r>
       <w:r>
         <w:rPr>
@@ -18521,39 +18622,83 @@
         <w:t>website</w:t>
       </w:r>
       <w:r>
-        <w:t xml:space="preserve">, perusahaan dapat menjangkau audiens global, memasarkan produk atau layanan, dan membangun hubungan dengan pelanggan. Selain itu, </w:t>
+        <w:t xml:space="preserve"> juga dapat berfungsi sebagai </w:t>
       </w:r>
       <w:r>
         <w:rPr>
           <w:i/>
         </w:rPr>
-        <w:t xml:space="preserve">website </w:t>
-      </w:r>
-      <w:r>
-        <w:t xml:space="preserve">dapat berfungsi sebagai </w:t>
+        <w:t>platform</w:t>
+      </w:r>
+      <w:r>
+        <w:t xml:space="preserve"> untuk interaksi sosial dan komunitas. Melalui fitur-fitur seperti forum, blog, dan media sosial, pengguna dapat berkomunikasi satu sama lain, berbagi pengalaman, dan membangun jaringan. Ini menciptakan rasa komunitas yang kuat di antara pengguna, yang dapat meningkatkan keterlibatan dan kepuasan pelanggan. Dengan demikian, </w:t>
       </w:r>
       <w:r>
         <w:rPr>
           <w:i/>
         </w:rPr>
-        <w:t xml:space="preserve">platform </w:t>
-      </w:r>
-      <w:r>
-        <w:t xml:space="preserve">untuk mengumpulkan data pelanggan dan menganalisis perilaku konsumen, yang berguna dalam pengambilan keputusan strategis. Dengan demikian, </w:t>
+        <w:t>website</w:t>
+      </w:r>
+      <w:r>
+        <w:t xml:space="preserve"> bukan hanya sebagai alat komunikasi, tetapi juga sebagai komponen penting dalam eko</w:t>
+      </w:r>
+      <w:r>
+        <w:t>sistem digital yang lebih luas.</w:t>
+      </w:r>
+    </w:p>
+    <w:p>
+      <w:pPr>
+        <w:pStyle w:val="BodyText"/>
+        <w:spacing w:line="480" w:lineRule="auto"/>
+        <w:ind w:left="576" w:firstLine="571"/>
+        <w:jc w:val="both"/>
+      </w:pPr>
+      <w:r>
+        <w:t xml:space="preserve">Dalam kesimpulannya, </w:t>
       </w:r>
       <w:r>
         <w:rPr>
           <w:i/>
         </w:rPr>
-        <w:t xml:space="preserve">website </w:t>
-      </w:r>
-      <w:r>
-        <w:t>bukan hanya sebagai alat komunikasi, tetapi juga sebagai komponen penting dalam transformasi digital perusahaan[17].</w:t>
+        <w:t>website</w:t>
+      </w:r>
+      <w:r>
+        <w:t xml:space="preserve"> telah berkembang menjadi lebih dari sekadar alat untuk menyampaikan informasi. Ia telah menjadi komponen integral dalam strategi bisnis modern, yang memungkinkan perusahaan untuk beradaptasi dengan perubahan pasar dan memenuhi kebutuhan pelanggan yang terus berkembang. Dengan memanfaatkan teknologi dan analisis data, </w:t>
+      </w:r>
+      <w:r>
+        <w:rPr>
+          <w:i/>
+        </w:rPr>
+        <w:t>website</w:t>
+      </w:r>
+      <w:r>
+        <w:t xml:space="preserve"> dapat membantu perusahaan dalam mencapai tujuan bisnis mereka dan menciptakan nilai jangka panjang. Oleh karena itu, penting bagi setiap perusahaan untuk memiliki </w:t>
+      </w:r>
+      <w:r>
+        <w:rPr>
+          <w:i/>
+        </w:rPr>
+        <w:t>website</w:t>
+      </w:r>
+      <w:r>
+        <w:t xml:space="preserve"> yang dirancang dengan baik dan dioptimalkan untuk memberikan pengalaman pengguna yang terbaik</w:t>
+      </w:r>
+      <w:r>
+        <w:rPr>
+          <w:lang w:val="en-US"/>
+        </w:rPr>
+        <w:t>[17]</w:t>
+      </w:r>
+      <w:r>
+        <w:t>.</w:t>
       </w:r>
     </w:p>
     <w:p>
       <w:pPr>
         <w:pStyle w:val="BodyText"/>
+        <w:spacing w:line="480" w:lineRule="auto"/>
+        <w:ind w:left="570"/>
+        <w:jc w:val="both"/>
       </w:pPr>
     </w:p>
     <w:p>
@@ -18638,7 +18783,11 @@
         <w:t>end-user</w:t>
       </w:r>
       <w:r>
-        <w:t>) terhadap sistem</w:t>
+        <w:t xml:space="preserve">) terhadap </w:t>
+      </w:r>
+      <w:r>
+        <w:lastRenderedPageBreak/>
+        <w:t>sistem</w:t>
       </w:r>
       <w:r>
         <w:rPr>
@@ -25635,7 +25784,7 @@
           </mc:Choice>
           <mc:Fallback>
             <w:pict>
-              <v:group w14:anchorId="1B3E135D" id="Group 9" o:spid="_x0000_s1026" style="position:absolute;margin-left:184.9pt;margin-top:115.8pt;width:269.6pt;height:260.35pt;z-index:-15727104;mso-wrap-distance-left:0;mso-wrap-distance-right:0;mso-position-horizontal-relative:page" coordsize="34239,33064" o:gfxdata="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">
+              <v:group w14:anchorId="6048ECB7" id="Group 9" o:spid="_x0000_s1026" style="position:absolute;margin-left:184.9pt;margin-top:115.8pt;width:269.6pt;height:260.35pt;z-index:-15727104;mso-wrap-distance-left:0;mso-wrap-distance-right:0;mso-position-horizontal-relative:page" coordsize="34239,33064" o:gfxdata="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">
                 <v:shapetype id="_x0000_t75" coordsize="21600,21600" o:spt="75" o:preferrelative="t" path="m@4@5l@4@11@9@11@9@5xe" filled="f" stroked="f">
                   <v:stroke joinstyle="miter"/>
                   <v:formulas>
@@ -25682,37 +25831,63 @@
     </w:p>
     <w:p>
       <w:pPr>
-        <w:pStyle w:val="Heading1"/>
-        <w:spacing w:before="70"/>
-        <w:ind w:left="710" w:right="851" w:firstLine="0"/>
         <w:jc w:val="center"/>
+        <w:rPr>
+          <w:b/>
+          <w:sz w:val="24"/>
+          <w:szCs w:val="24"/>
+        </w:rPr>
       </w:pPr>
       <w:bookmarkStart w:id="25" w:name="_TOC_250002"/>
       <w:r>
+        <w:rPr>
+          <w:b/>
+          <w:sz w:val="24"/>
+          <w:szCs w:val="24"/>
+        </w:rPr>
         <w:t>Gambar</w:t>
       </w:r>
       <w:r>
         <w:rPr>
+          <w:b/>
           <w:spacing w:val="-5"/>
-        </w:rPr>
-        <w:t xml:space="preserve"> </w:t>
-      </w:r>
-      <w:r>
+          <w:sz w:val="24"/>
+          <w:szCs w:val="24"/>
+        </w:rPr>
+        <w:t xml:space="preserve"> </w:t>
+      </w:r>
+      <w:r>
+        <w:rPr>
+          <w:b/>
+          <w:sz w:val="24"/>
+          <w:szCs w:val="24"/>
+        </w:rPr>
         <w:t>3.1</w:t>
       </w:r>
       <w:r>
         <w:rPr>
+          <w:b/>
           <w:spacing w:val="-3"/>
-        </w:rPr>
-        <w:t xml:space="preserve"> </w:t>
-      </w:r>
-      <w:r>
+          <w:sz w:val="24"/>
+          <w:szCs w:val="24"/>
+        </w:rPr>
+        <w:t xml:space="preserve"> </w:t>
+      </w:r>
+      <w:r>
+        <w:rPr>
+          <w:b/>
+          <w:sz w:val="24"/>
+          <w:szCs w:val="24"/>
+        </w:rPr>
         <w:t>Flowchart</w:t>
       </w:r>
       <w:bookmarkEnd w:id="25"/>
       <w:r>
         <w:rPr>
+          <w:b/>
           <w:spacing w:val="-2"/>
+          <w:sz w:val="24"/>
+          <w:szCs w:val="24"/>
         </w:rPr>
         <w:t xml:space="preserve"> Metode</w:t>
       </w:r>
@@ -26053,52 +26228,72 @@
     </w:p>
     <w:p>
       <w:pPr>
-        <w:pStyle w:val="Heading1"/>
-        <w:spacing w:before="134"/>
-        <w:ind w:left="726" w:right="851" w:firstLine="0"/>
         <w:jc w:val="center"/>
+        <w:rPr>
+          <w:b/>
+          <w:sz w:val="24"/>
+          <w:szCs w:val="24"/>
+        </w:rPr>
       </w:pPr>
       <w:bookmarkStart w:id="27" w:name="_TOC_250001"/>
       <w:r>
         <w:rPr>
-          <w:spacing w:val="-2"/>
+          <w:b/>
+          <w:sz w:val="24"/>
+          <w:szCs w:val="24"/>
         </w:rPr>
         <w:t>Gambar</w:t>
       </w:r>
       <w:r>
         <w:rPr>
+          <w:b/>
           <w:spacing w:val="-8"/>
-        </w:rPr>
-        <w:t xml:space="preserve"> </w:t>
-      </w:r>
-      <w:r>
-        <w:rPr>
-          <w:spacing w:val="-2"/>
+          <w:sz w:val="24"/>
+          <w:szCs w:val="24"/>
+        </w:rPr>
+        <w:t xml:space="preserve"> </w:t>
+      </w:r>
+      <w:r>
+        <w:rPr>
+          <w:b/>
+          <w:sz w:val="24"/>
+          <w:szCs w:val="24"/>
         </w:rPr>
         <w:t>3.2</w:t>
       </w:r>
       <w:r>
         <w:rPr>
+          <w:b/>
           <w:spacing w:val="-5"/>
-        </w:rPr>
-        <w:t xml:space="preserve"> </w:t>
-      </w:r>
-      <w:r>
-        <w:rPr>
-          <w:spacing w:val="-2"/>
+          <w:sz w:val="24"/>
+          <w:szCs w:val="24"/>
+        </w:rPr>
+        <w:t xml:space="preserve"> </w:t>
+      </w:r>
+      <w:r>
+        <w:rPr>
+          <w:b/>
+          <w:sz w:val="24"/>
+          <w:szCs w:val="24"/>
         </w:rPr>
         <w:t>Tampilan</w:t>
       </w:r>
       <w:r>
         <w:rPr>
+          <w:b/>
           <w:spacing w:val="-12"/>
+          <w:sz w:val="24"/>
+          <w:szCs w:val="24"/>
         </w:rPr>
         <w:t xml:space="preserve"> </w:t>
       </w:r>
       <w:bookmarkEnd w:id="27"/>
       <w:r>
         <w:rPr>
+          <w:b/>
           <w:spacing w:val="-4"/>
+          <w:sz w:val="24"/>
+          <w:szCs w:val="24"/>
         </w:rPr>
         <w:t>Awal</w:t>
       </w:r>
@@ -26722,41 +26917,28 @@
     </w:p>
     <w:p>
       <w:pPr>
-        <w:pStyle w:val="Heading1"/>
-        <w:ind w:left="3282" w:firstLine="0"/>
+        <w:jc w:val="center"/>
+        <w:rPr>
+          <w:b/>
+          <w:sz w:val="24"/>
+          <w:szCs w:val="24"/>
+        </w:rPr>
       </w:pPr>
       <w:bookmarkStart w:id="28" w:name="_TOC_250000"/>
       <w:r>
-        <w:t>Gambar</w:t>
-      </w:r>
-      <w:r>
-        <w:rPr>
-          <w:spacing w:val="-15"/>
-        </w:rPr>
-        <w:t xml:space="preserve"> </w:t>
-      </w:r>
-      <w:r>
-        <w:t>3.3</w:t>
-      </w:r>
-      <w:r>
-        <w:rPr>
-          <w:spacing w:val="-15"/>
-        </w:rPr>
-        <w:t xml:space="preserve"> </w:t>
-      </w:r>
-      <w:r>
-        <w:t>Tampilan</w:t>
-      </w:r>
-      <w:r>
-        <w:rPr>
-          <w:spacing w:val="-12"/>
-        </w:rPr>
-        <w:t xml:space="preserve"> </w:t>
+        <w:rPr>
+          <w:b/>
+          <w:sz w:val="24"/>
+          <w:szCs w:val="24"/>
+        </w:rPr>
+        <w:t xml:space="preserve">Gambar 3.3 Tampilan </w:t>
       </w:r>
       <w:bookmarkEnd w:id="28"/>
       <w:r>
         <w:rPr>
-          <w:spacing w:val="-4"/>
+          <w:b/>
+          <w:sz w:val="24"/>
+          <w:szCs w:val="24"/>
         </w:rPr>
         <w:t>Hasil</w:t>
       </w:r>
@@ -27122,14 +27304,9 @@
       <w:pPr>
         <w:rPr>
           <w:sz w:val="24"/>
-        </w:rPr>
-      </w:pPr>
-      <w:r>
-        <w:rPr>
-          <w:sz w:val="24"/>
-        </w:rPr>
-        <w:br w:type="page"/>
-      </w:r>
+          <w:lang w:val="en-US"/>
+        </w:rPr>
+      </w:pPr>
     </w:p>
     <w:p>
       <w:pPr>
@@ -27151,18 +27328,13 @@
         <w:pStyle w:val="Heading1"/>
         <w:spacing w:line="480" w:lineRule="auto"/>
         <w:ind w:left="450" w:hanging="1710"/>
-        <w:jc w:val="center"/>
-        <w:rPr>
-          <w:sz w:val="28"/>
+        <w:rPr>
           <w:szCs w:val="28"/>
-          <w:lang w:val="en-US"/>
-        </w:rPr>
-      </w:pPr>
-      <w:r>
-        <w:rPr>
-          <w:sz w:val="28"/>
+        </w:rPr>
+      </w:pPr>
+      <w:r>
+        <w:rPr>
           <w:szCs w:val="28"/>
-          <w:lang w:val="en-US"/>
         </w:rPr>
         <w:lastRenderedPageBreak/>
         <w:t>BAB IV</w:t>
@@ -27173,18 +27345,13 @@
         <w:pStyle w:val="Heading1"/>
         <w:spacing w:line="480" w:lineRule="auto"/>
         <w:ind w:left="450" w:hanging="1710"/>
-        <w:jc w:val="center"/>
-        <w:rPr>
-          <w:sz w:val="28"/>
+        <w:rPr>
           <w:szCs w:val="28"/>
-          <w:lang w:val="en-US"/>
-        </w:rPr>
-      </w:pPr>
-      <w:r>
-        <w:rPr>
-          <w:sz w:val="28"/>
+        </w:rPr>
+      </w:pPr>
+      <w:r>
+        <w:rPr>
           <w:szCs w:val="28"/>
-          <w:lang w:val="en-US"/>
         </w:rPr>
         <w:t>HASIL DAN PEMBAHASAN</w:t>
       </w:r>
@@ -27217,7 +27384,6 @@
         <w:rPr>
           <w:b/>
           <w:bCs/>
-          <w:szCs w:val="22"/>
           <w:lang w:val="en-US"/>
         </w:rPr>
       </w:pPr>
@@ -27225,7 +27391,6 @@
         <w:rPr>
           <w:b/>
           <w:bCs/>
-          <w:szCs w:val="22"/>
           <w:lang w:val="en-US"/>
         </w:rPr>
         <w:t>4.1 Hasil</w:t>
@@ -27522,7 +27687,7 @@
         </w:rPr>
         <w:lastRenderedPageBreak/>
         <w:drawing>
-          <wp:anchor distT="0" distB="0" distL="114300" distR="114300" simplePos="0" relativeHeight="251656704" behindDoc="0" locked="0" layoutInCell="1" allowOverlap="1" wp14:anchorId="6E7B36B8" wp14:editId="13135D7D">
+          <wp:anchor distT="0" distB="0" distL="114300" distR="114300" simplePos="0" relativeHeight="251652608" behindDoc="0" locked="0" layoutInCell="1" allowOverlap="1" wp14:anchorId="6E7B36B8" wp14:editId="13135D7D">
             <wp:simplePos x="0" y="0"/>
             <wp:positionH relativeFrom="margin">
               <wp:align>center</wp:align>
@@ -27611,7 +27776,6 @@
         <w:jc w:val="center"/>
         <w:rPr>
           <w:b/>
-          <w:sz w:val="28"/>
           <w:lang w:val="en-US"/>
         </w:rPr>
       </w:pPr>
@@ -27619,11 +27783,10 @@
         <w:rPr>
           <w:b/>
           <w:noProof/>
-          <w:sz w:val="28"/>
           <w:lang w:val="en-US"/>
         </w:rPr>
         <w:drawing>
-          <wp:anchor distT="0" distB="0" distL="114300" distR="114300" simplePos="0" relativeHeight="487608832" behindDoc="0" locked="0" layoutInCell="1" allowOverlap="1" wp14:anchorId="775966A0" wp14:editId="3BC2F632">
+          <wp:anchor distT="0" distB="0" distL="114300" distR="114300" simplePos="0" relativeHeight="251655680" behindDoc="0" locked="0" layoutInCell="1" allowOverlap="1" wp14:anchorId="775966A0" wp14:editId="3BC2F632">
             <wp:simplePos x="0" y="0"/>
             <wp:positionH relativeFrom="margin">
               <wp:posOffset>0</wp:posOffset>
@@ -27681,21 +27844,18 @@
       <w:r>
         <w:rPr>
           <w:b/>
-          <w:sz w:val="28"/>
           <w:lang w:val="en-US"/>
         </w:rPr>
         <w:t xml:space="preserve">Gambar 4.2. </w:t>
       </w:r>
       <w:r>
         <w:rPr>
-          <w:sz w:val="28"/>
           <w:lang w:val="en-US"/>
         </w:rPr>
         <w:t xml:space="preserve">Tampilan Hasil Rata – rata </w:t>
       </w:r>
       <w:r>
         <w:rPr>
-          <w:sz w:val="28"/>
           <w:lang w:val="en-US"/>
         </w:rPr>
         <w:t>per aspek</w:t>
@@ -27706,37 +27866,31 @@
         <w:pStyle w:val="BodyText"/>
         <w:jc w:val="center"/>
         <w:rPr>
-          <w:sz w:val="28"/>
           <w:lang w:val="en-US"/>
         </w:rPr>
       </w:pPr>
       <w:r>
         <w:rPr>
           <w:b/>
-          <w:sz w:val="28"/>
           <w:lang w:val="en-US"/>
         </w:rPr>
-        <w:lastRenderedPageBreak/>
         <w:t>Tabel 4.1</w:t>
       </w:r>
       <w:r>
         <w:rPr>
           <w:b/>
-          <w:sz w:val="28"/>
           <w:lang w:val="en-US"/>
         </w:rPr>
         <w:t>.</w:t>
       </w:r>
       <w:r>
         <w:rPr>
-          <w:sz w:val="28"/>
           <w:lang w:val="en-US"/>
         </w:rPr>
         <w:t xml:space="preserve"> Hasil</w:t>
       </w:r>
       <w:r>
         <w:rPr>
-          <w:sz w:val="28"/>
           <w:lang w:val="en-US"/>
         </w:rPr>
         <w:t xml:space="preserve"> Nilai Rata – Rata </w:t>
@@ -27744,7 +27898,6 @@
       <w:r>
         <w:rPr>
           <w:i/>
-          <w:sz w:val="28"/>
           <w:lang w:val="en-US"/>
         </w:rPr>
         <w:t>Content Quality</w:t>
@@ -27757,12 +27910,12 @@
         <w:tblLook w:val="04A0" w:firstRow="1" w:lastRow="0" w:firstColumn="1" w:lastColumn="0" w:noHBand="0" w:noVBand="1"/>
       </w:tblPr>
       <w:tblGrid>
-        <w:gridCol w:w="1336"/>
-        <w:gridCol w:w="1103"/>
-        <w:gridCol w:w="1274"/>
-        <w:gridCol w:w="1056"/>
-        <w:gridCol w:w="1554"/>
-        <w:gridCol w:w="1414"/>
+        <w:gridCol w:w="1176"/>
+        <w:gridCol w:w="976"/>
+        <w:gridCol w:w="1123"/>
+        <w:gridCol w:w="936"/>
+        <w:gridCol w:w="1363"/>
+        <w:gridCol w:w="1243"/>
       </w:tblGrid>
       <w:tr>
         <w:tc>
@@ -27777,7 +27930,6 @@
               <w:rPr>
                 <w:i/>
                 <w:iCs/>
-                <w:sz w:val="28"/>
                 <w:lang w:val="en-US"/>
               </w:rPr>
             </w:pPr>
@@ -27785,7 +27937,6 @@
               <w:rPr>
                 <w:i/>
                 <w:iCs/>
-                <w:sz w:val="28"/>
                 <w:lang w:val="en-US"/>
               </w:rPr>
               <w:t>Platform</w:t>
@@ -27804,7 +27955,6 @@
               <w:rPr>
                 <w:i/>
                 <w:iCs/>
-                <w:sz w:val="28"/>
                 <w:lang w:val="en-US"/>
               </w:rPr>
             </w:pPr>
@@ -27812,7 +27962,6 @@
               <w:rPr>
                 <w:i/>
                 <w:iCs/>
-                <w:sz w:val="28"/>
                 <w:lang w:val="en-US"/>
               </w:rPr>
               <w:t>Content</w:t>
@@ -27831,7 +27980,6 @@
               <w:rPr>
                 <w:i/>
                 <w:iCs/>
-                <w:sz w:val="28"/>
                 <w:lang w:val="en-US"/>
               </w:rPr>
             </w:pPr>
@@ -27839,7 +27987,6 @@
               <w:rPr>
                 <w:i/>
                 <w:iCs/>
-                <w:sz w:val="28"/>
                 <w:lang w:val="en-US"/>
               </w:rPr>
               <w:t>Accuracy</w:t>
@@ -27858,7 +28005,6 @@
               <w:rPr>
                 <w:i/>
                 <w:iCs/>
-                <w:sz w:val="28"/>
                 <w:lang w:val="en-US"/>
               </w:rPr>
             </w:pPr>
@@ -27866,7 +28012,6 @@
               <w:rPr>
                 <w:i/>
                 <w:iCs/>
-                <w:sz w:val="28"/>
                 <w:lang w:val="en-US"/>
               </w:rPr>
               <w:t>Format</w:t>
@@ -27885,7 +28030,6 @@
               <w:rPr>
                 <w:i/>
                 <w:iCs/>
-                <w:sz w:val="28"/>
                 <w:lang w:val="en-US"/>
               </w:rPr>
             </w:pPr>
@@ -27893,7 +28037,6 @@
               <w:rPr>
                 <w:i/>
                 <w:iCs/>
-                <w:sz w:val="28"/>
                 <w:lang w:val="en-US"/>
               </w:rPr>
               <w:t>Ease of Use</w:t>
@@ -27910,7 +28053,6 @@
               <w:pStyle w:val="BodyText"/>
               <w:jc w:val="center"/>
               <w:rPr>
-                <w:sz w:val="28"/>
                 <w:lang w:val="en-US"/>
               </w:rPr>
             </w:pPr>
@@ -27918,7 +28060,6 @@
               <w:rPr>
                 <w:i/>
                 <w:iCs/>
-                <w:sz w:val="28"/>
                 <w:lang w:val="en-US"/>
               </w:rPr>
               <w:t>Timeliness</w:t>
@@ -27937,13 +28078,11 @@
               <w:pStyle w:val="BodyText"/>
               <w:jc w:val="center"/>
               <w:rPr>
-                <w:sz w:val="28"/>
                 <w:lang w:val="en-US"/>
               </w:rPr>
             </w:pPr>
             <w:r>
               <w:rPr>
-                <w:sz w:val="28"/>
                 <w:lang w:val="en-US"/>
               </w:rPr>
               <w:t>Facebook</w:t>
@@ -27960,13 +28099,11 @@
               <w:pStyle w:val="BodyText"/>
               <w:jc w:val="center"/>
               <w:rPr>
-                <w:sz w:val="28"/>
                 <w:lang w:val="en-US"/>
               </w:rPr>
             </w:pPr>
             <w:r>
               <w:rPr>
-                <w:sz w:val="28"/>
                 <w:lang w:val="en-US"/>
               </w:rPr>
               <w:t>2.89</w:t>
@@ -27983,13 +28120,11 @@
               <w:pStyle w:val="BodyText"/>
               <w:jc w:val="center"/>
               <w:rPr>
-                <w:sz w:val="28"/>
                 <w:lang w:val="en-US"/>
               </w:rPr>
             </w:pPr>
             <w:r>
               <w:rPr>
-                <w:sz w:val="28"/>
                 <w:lang w:val="en-US"/>
               </w:rPr>
               <w:t>1.89</w:t>
@@ -28006,13 +28141,11 @@
               <w:pStyle w:val="BodyText"/>
               <w:jc w:val="center"/>
               <w:rPr>
-                <w:sz w:val="28"/>
                 <w:lang w:val="en-US"/>
               </w:rPr>
             </w:pPr>
             <w:r>
               <w:rPr>
-                <w:sz w:val="28"/>
                 <w:lang w:val="en-US"/>
               </w:rPr>
               <w:t>3.01</w:t>
@@ -28029,13 +28162,11 @@
               <w:pStyle w:val="BodyText"/>
               <w:jc w:val="center"/>
               <w:rPr>
-                <w:sz w:val="28"/>
                 <w:lang w:val="en-US"/>
               </w:rPr>
             </w:pPr>
             <w:r>
               <w:rPr>
-                <w:sz w:val="28"/>
                 <w:lang w:val="en-US"/>
               </w:rPr>
               <w:t>2.14</w:t>
@@ -28052,13 +28183,11 @@
               <w:pStyle w:val="BodyText"/>
               <w:jc w:val="center"/>
               <w:rPr>
-                <w:sz w:val="28"/>
                 <w:lang w:val="en-US"/>
               </w:rPr>
             </w:pPr>
             <w:r>
               <w:rPr>
-                <w:sz w:val="28"/>
                 <w:lang w:val="en-US"/>
               </w:rPr>
               <w:t>2.75</w:t>
@@ -28077,13 +28206,11 @@
               <w:pStyle w:val="BodyText"/>
               <w:jc w:val="center"/>
               <w:rPr>
-                <w:sz w:val="28"/>
                 <w:lang w:val="en-US"/>
               </w:rPr>
             </w:pPr>
             <w:r>
               <w:rPr>
-                <w:sz w:val="28"/>
                 <w:lang w:val="en-US"/>
               </w:rPr>
               <w:t>Instagram</w:t>
@@ -28100,13 +28227,11 @@
               <w:pStyle w:val="BodyText"/>
               <w:jc w:val="center"/>
               <w:rPr>
-                <w:sz w:val="28"/>
                 <w:lang w:val="en-US"/>
               </w:rPr>
             </w:pPr>
             <w:r>
               <w:rPr>
-                <w:sz w:val="28"/>
                 <w:lang w:val="en-US"/>
               </w:rPr>
               <w:t>4.29</w:t>
@@ -28123,13 +28248,11 @@
               <w:pStyle w:val="BodyText"/>
               <w:jc w:val="center"/>
               <w:rPr>
-                <w:sz w:val="28"/>
                 <w:lang w:val="en-US"/>
               </w:rPr>
             </w:pPr>
             <w:r>
               <w:rPr>
-                <w:sz w:val="28"/>
                 <w:lang w:val="en-US"/>
               </w:rPr>
               <w:t>2.31</w:t>
@@ -28146,13 +28269,11 @@
               <w:pStyle w:val="BodyText"/>
               <w:jc w:val="center"/>
               <w:rPr>
-                <w:sz w:val="28"/>
                 <w:lang w:val="en-US"/>
               </w:rPr>
             </w:pPr>
             <w:r>
               <w:rPr>
-                <w:sz w:val="28"/>
                 <w:lang w:val="en-US"/>
               </w:rPr>
               <w:t>4.43</w:t>
@@ -28169,13 +28290,11 @@
               <w:pStyle w:val="BodyText"/>
               <w:jc w:val="center"/>
               <w:rPr>
-                <w:sz w:val="28"/>
                 <w:lang w:val="en-US"/>
               </w:rPr>
             </w:pPr>
             <w:r>
               <w:rPr>
-                <w:sz w:val="28"/>
                 <w:lang w:val="en-US"/>
               </w:rPr>
               <w:t>4.47</w:t>
@@ -28192,13 +28311,11 @@
               <w:pStyle w:val="BodyText"/>
               <w:jc w:val="center"/>
               <w:rPr>
-                <w:sz w:val="28"/>
                 <w:lang w:val="en-US"/>
               </w:rPr>
             </w:pPr>
             <w:r>
               <w:rPr>
-                <w:sz w:val="28"/>
                 <w:lang w:val="en-US"/>
               </w:rPr>
               <w:t>3.03</w:t>
@@ -28217,15 +28334,14 @@
               <w:pStyle w:val="BodyText"/>
               <w:jc w:val="center"/>
               <w:rPr>
-                <w:sz w:val="28"/>
                 <w:lang w:val="en-US"/>
               </w:rPr>
             </w:pPr>
             <w:r>
               <w:rPr>
-                <w:sz w:val="28"/>
                 <w:lang w:val="en-US"/>
               </w:rPr>
+              <w:lastRenderedPageBreak/>
               <w:t>X</w:t>
             </w:r>
           </w:p>
@@ -28240,13 +28356,11 @@
               <w:pStyle w:val="BodyText"/>
               <w:jc w:val="center"/>
               <w:rPr>
-                <w:sz w:val="28"/>
                 <w:lang w:val="en-US"/>
               </w:rPr>
             </w:pPr>
             <w:r>
               <w:rPr>
-                <w:sz w:val="28"/>
                 <w:lang w:val="en-US"/>
               </w:rPr>
               <w:t>3.21</w:t>
@@ -28263,13 +28377,11 @@
               <w:pStyle w:val="BodyText"/>
               <w:jc w:val="center"/>
               <w:rPr>
-                <w:sz w:val="28"/>
                 <w:lang w:val="en-US"/>
               </w:rPr>
             </w:pPr>
             <w:r>
               <w:rPr>
-                <w:sz w:val="28"/>
                 <w:lang w:val="en-US"/>
               </w:rPr>
               <w:t>3.25</w:t>
@@ -28286,13 +28398,11 @@
               <w:pStyle w:val="BodyText"/>
               <w:jc w:val="center"/>
               <w:rPr>
-                <w:sz w:val="28"/>
                 <w:lang w:val="en-US"/>
               </w:rPr>
             </w:pPr>
             <w:r>
               <w:rPr>
-                <w:sz w:val="28"/>
                 <w:lang w:val="en-US"/>
               </w:rPr>
               <w:t>3.31</w:t>
@@ -28309,13 +28419,11 @@
               <w:pStyle w:val="BodyText"/>
               <w:jc w:val="center"/>
               <w:rPr>
-                <w:sz w:val="28"/>
                 <w:lang w:val="en-US"/>
               </w:rPr>
             </w:pPr>
             <w:r>
               <w:rPr>
-                <w:sz w:val="28"/>
                 <w:lang w:val="en-US"/>
               </w:rPr>
               <w:t>3.46</w:t>
@@ -28332,13 +28440,11 @@
               <w:pStyle w:val="BodyText"/>
               <w:jc w:val="center"/>
               <w:rPr>
-                <w:sz w:val="28"/>
                 <w:lang w:val="en-US"/>
               </w:rPr>
             </w:pPr>
             <w:r>
               <w:rPr>
-                <w:sz w:val="28"/>
                 <w:lang w:val="en-US"/>
               </w:rPr>
               <w:t>4.25</w:t>
@@ -28353,7 +28459,6 @@
         <w:jc w:val="center"/>
         <w:rPr>
           <w:b/>
-          <w:sz w:val="28"/>
           <w:lang w:val="en-US"/>
         </w:rPr>
       </w:pPr>
@@ -28363,45 +28468,25 @@
         <w:pStyle w:val="BodyText"/>
         <w:jc w:val="center"/>
         <w:rPr>
-          <w:sz w:val="28"/>
           <w:lang w:val="en-US"/>
         </w:rPr>
       </w:pPr>
       <w:r>
         <w:rPr>
           <w:b/>
-          <w:sz w:val="28"/>
           <w:lang w:val="en-US"/>
         </w:rPr>
-        <w:t>Tabel 4.</w:t>
-      </w:r>
-      <w:r>
-        <w:rPr>
-          <w:b/>
-          <w:sz w:val="28"/>
+        <w:t>Tabel 4.2.</w:t>
+      </w:r>
+      <w:r>
+        <w:rPr>
           <w:lang w:val="en-US"/>
         </w:rPr>
-        <w:t>2</w:t>
-      </w:r>
-      <w:r>
-        <w:rPr>
-          <w:b/>
-          <w:sz w:val="28"/>
-          <w:lang w:val="en-US"/>
-        </w:rPr>
-        <w:t>.</w:t>
-      </w:r>
-      <w:r>
-        <w:rPr>
-          <w:sz w:val="28"/>
-          <w:lang w:val="en-US"/>
-        </w:rPr>
         <w:t xml:space="preserve"> Hasil Nilai Rata – Rata </w:t>
       </w:r>
       <w:r>
         <w:rPr>
           <w:i/>
-          <w:sz w:val="28"/>
           <w:lang w:val="en-US"/>
         </w:rPr>
         <w:t>Functionality</w:t>
@@ -28414,12 +28499,12 @@
         <w:tblLook w:val="04A0" w:firstRow="1" w:lastRow="0" w:firstColumn="1" w:lastColumn="0" w:noHBand="0" w:noVBand="1"/>
       </w:tblPr>
       <w:tblGrid>
-        <w:gridCol w:w="1336"/>
-        <w:gridCol w:w="1103"/>
-        <w:gridCol w:w="1274"/>
-        <w:gridCol w:w="1056"/>
-        <w:gridCol w:w="1554"/>
-        <w:gridCol w:w="1414"/>
+        <w:gridCol w:w="1176"/>
+        <w:gridCol w:w="976"/>
+        <w:gridCol w:w="1123"/>
+        <w:gridCol w:w="936"/>
+        <w:gridCol w:w="1363"/>
+        <w:gridCol w:w="1243"/>
       </w:tblGrid>
       <w:tr>
         <w:tc>
@@ -28434,7 +28519,6 @@
               <w:rPr>
                 <w:i/>
                 <w:iCs/>
-                <w:sz w:val="28"/>
                 <w:lang w:val="en-US"/>
               </w:rPr>
             </w:pPr>
@@ -28442,7 +28526,6 @@
               <w:rPr>
                 <w:i/>
                 <w:iCs/>
-                <w:sz w:val="28"/>
                 <w:lang w:val="en-US"/>
               </w:rPr>
               <w:t>Platform</w:t>
@@ -28461,7 +28544,6 @@
               <w:rPr>
                 <w:i/>
                 <w:iCs/>
-                <w:sz w:val="28"/>
                 <w:lang w:val="en-US"/>
               </w:rPr>
             </w:pPr>
@@ -28469,7 +28551,6 @@
               <w:rPr>
                 <w:i/>
                 <w:iCs/>
-                <w:sz w:val="28"/>
                 <w:lang w:val="en-US"/>
               </w:rPr>
               <w:t>Content</w:t>
@@ -28488,7 +28569,6 @@
               <w:rPr>
                 <w:i/>
                 <w:iCs/>
-                <w:sz w:val="28"/>
                 <w:lang w:val="en-US"/>
               </w:rPr>
             </w:pPr>
@@ -28496,7 +28576,6 @@
               <w:rPr>
                 <w:i/>
                 <w:iCs/>
-                <w:sz w:val="28"/>
                 <w:lang w:val="en-US"/>
               </w:rPr>
               <w:t>Accuracy</w:t>
@@ -28515,7 +28594,6 @@
               <w:rPr>
                 <w:i/>
                 <w:iCs/>
-                <w:sz w:val="28"/>
                 <w:lang w:val="en-US"/>
               </w:rPr>
             </w:pPr>
@@ -28523,7 +28601,6 @@
               <w:rPr>
                 <w:i/>
                 <w:iCs/>
-                <w:sz w:val="28"/>
                 <w:lang w:val="en-US"/>
               </w:rPr>
               <w:t>Format</w:t>
@@ -28542,7 +28619,6 @@
               <w:rPr>
                 <w:i/>
                 <w:iCs/>
-                <w:sz w:val="28"/>
                 <w:lang w:val="en-US"/>
               </w:rPr>
             </w:pPr>
@@ -28550,7 +28626,6 @@
               <w:rPr>
                 <w:i/>
                 <w:iCs/>
-                <w:sz w:val="28"/>
                 <w:lang w:val="en-US"/>
               </w:rPr>
               <w:t>Ease of Use</w:t>
@@ -28567,7 +28642,6 @@
               <w:pStyle w:val="BodyText"/>
               <w:jc w:val="center"/>
               <w:rPr>
-                <w:sz w:val="28"/>
                 <w:lang w:val="en-US"/>
               </w:rPr>
             </w:pPr>
@@ -28575,7 +28649,6 @@
               <w:rPr>
                 <w:i/>
                 <w:iCs/>
-                <w:sz w:val="28"/>
                 <w:lang w:val="en-US"/>
               </w:rPr>
               <w:t>Timeliness</w:t>
@@ -28594,13 +28667,11 @@
               <w:pStyle w:val="BodyText"/>
               <w:jc w:val="center"/>
               <w:rPr>
-                <w:sz w:val="28"/>
                 <w:lang w:val="en-US"/>
               </w:rPr>
             </w:pPr>
             <w:r>
               <w:rPr>
-                <w:sz w:val="28"/>
                 <w:lang w:val="en-US"/>
               </w:rPr>
               <w:t>Facebook</w:t>
@@ -28617,13 +28688,11 @@
               <w:pStyle w:val="BodyText"/>
               <w:jc w:val="center"/>
               <w:rPr>
-                <w:sz w:val="28"/>
                 <w:lang w:val="en-US"/>
               </w:rPr>
             </w:pPr>
             <w:r>
               <w:rPr>
-                <w:sz w:val="28"/>
                 <w:lang w:val="en-US"/>
               </w:rPr>
               <w:t>3.27</w:t>
@@ -28640,13 +28709,11 @@
               <w:pStyle w:val="BodyText"/>
               <w:jc w:val="center"/>
               <w:rPr>
-                <w:sz w:val="28"/>
                 <w:lang w:val="en-US"/>
               </w:rPr>
             </w:pPr>
             <w:r>
               <w:rPr>
-                <w:sz w:val="28"/>
                 <w:lang w:val="en-US"/>
               </w:rPr>
               <w:t>3.25</w:t>
@@ -28663,13 +28730,11 @@
               <w:pStyle w:val="BodyText"/>
               <w:jc w:val="center"/>
               <w:rPr>
-                <w:sz w:val="28"/>
                 <w:lang w:val="en-US"/>
               </w:rPr>
             </w:pPr>
             <w:r>
               <w:rPr>
-                <w:sz w:val="28"/>
                 <w:lang w:val="en-US"/>
               </w:rPr>
               <w:t>2.97</w:t>
@@ -28686,13 +28751,11 @@
               <w:pStyle w:val="BodyText"/>
               <w:jc w:val="center"/>
               <w:rPr>
-                <w:sz w:val="28"/>
                 <w:lang w:val="en-US"/>
               </w:rPr>
             </w:pPr>
             <w:r>
               <w:rPr>
-                <w:sz w:val="28"/>
                 <w:lang w:val="en-US"/>
               </w:rPr>
               <w:t>4.46</w:t>
@@ -28709,13 +28772,11 @@
               <w:pStyle w:val="BodyText"/>
               <w:jc w:val="center"/>
               <w:rPr>
-                <w:sz w:val="28"/>
                 <w:lang w:val="en-US"/>
               </w:rPr>
             </w:pPr>
             <w:r>
               <w:rPr>
-                <w:sz w:val="28"/>
                 <w:lang w:val="en-US"/>
               </w:rPr>
               <w:t>2.77</w:t>
@@ -28734,13 +28795,11 @@
               <w:pStyle w:val="BodyText"/>
               <w:jc w:val="center"/>
               <w:rPr>
-                <w:sz w:val="28"/>
                 <w:lang w:val="en-US"/>
               </w:rPr>
             </w:pPr>
             <w:r>
               <w:rPr>
-                <w:sz w:val="28"/>
                 <w:lang w:val="en-US"/>
               </w:rPr>
               <w:t>Instagram</w:t>
@@ -28757,13 +28816,11 @@
               <w:pStyle w:val="BodyText"/>
               <w:jc w:val="center"/>
               <w:rPr>
-                <w:sz w:val="28"/>
                 <w:lang w:val="en-US"/>
               </w:rPr>
             </w:pPr>
             <w:r>
               <w:rPr>
-                <w:sz w:val="28"/>
                 <w:lang w:val="en-US"/>
               </w:rPr>
               <w:t>3.48</w:t>
@@ -28780,13 +28837,11 @@
               <w:pStyle w:val="BodyText"/>
               <w:jc w:val="center"/>
               <w:rPr>
-                <w:sz w:val="28"/>
                 <w:lang w:val="en-US"/>
               </w:rPr>
             </w:pPr>
             <w:r>
               <w:rPr>
-                <w:sz w:val="28"/>
                 <w:lang w:val="en-US"/>
               </w:rPr>
               <w:t>2.95</w:t>
@@ -28803,13 +28858,11 @@
               <w:pStyle w:val="BodyText"/>
               <w:jc w:val="center"/>
               <w:rPr>
-                <w:sz w:val="28"/>
                 <w:lang w:val="en-US"/>
               </w:rPr>
             </w:pPr>
             <w:r>
               <w:rPr>
-                <w:sz w:val="28"/>
                 <w:lang w:val="en-US"/>
               </w:rPr>
               <w:t>4.38</w:t>
@@ -28826,13 +28879,11 @@
               <w:pStyle w:val="BodyText"/>
               <w:jc w:val="center"/>
               <w:rPr>
-                <w:sz w:val="28"/>
                 <w:lang w:val="en-US"/>
               </w:rPr>
             </w:pPr>
             <w:r>
               <w:rPr>
-                <w:sz w:val="28"/>
                 <w:lang w:val="en-US"/>
               </w:rPr>
               <w:t>4.15</w:t>
@@ -28849,13 +28900,11 @@
               <w:pStyle w:val="BodyText"/>
               <w:jc w:val="center"/>
               <w:rPr>
-                <w:sz w:val="28"/>
                 <w:lang w:val="en-US"/>
               </w:rPr>
             </w:pPr>
             <w:r>
               <w:rPr>
-                <w:sz w:val="28"/>
                 <w:lang w:val="en-US"/>
               </w:rPr>
               <w:t>3.25</w:t>
@@ -28874,13 +28923,11 @@
               <w:pStyle w:val="BodyText"/>
               <w:jc w:val="center"/>
               <w:rPr>
-                <w:sz w:val="28"/>
                 <w:lang w:val="en-US"/>
               </w:rPr>
             </w:pPr>
             <w:r>
               <w:rPr>
-                <w:sz w:val="28"/>
                 <w:lang w:val="en-US"/>
               </w:rPr>
               <w:t>X</w:t>
@@ -28897,13 +28944,11 @@
               <w:pStyle w:val="BodyText"/>
               <w:jc w:val="center"/>
               <w:rPr>
-                <w:sz w:val="28"/>
                 <w:lang w:val="en-US"/>
               </w:rPr>
             </w:pPr>
             <w:r>
               <w:rPr>
-                <w:sz w:val="28"/>
                 <w:lang w:val="en-US"/>
               </w:rPr>
               <w:t>2.98</w:t>
@@ -28920,13 +28965,11 @@
               <w:pStyle w:val="BodyText"/>
               <w:jc w:val="center"/>
               <w:rPr>
-                <w:sz w:val="28"/>
                 <w:lang w:val="en-US"/>
               </w:rPr>
             </w:pPr>
             <w:r>
               <w:rPr>
-                <w:sz w:val="28"/>
                 <w:lang w:val="en-US"/>
               </w:rPr>
               <w:t>3.45</w:t>
@@ -28943,13 +28986,11 @@
               <w:pStyle w:val="BodyText"/>
               <w:jc w:val="center"/>
               <w:rPr>
-                <w:sz w:val="28"/>
                 <w:lang w:val="en-US"/>
               </w:rPr>
             </w:pPr>
             <w:r>
               <w:rPr>
-                <w:sz w:val="28"/>
                 <w:lang w:val="en-US"/>
               </w:rPr>
               <w:t>2.46</w:t>
@@ -28966,13 +29007,11 @@
               <w:pStyle w:val="BodyText"/>
               <w:jc w:val="center"/>
               <w:rPr>
-                <w:sz w:val="28"/>
                 <w:lang w:val="en-US"/>
               </w:rPr>
             </w:pPr>
             <w:r>
               <w:rPr>
-                <w:sz w:val="28"/>
                 <w:lang w:val="en-US"/>
               </w:rPr>
               <w:t>3.21</w:t>
@@ -28989,13 +29028,11 @@
               <w:pStyle w:val="BodyText"/>
               <w:jc w:val="center"/>
               <w:rPr>
-                <w:sz w:val="28"/>
                 <w:lang w:val="en-US"/>
               </w:rPr>
             </w:pPr>
             <w:r>
               <w:rPr>
-                <w:sz w:val="28"/>
                 <w:lang w:val="en-US"/>
               </w:rPr>
               <w:t>4.54</w:t>
@@ -29007,30 +29044,20 @@
     <w:p>
       <w:pPr>
         <w:pStyle w:val="BodyText"/>
-        <w:rPr>
-          <w:sz w:val="28"/>
-        </w:rPr>
       </w:pPr>
     </w:p>
     <w:p>
       <w:pPr>
         <w:pStyle w:val="BodyText"/>
-        <w:rPr>
-          <w:sz w:val="28"/>
-        </w:rPr>
       </w:pPr>
     </w:p>
     <w:p>
       <w:pPr>
         <w:pStyle w:val="BodyText"/>
-        <w:rPr>
-          <w:sz w:val="28"/>
-        </w:rPr>
       </w:pPr>
       <w:r>
         <w:rPr>
           <w:noProof/>
-          <w:sz w:val="28"/>
           <w:lang w:val="en-US"/>
         </w:rPr>
         <w:drawing>
@@ -29073,9 +29100,6 @@
     <w:p>
       <w:pPr>
         <w:pStyle w:val="BodyText"/>
-        <w:rPr>
-          <w:sz w:val="28"/>
-        </w:rPr>
       </w:pPr>
     </w:p>
     <w:p>
@@ -29083,21 +29107,18 @@
         <w:pStyle w:val="BodyText"/>
         <w:jc w:val="center"/>
         <w:rPr>
-          <w:sz w:val="28"/>
           <w:lang w:val="en-US"/>
         </w:rPr>
       </w:pPr>
       <w:r>
         <w:rPr>
           <w:b/>
-          <w:sz w:val="28"/>
           <w:lang w:val="en-US"/>
         </w:rPr>
         <w:t xml:space="preserve">Gambar 4.3. </w:t>
       </w:r>
       <w:r>
         <w:rPr>
-          <w:sz w:val="28"/>
           <w:lang w:val="en-US"/>
         </w:rPr>
         <w:t xml:space="preserve">Tampilan Hasil </w:t>
@@ -29105,7 +29126,6 @@
       <w:r>
         <w:rPr>
           <w:i/>
-          <w:sz w:val="28"/>
           <w:lang w:val="en-US"/>
         </w:rPr>
         <w:t>Survey</w:t>
@@ -29116,7 +29136,6 @@
         <w:pStyle w:val="BodyText"/>
         <w:jc w:val="center"/>
         <w:rPr>
-          <w:sz w:val="28"/>
           <w:lang w:val="en-US"/>
         </w:rPr>
       </w:pPr>
@@ -29128,14 +29147,12 @@
         <w:jc w:val="both"/>
         <w:rPr>
           <w:b/>
-          <w:sz w:val="28"/>
           <w:lang w:val="en-US"/>
         </w:rPr>
       </w:pPr>
       <w:r>
         <w:rPr>
           <w:b/>
-          <w:sz w:val="28"/>
           <w:lang w:val="en-US"/>
         </w:rPr>
         <w:t>4.2 Analisis Hasil</w:t>
@@ -29148,14 +29165,12 @@
         <w:jc w:val="both"/>
         <w:rPr>
           <w:b/>
-          <w:sz w:val="28"/>
           <w:lang w:val="en-US"/>
         </w:rPr>
       </w:pPr>
       <w:r>
         <w:rPr>
           <w:b/>
-          <w:sz w:val="28"/>
           <w:lang w:val="en-US"/>
         </w:rPr>
         <w:t>4.2.1. Performa Kualitas Konten</w:t>
@@ -29167,7 +29182,6 @@
         <w:spacing w:line="480" w:lineRule="auto"/>
         <w:jc w:val="both"/>
         <w:rPr>
-          <w:sz w:val="28"/>
           <w:lang w:val="en-US"/>
         </w:rPr>
       </w:pPr>
@@ -29175,44 +29189,31 @@
         <w:rPr>
           <w:b/>
           <w:i/>
-          <w:sz w:val="28"/>
           <w:lang w:val="en-US"/>
         </w:rPr>
         <w:t>Instagram</w:t>
       </w:r>
       <w:r>
         <w:rPr>
-          <w:sz w:val="28"/>
           <w:lang w:val="en-US"/>
         </w:rPr>
-        <w:t xml:space="preserve"> unggul signifikan pada kategori Kualitas Konten, dengan skor tertinggi di semua aspek. Ini menunjukkan bahwa pengguna lebih </w:t>
-      </w:r>
-      <w:r>
-        <w:rPr>
-          <w:sz w:val="28"/>
+        <w:t xml:space="preserve"> unggul signifikan pada kategori Kualitas Konten, dengan skor tertinggi di semua aspek. Ini menunjukkan bahwa pengguna lebih puas dengan konten yang disajikan di </w:t>
+      </w:r>
+      <w:r>
+        <w:rPr>
+          <w:i/>
           <w:lang w:val="en-US"/>
         </w:rPr>
-        <w:lastRenderedPageBreak/>
-        <w:t xml:space="preserve">puas dengan konten yang disajikan di </w:t>
-      </w:r>
-      <w:r>
-        <w:rPr>
-          <w:i/>
-          <w:sz w:val="28"/>
+        <w:t>platform</w:t>
+      </w:r>
+      <w:r>
+        <w:rPr>
           <w:lang w:val="en-US"/>
         </w:rPr>
-        <w:t>platform</w:t>
-      </w:r>
-      <w:r>
-        <w:rPr>
-          <w:sz w:val="28"/>
-          <w:lang w:val="en-US"/>
-        </w:rPr>
         <w:t xml:space="preserve"> ini.</w:t>
       </w:r>
       <w:r>
         <w:rPr>
-          <w:sz w:val="28"/>
           <w:lang w:val="en-US"/>
         </w:rPr>
         <w:t xml:space="preserve"> Dapat dilihat pada gambar dibawah ini.</w:t>
@@ -29224,16 +29225,15 @@
         <w:spacing w:line="480" w:lineRule="auto"/>
         <w:jc w:val="both"/>
         <w:rPr>
-          <w:sz w:val="28"/>
           <w:lang w:val="en-US"/>
         </w:rPr>
       </w:pPr>
       <w:r>
         <w:rPr>
           <w:noProof/>
-          <w:sz w:val="28"/>
           <w:lang w:val="en-US"/>
         </w:rPr>
+        <w:lastRenderedPageBreak/>
         <w:drawing>
           <wp:inline distT="0" distB="0" distL="0" distR="0" wp14:anchorId="756CC6D7" wp14:editId="6915281B">
             <wp:extent cx="4448796" cy="2095792"/>
@@ -29277,21 +29277,18 @@
         <w:spacing w:line="480" w:lineRule="auto"/>
         <w:jc w:val="center"/>
         <w:rPr>
-          <w:sz w:val="28"/>
           <w:lang w:val="en-US"/>
         </w:rPr>
       </w:pPr>
       <w:r>
         <w:rPr>
           <w:b/>
-          <w:sz w:val="28"/>
           <w:lang w:val="en-US"/>
         </w:rPr>
         <w:t xml:space="preserve">Gambar 4.4 </w:t>
       </w:r>
       <w:r>
         <w:rPr>
-          <w:sz w:val="28"/>
           <w:lang w:val="en-US"/>
         </w:rPr>
         <w:t xml:space="preserve">Hasil Grafis Penilaian EUCS </w:t>
@@ -29299,7 +29296,6 @@
       <w:r>
         <w:rPr>
           <w:i/>
-          <w:sz w:val="28"/>
           <w:lang w:val="en-US"/>
         </w:rPr>
         <w:t>Instagram</w:t>
@@ -29311,7 +29307,6 @@
         <w:spacing w:line="480" w:lineRule="auto"/>
         <w:jc w:val="both"/>
         <w:rPr>
-          <w:sz w:val="28"/>
           <w:lang w:val="en-US"/>
         </w:rPr>
       </w:pPr>
@@ -29319,14 +29314,12 @@
         <w:rPr>
           <w:b/>
           <w:i/>
-          <w:sz w:val="28"/>
           <w:lang w:val="en-US"/>
         </w:rPr>
         <w:t>Facebook</w:t>
       </w:r>
       <w:r>
         <w:rPr>
-          <w:sz w:val="28"/>
           <w:lang w:val="en-US"/>
         </w:rPr>
         <w:t xml:space="preserve"> menunjukkan skor rendah, khususnya pada aspek </w:t>
@@ -29334,14 +29327,12 @@
       <w:r>
         <w:rPr>
           <w:i/>
-          <w:sz w:val="28"/>
           <w:lang w:val="en-US"/>
         </w:rPr>
         <w:t>Accuracy</w:t>
       </w:r>
       <w:r>
         <w:rPr>
-          <w:sz w:val="28"/>
           <w:lang w:val="en-US"/>
         </w:rPr>
         <w:t xml:space="preserve"> dan </w:t>
@@ -29349,28 +29340,24 @@
       <w:r>
         <w:rPr>
           <w:i/>
-          <w:sz w:val="28"/>
           <w:lang w:val="en-US"/>
         </w:rPr>
         <w:t>Timeliness</w:t>
       </w:r>
       <w:r>
         <w:rPr>
-          <w:sz w:val="28"/>
           <w:lang w:val="en-US"/>
         </w:rPr>
         <w:t>. Hal ini mengindikasikan bahwa konten Facebook mungkin dianggap kurang relevan atau tidak disaj</w:t>
       </w:r>
       <w:r>
         <w:rPr>
-          <w:sz w:val="28"/>
           <w:lang w:val="en-US"/>
         </w:rPr>
         <w:t>ikan tepat waktu oleh pengguna.</w:t>
       </w:r>
       <w:r>
         <w:rPr>
-          <w:sz w:val="28"/>
           <w:lang w:val="en-US"/>
         </w:rPr>
         <w:t xml:space="preserve"> Hasil dapat dilihat pada gambar dibawah ini.</w:t>
@@ -29383,17 +29370,16 @@
         <w:jc w:val="center"/>
         <w:rPr>
           <w:i/>
-          <w:sz w:val="28"/>
           <w:lang w:val="en-US"/>
         </w:rPr>
       </w:pPr>
       <w:r>
         <w:rPr>
-          <w:sz w:val="28"/>
+          <w:noProof/>
           <w:lang w:val="en-US"/>
         </w:rPr>
         <w:drawing>
-          <wp:anchor distT="0" distB="0" distL="114300" distR="114300" simplePos="0" relativeHeight="487609856" behindDoc="0" locked="0" layoutInCell="1" allowOverlap="1" wp14:anchorId="78CF06DB" wp14:editId="798FD9A2">
+          <wp:anchor distT="0" distB="0" distL="114300" distR="114300" simplePos="0" relativeHeight="251658752" behindDoc="0" locked="0" layoutInCell="1" allowOverlap="1" wp14:anchorId="78CF06DB" wp14:editId="798FD9A2">
             <wp:simplePos x="0" y="0"/>
             <wp:positionH relativeFrom="margin">
               <wp:align>center</wp:align>
@@ -29451,7 +29437,6 @@
       <w:r>
         <w:rPr>
           <w:b/>
-          <w:sz w:val="28"/>
           <w:lang w:val="en-US"/>
         </w:rPr>
         <w:t>Gambar 4.5</w:t>
@@ -29459,14 +29444,12 @@
       <w:r>
         <w:rPr>
           <w:b/>
-          <w:sz w:val="28"/>
           <w:lang w:val="en-US"/>
         </w:rPr>
         <w:t xml:space="preserve"> </w:t>
       </w:r>
       <w:r>
         <w:rPr>
-          <w:sz w:val="28"/>
           <w:lang w:val="en-US"/>
         </w:rPr>
         <w:t xml:space="preserve">Hasil Grafis Penilaian EUCS </w:t>
@@ -29474,7 +29457,6 @@
       <w:r>
         <w:rPr>
           <w:i/>
-          <w:sz w:val="28"/>
           <w:lang w:val="en-US"/>
         </w:rPr>
         <w:t>Facebook</w:t>
@@ -29487,7 +29469,6 @@
         <w:jc w:val="center"/>
         <w:rPr>
           <w:i/>
-          <w:sz w:val="28"/>
           <w:lang w:val="en-US"/>
         </w:rPr>
       </w:pPr>
@@ -29498,7 +29479,6 @@
         <w:spacing w:line="480" w:lineRule="auto"/>
         <w:jc w:val="center"/>
         <w:rPr>
-          <w:sz w:val="28"/>
           <w:lang w:val="en-US"/>
         </w:rPr>
       </w:pPr>
@@ -29509,18 +29489,16 @@
         <w:spacing w:line="480" w:lineRule="auto"/>
         <w:jc w:val="both"/>
         <w:rPr>
-          <w:sz w:val="28"/>
           <w:lang w:val="en-US"/>
         </w:rPr>
       </w:pPr>
       <w:r>
         <w:rPr>
-          <w:sz w:val="28"/>
+          <w:noProof/>
           <w:lang w:val="en-US"/>
         </w:rPr>
-        <w:lastRenderedPageBreak/>
         <w:drawing>
-          <wp:anchor distT="0" distB="0" distL="114300" distR="114300" simplePos="0" relativeHeight="487610880" behindDoc="0" locked="0" layoutInCell="1" allowOverlap="1" wp14:anchorId="778E6A33" wp14:editId="45350717">
+          <wp:anchor distT="0" distB="0" distL="114300" distR="114300" simplePos="0" relativeHeight="251661824" behindDoc="0" locked="0" layoutInCell="1" allowOverlap="1" wp14:anchorId="778E6A33" wp14:editId="45350717">
             <wp:simplePos x="0" y="0"/>
             <wp:positionH relativeFrom="margin">
               <wp:posOffset>676275</wp:posOffset>
@@ -29579,14 +29557,12 @@
         <w:rPr>
           <w:b/>
           <w:i/>
-          <w:sz w:val="28"/>
           <w:lang w:val="en-US"/>
         </w:rPr>
         <w:t>X</w:t>
       </w:r>
       <w:r>
         <w:rPr>
-          <w:sz w:val="28"/>
           <w:lang w:val="en-US"/>
         </w:rPr>
         <w:t xml:space="preserve"> memiliki skor sedang, namun masih lebih tinggi dari </w:t>
@@ -29594,28 +29570,31 @@
       <w:r>
         <w:rPr>
           <w:i/>
-          <w:sz w:val="28"/>
           <w:lang w:val="en-US"/>
         </w:rPr>
         <w:t>Facebook</w:t>
       </w:r>
       <w:r>
         <w:rPr>
-          <w:sz w:val="28"/>
           <w:lang w:val="en-US"/>
         </w:rPr>
         <w:t>, dengan nilai moderat di seluruh aspek</w:t>
       </w:r>
       <w:r>
         <w:rPr>
-          <w:sz w:val="28"/>
           <w:lang w:val="en-US"/>
         </w:rPr>
-        <w:t xml:space="preserve"> berdasarkan pada gambar dibawah ini</w:t>
-      </w:r>
-      <w:r>
-        <w:rPr>
-          <w:sz w:val="28"/>
+        <w:t xml:space="preserve"> </w:t>
+      </w:r>
+      <w:r>
+        <w:rPr>
+          <w:lang w:val="en-US"/>
+        </w:rPr>
+        <w:lastRenderedPageBreak/>
+        <w:t>berdasarkan pada gambar dibawah ini</w:t>
+      </w:r>
+      <w:r>
+        <w:rPr>
           <w:lang w:val="en-US"/>
         </w:rPr>
         <w:t>.</w:t>
@@ -29628,21 +29607,18 @@
         <w:jc w:val="center"/>
         <w:rPr>
           <w:i/>
-          <w:sz w:val="28"/>
           <w:lang w:val="en-US"/>
         </w:rPr>
       </w:pPr>
       <w:r>
         <w:rPr>
           <w:b/>
-          <w:sz w:val="28"/>
           <w:lang w:val="en-US"/>
         </w:rPr>
         <w:t xml:space="preserve">Gambar 4.6 </w:t>
       </w:r>
       <w:r>
         <w:rPr>
-          <w:sz w:val="28"/>
           <w:lang w:val="en-US"/>
         </w:rPr>
         <w:t xml:space="preserve">Hasil Grafis Penilaian EUCS </w:t>
@@ -29650,7 +29626,6 @@
       <w:r>
         <w:rPr>
           <w:i/>
-          <w:sz w:val="28"/>
           <w:lang w:val="en-US"/>
         </w:rPr>
         <w:t>X</w:t>
@@ -29662,7 +29637,6 @@
         <w:spacing w:line="480" w:lineRule="auto"/>
         <w:jc w:val="both"/>
         <w:rPr>
-          <w:sz w:val="28"/>
           <w:lang w:val="en-US"/>
         </w:rPr>
       </w:pPr>
@@ -29674,14 +29648,12 @@
         <w:jc w:val="both"/>
         <w:rPr>
           <w:b/>
-          <w:sz w:val="28"/>
           <w:lang w:val="en-US"/>
         </w:rPr>
       </w:pPr>
       <w:r>
         <w:rPr>
           <w:b/>
-          <w:sz w:val="28"/>
           <w:lang w:val="en-US"/>
         </w:rPr>
         <w:t>4.</w:t>
@@ -29689,7 +29661,6 @@
       <w:r>
         <w:rPr>
           <w:b/>
-          <w:sz w:val="28"/>
           <w:lang w:val="en-US"/>
         </w:rPr>
         <w:t>2</w:t>
@@ -29697,10 +29668,16 @@
       <w:r>
         <w:rPr>
           <w:b/>
-          <w:sz w:val="28"/>
           <w:lang w:val="en-US"/>
         </w:rPr>
-        <w:t>.2. Performa Fungsionalitas</w:t>
+        <w:t>.2</w:t>
+      </w:r>
+      <w:r>
+        <w:rPr>
+          <w:b/>
+          <w:lang w:val="en-US"/>
+        </w:rPr>
+        <w:t xml:space="preserve"> Performa Fungsionalitas</w:t>
       </w:r>
     </w:p>
     <w:p>
@@ -29709,7 +29686,6 @@
         <w:spacing w:line="480" w:lineRule="auto"/>
         <w:jc w:val="both"/>
         <w:rPr>
-          <w:sz w:val="28"/>
           <w:lang w:val="en-US"/>
         </w:rPr>
       </w:pPr>
@@ -29717,14 +29693,12 @@
         <w:rPr>
           <w:b/>
           <w:i/>
-          <w:sz w:val="28"/>
           <w:lang w:val="en-US"/>
         </w:rPr>
         <w:t>Facebook</w:t>
       </w:r>
       <w:r>
         <w:rPr>
-          <w:sz w:val="28"/>
           <w:lang w:val="en-US"/>
         </w:rPr>
         <w:t xml:space="preserve"> mendapatkan skor tertinggi untuk </w:t>
@@ -29732,21 +29706,18 @@
       <w:r>
         <w:rPr>
           <w:i/>
-          <w:sz w:val="28"/>
           <w:lang w:val="en-US"/>
         </w:rPr>
         <w:t>Ease of Use</w:t>
       </w:r>
       <w:r>
         <w:rPr>
-          <w:sz w:val="28"/>
           <w:lang w:val="en-US"/>
         </w:rPr>
         <w:t>, menunjukkan bahwa pengguna merasa nyaman dalam me</w:t>
       </w:r>
       <w:r>
         <w:rPr>
-          <w:sz w:val="28"/>
           <w:lang w:val="en-US"/>
         </w:rPr>
         <w:t>nggunakan fitur-fitur platform.</w:t>
@@ -29758,7 +29729,6 @@
         <w:spacing w:line="480" w:lineRule="auto"/>
         <w:jc w:val="both"/>
         <w:rPr>
-          <w:sz w:val="28"/>
           <w:lang w:val="en-US"/>
         </w:rPr>
       </w:pPr>
@@ -29766,14 +29736,12 @@
         <w:rPr>
           <w:b/>
           <w:i/>
-          <w:sz w:val="28"/>
           <w:lang w:val="en-US"/>
         </w:rPr>
         <w:t>Instagram</w:t>
       </w:r>
       <w:r>
         <w:rPr>
-          <w:sz w:val="28"/>
           <w:lang w:val="en-US"/>
         </w:rPr>
         <w:t xml:space="preserve"> tetap kompetitif, terutama dalam aspek </w:t>
@@ -29781,14 +29749,12 @@
       <w:r>
         <w:rPr>
           <w:i/>
-          <w:sz w:val="28"/>
           <w:lang w:val="en-US"/>
         </w:rPr>
         <w:t>Format</w:t>
       </w:r>
       <w:r>
         <w:rPr>
-          <w:sz w:val="28"/>
           <w:lang w:val="en-US"/>
         </w:rPr>
         <w:t xml:space="preserve"> dan </w:t>
@@ -29796,14 +29762,12 @@
       <w:r>
         <w:rPr>
           <w:i/>
-          <w:sz w:val="28"/>
           <w:lang w:val="en-US"/>
         </w:rPr>
         <w:t>Ease of Use</w:t>
       </w:r>
       <w:r>
         <w:rPr>
-          <w:sz w:val="28"/>
           <w:lang w:val="en-US"/>
         </w:rPr>
         <w:t xml:space="preserve">, meskipun aspek lain seperti </w:t>
@@ -29811,14 +29775,12 @@
       <w:r>
         <w:rPr>
           <w:i/>
-          <w:sz w:val="28"/>
           <w:lang w:val="en-US"/>
         </w:rPr>
         <w:t>Accuracy</w:t>
       </w:r>
       <w:r>
         <w:rPr>
-          <w:sz w:val="28"/>
           <w:lang w:val="en-US"/>
         </w:rPr>
         <w:t xml:space="preserve"> dan </w:t>
@@ -29826,14 +29788,12 @@
       <w:r>
         <w:rPr>
           <w:i/>
-          <w:sz w:val="28"/>
           <w:lang w:val="en-US"/>
         </w:rPr>
         <w:t>Timeliness</w:t>
       </w:r>
       <w:r>
         <w:rPr>
-          <w:sz w:val="28"/>
           <w:lang w:val="en-US"/>
         </w:rPr>
         <w:t xml:space="preserve"> sedikit di bawah rata-rata.</w:t>
@@ -29845,7 +29805,6 @@
         <w:spacing w:line="480" w:lineRule="auto"/>
         <w:jc w:val="both"/>
         <w:rPr>
-          <w:sz w:val="28"/>
           <w:lang w:val="en-US"/>
         </w:rPr>
       </w:pPr>
@@ -29853,14 +29812,12 @@
         <w:rPr>
           <w:b/>
           <w:i/>
-          <w:sz w:val="28"/>
           <w:lang w:val="en-US"/>
         </w:rPr>
         <w:t>X</w:t>
       </w:r>
       <w:r>
         <w:rPr>
-          <w:sz w:val="28"/>
           <w:lang w:val="en-US"/>
         </w:rPr>
         <w:t xml:space="preserve"> menempati posisi terbawah untuk aspek </w:t>
@@ -29868,14 +29825,12 @@
       <w:r>
         <w:rPr>
           <w:i/>
-          <w:sz w:val="28"/>
           <w:lang w:val="en-US"/>
         </w:rPr>
         <w:t>Timeliness</w:t>
       </w:r>
       <w:r>
         <w:rPr>
-          <w:sz w:val="28"/>
           <w:lang w:val="en-US"/>
         </w:rPr>
         <w:t xml:space="preserve"> dan </w:t>
@@ -29883,14 +29838,12 @@
       <w:r>
         <w:rPr>
           <w:i/>
-          <w:sz w:val="28"/>
           <w:lang w:val="en-US"/>
         </w:rPr>
         <w:t>Format</w:t>
       </w:r>
       <w:r>
         <w:rPr>
-          <w:sz w:val="28"/>
           <w:lang w:val="en-US"/>
         </w:rPr>
         <w:t>, yang menunjukkan potensi perbaikan dalam kecepatan dan tampilan antarmuka.</w:t>
@@ -29903,23 +29856,19 @@
         <w:jc w:val="both"/>
         <w:rPr>
           <w:b/>
-          <w:sz w:val="28"/>
           <w:lang w:val="en-US"/>
         </w:rPr>
       </w:pPr>
       <w:r>
         <w:rPr>
           <w:b/>
-          <w:sz w:val="28"/>
           <w:lang w:val="en-US"/>
         </w:rPr>
-        <w:lastRenderedPageBreak/>
         <w:t>4.</w:t>
       </w:r>
       <w:r>
         <w:rPr>
           <w:b/>
-          <w:sz w:val="28"/>
           <w:lang w:val="en-US"/>
         </w:rPr>
         <w:t>2</w:t>
@@ -29927,7 +29876,6 @@
       <w:r>
         <w:rPr>
           <w:b/>
-          <w:sz w:val="28"/>
           <w:lang w:val="en-US"/>
         </w:rPr>
         <w:t>.3. Interpretasi Bisnis</w:t>
@@ -29939,7 +29887,6 @@
         <w:spacing w:line="480" w:lineRule="auto"/>
         <w:jc w:val="both"/>
         <w:rPr>
-          <w:sz w:val="28"/>
           <w:lang w:val="en-US"/>
         </w:rPr>
       </w:pPr>
@@ -29947,21 +29894,18 @@
         <w:rPr>
           <w:b/>
           <w:i/>
-          <w:sz w:val="28"/>
           <w:lang w:val="en-US"/>
         </w:rPr>
         <w:t>Instagram</w:t>
       </w:r>
       <w:r>
         <w:rPr>
-          <w:sz w:val="28"/>
           <w:lang w:val="en-US"/>
         </w:rPr>
         <w:t xml:space="preserve"> dapat diandalkan sebagai platform promosi karena kualitas konten yang unggu</w:t>
       </w:r>
       <w:r>
         <w:rPr>
-          <w:sz w:val="28"/>
           <w:lang w:val="en-US"/>
         </w:rPr>
         <w:t>l dan antarmuka yang memuaskan.</w:t>
@@ -29973,7 +29917,6 @@
         <w:spacing w:line="480" w:lineRule="auto"/>
         <w:jc w:val="both"/>
         <w:rPr>
-          <w:sz w:val="28"/>
           <w:lang w:val="en-US"/>
         </w:rPr>
       </w:pPr>
@@ -29981,21 +29924,18 @@
         <w:rPr>
           <w:b/>
           <w:i/>
-          <w:sz w:val="28"/>
           <w:lang w:val="en-US"/>
         </w:rPr>
         <w:t>Facebook</w:t>
       </w:r>
       <w:r>
         <w:rPr>
-          <w:sz w:val="28"/>
           <w:lang w:val="en-US"/>
         </w:rPr>
         <w:t xml:space="preserve"> cocok untuk pengguna yang mencari kemudahan penggunaan, namun perlu peningkatan pada kualita</w:t>
       </w:r>
       <w:r>
         <w:rPr>
-          <w:sz w:val="28"/>
           <w:lang w:val="en-US"/>
         </w:rPr>
         <w:t>s konten agar lebih kompetitif.</w:t>
@@ -30007,7 +29947,6 @@
         <w:spacing w:line="480" w:lineRule="auto"/>
         <w:jc w:val="both"/>
         <w:rPr>
-          <w:sz w:val="28"/>
           <w:lang w:val="en-US"/>
         </w:rPr>
       </w:pPr>
@@ -30015,14 +29954,12 @@
         <w:rPr>
           <w:b/>
           <w:i/>
-          <w:sz w:val="28"/>
           <w:lang w:val="en-US"/>
         </w:rPr>
         <w:t>X</w:t>
       </w:r>
       <w:r>
         <w:rPr>
-          <w:sz w:val="28"/>
           <w:lang w:val="en-US"/>
         </w:rPr>
         <w:t xml:space="preserve"> perlu memperbaiki performa terutama dalam menyajikan konten yang menarik dan responsif secara waktu.</w:t>
@@ -30034,10 +29971,16 @@
         <w:spacing w:line="480" w:lineRule="auto"/>
         <w:jc w:val="both"/>
         <w:rPr>
-          <w:sz w:val="28"/>
           <w:lang w:val="en-US"/>
         </w:rPr>
       </w:pPr>
+      <w:r>
+        <w:rPr>
+          <w:b/>
+          <w:lang w:val="en-US"/>
+        </w:rPr>
+        <w:t>4.3 Kelebihan dan Kekurangan</w:t>
+      </w:r>
     </w:p>
     <w:p>
       <w:pPr>
@@ -30045,10 +29988,278 @@
         <w:spacing w:line="480" w:lineRule="auto"/>
         <w:jc w:val="both"/>
         <w:rPr>
-          <w:sz w:val="28"/>
           <w:lang w:val="en-US"/>
         </w:rPr>
       </w:pPr>
+      <w:r>
+        <w:rPr>
+          <w:lang w:val="en-US"/>
+        </w:rPr>
+        <w:t>Kelebihan</w:t>
+      </w:r>
+      <w:r>
+        <w:rPr>
+          <w:lang w:val="en-US"/>
+        </w:rPr>
+        <w:t xml:space="preserve"> dari penelitian ini</w:t>
+      </w:r>
+    </w:p>
+    <w:p>
+      <w:pPr>
+        <w:pStyle w:val="BodyText"/>
+        <w:numPr>
+          <w:ilvl w:val="0"/>
+          <w:numId w:val="18"/>
+        </w:numPr>
+        <w:spacing w:line="480" w:lineRule="auto"/>
+        <w:jc w:val="both"/>
+        <w:rPr>
+          <w:lang w:val="en-US"/>
+        </w:rPr>
+      </w:pPr>
+      <w:r>
+        <w:rPr>
+          <w:lang w:val="en-US"/>
+        </w:rPr>
+        <w:t>Metodologi yang Relevan dan Teruji Penelitian ini menggunakan metode EUCS (</w:t>
+      </w:r>
+      <w:r>
+        <w:rPr>
+          <w:i/>
+          <w:lang w:val="en-US"/>
+        </w:rPr>
+        <w:t>End User Computing Satisfaction</w:t>
+      </w:r>
+      <w:r>
+        <w:rPr>
+          <w:lang w:val="en-US"/>
+        </w:rPr>
+        <w:t>) yang telah terbukti efektif dalam mengukur kepuasan pengguna. Metode ini memberikan kerangka kerja yang jelas untuk mengevaluasi kualitas konten dan fungsionalitas sosial media, sehingga hasil yang diperoleh dapat diandalkan dan relevan.</w:t>
+      </w:r>
+    </w:p>
+    <w:p>
+      <w:pPr>
+        <w:pStyle w:val="BodyText"/>
+        <w:numPr>
+          <w:ilvl w:val="0"/>
+          <w:numId w:val="18"/>
+        </w:numPr>
+        <w:spacing w:line="480" w:lineRule="auto"/>
+        <w:jc w:val="both"/>
+        <w:rPr>
+          <w:lang w:val="en-US"/>
+        </w:rPr>
+      </w:pPr>
+      <w:r>
+        <w:rPr>
+          <w:lang w:val="en-US"/>
+        </w:rPr>
+        <w:t xml:space="preserve">Fokus pada Kualitas Konten dan Fungsionalitas Dengan memfokuskan analisis pada dua kategori utama, yaitu Kualitas Konten dan Fungsionalitas, penelitian ini memberikan wawasan yang </w:t>
+      </w:r>
+      <w:r>
+        <w:rPr>
+          <w:lang w:val="en-US"/>
+        </w:rPr>
+        <w:lastRenderedPageBreak/>
+        <w:t>mendalam tentang faktor-faktor yang mempengaruhi kepuasan pengguna. Hal ini sangat penting bagi bisnis yang ingin memanfaatkan sosial media sebagai alat promosi.</w:t>
+      </w:r>
+    </w:p>
+    <w:p>
+      <w:pPr>
+        <w:pStyle w:val="BodyText"/>
+        <w:numPr>
+          <w:ilvl w:val="0"/>
+          <w:numId w:val="18"/>
+        </w:numPr>
+        <w:spacing w:line="480" w:lineRule="auto"/>
+        <w:jc w:val="both"/>
+        <w:rPr>
+          <w:lang w:val="en-US"/>
+        </w:rPr>
+      </w:pPr>
+      <w:r>
+        <w:rPr>
+          <w:lang w:val="en-US"/>
+        </w:rPr>
+        <w:t xml:space="preserve">Penggunaan Skala </w:t>
+      </w:r>
+      <w:r>
+        <w:rPr>
+          <w:i/>
+          <w:lang w:val="en-US"/>
+        </w:rPr>
+        <w:t>Likert</w:t>
+      </w:r>
+      <w:r>
+        <w:rPr>
+          <w:lang w:val="en-US"/>
+        </w:rPr>
+        <w:t xml:space="preserve"> Penggunaan skala Likert 1-5 untuk mengukur setiap aspek memberikan data kuantitatif yang jelas dan mudah dianalisis. Ini memungkinkan peneliti untuk melakukan analisis statistik yang lebih mendalam dan memberikan hasil yang lebih objektif.</w:t>
+      </w:r>
+    </w:p>
+    <w:p>
+      <w:pPr>
+        <w:pStyle w:val="BodyText"/>
+        <w:numPr>
+          <w:ilvl w:val="0"/>
+          <w:numId w:val="18"/>
+        </w:numPr>
+        <w:spacing w:line="480" w:lineRule="auto"/>
+        <w:jc w:val="both"/>
+        <w:rPr>
+          <w:lang w:val="en-US"/>
+        </w:rPr>
+      </w:pPr>
+      <w:r>
+        <w:rPr>
+          <w:lang w:val="en-US"/>
+        </w:rPr>
+        <w:t xml:space="preserve">Visualisasi Data Hasil penelitian yang divisualisasikan dari situs </w:t>
+      </w:r>
+      <w:r>
+        <w:rPr>
+          <w:i/>
+          <w:lang w:val="en-US"/>
+        </w:rPr>
+        <w:t>web</w:t>
+      </w:r>
+      <w:r>
+        <w:rPr>
+          <w:lang w:val="en-US"/>
+        </w:rPr>
+        <w:t xml:space="preserve"> memberikan cara yang efektif untuk menyampaikan informasi kepada pembaca. Visualisasi data membantu dalam memahami perbandingan antar </w:t>
+      </w:r>
+      <w:r>
+        <w:rPr>
+          <w:i/>
+          <w:lang w:val="en-US"/>
+        </w:rPr>
+        <w:t>platform</w:t>
+      </w:r>
+      <w:r>
+        <w:rPr>
+          <w:lang w:val="en-US"/>
+        </w:rPr>
+        <w:t xml:space="preserve"> dengan lebih mudah dan menarik.</w:t>
+      </w:r>
+    </w:p>
+    <w:p>
+      <w:pPr>
+        <w:pStyle w:val="BodyText"/>
+        <w:numPr>
+          <w:ilvl w:val="0"/>
+          <w:numId w:val="18"/>
+        </w:numPr>
+        <w:spacing w:line="480" w:lineRule="auto"/>
+        <w:jc w:val="both"/>
+        <w:rPr>
+          <w:lang w:val="en-US"/>
+        </w:rPr>
+      </w:pPr>
+      <w:r>
+        <w:rPr>
+          <w:lang w:val="en-US"/>
+        </w:rPr>
+        <w:t xml:space="preserve">Rekomendasi Praktis untuk Bisnis Penelitian ini tidak hanya menyajikan data, tetapi juga memberikan rekomendasi praktis bagi bisnis dalam memilih </w:t>
+      </w:r>
+      <w:r>
+        <w:rPr>
+          <w:i/>
+          <w:lang w:val="en-US"/>
+        </w:rPr>
+        <w:t>platform</w:t>
+      </w:r>
+      <w:r>
+        <w:rPr>
+          <w:lang w:val="en-US"/>
+        </w:rPr>
+        <w:t xml:space="preserve"> sosial media yang sesuai. Ini sangat berguna bagi pemilik bisnis yang ingin meningkatkan strategi pemasaran mereka.</w:t>
+      </w:r>
+    </w:p>
+    <w:p>
+      <w:pPr>
+        <w:pStyle w:val="BodyText"/>
+        <w:numPr>
+          <w:ilvl w:val="0"/>
+          <w:numId w:val="18"/>
+        </w:numPr>
+        <w:spacing w:line="480" w:lineRule="auto"/>
+        <w:jc w:val="both"/>
+        <w:rPr>
+          <w:lang w:val="en-US"/>
+        </w:rPr>
+      </w:pPr>
+      <w:r>
+        <w:rPr>
+          <w:lang w:val="en-US"/>
+        </w:rPr>
+        <w:t xml:space="preserve">Analisis </w:t>
+      </w:r>
+      <w:r>
+        <w:rPr>
+          <w:i/>
+          <w:lang w:val="en-US"/>
+        </w:rPr>
+        <w:t>Multi-Platform</w:t>
+      </w:r>
+      <w:r>
+        <w:rPr>
+          <w:lang w:val="en-US"/>
+        </w:rPr>
+        <w:t xml:space="preserve"> Dengan menganalisis tiga </w:t>
+      </w:r>
+      <w:r>
+        <w:rPr>
+          <w:i/>
+          <w:lang w:val="en-US"/>
+        </w:rPr>
+        <w:t>platform</w:t>
+      </w:r>
+      <w:r>
+        <w:rPr>
+          <w:lang w:val="en-US"/>
+        </w:rPr>
+        <w:t xml:space="preserve"> sosial media yang berbeda (</w:t>
+      </w:r>
+      <w:r>
+        <w:rPr>
+          <w:i/>
+          <w:lang w:val="en-US"/>
+        </w:rPr>
+        <w:t>Facebook, Instagram</w:t>
+      </w:r>
+      <w:r>
+        <w:rPr>
+          <w:lang w:val="en-US"/>
+        </w:rPr>
+        <w:t xml:space="preserve">, dan </w:t>
+      </w:r>
+      <w:r>
+        <w:rPr>
+          <w:i/>
+          <w:lang w:val="en-US"/>
+        </w:rPr>
+        <w:t>X</w:t>
+      </w:r>
+      <w:r>
+        <w:rPr>
+          <w:lang w:val="en-US"/>
+        </w:rPr>
+        <w:t xml:space="preserve">), penelitian ini memberikan perspektif yang lebih luas tentang bagaimana masing-masing </w:t>
+      </w:r>
+      <w:r>
+        <w:rPr>
+          <w:i/>
+          <w:lang w:val="en-US"/>
+        </w:rPr>
+        <w:t>platform</w:t>
+      </w:r>
+      <w:r>
+        <w:rPr>
+          <w:lang w:val="en-US"/>
+        </w:rPr>
+        <w:t xml:space="preserve"> berfungsi dan bagaimana pengguna meresponsnya. Ini membantu dalam memahami dinamika pasar sosial media yang terus berubah.</w:t>
+      </w:r>
     </w:p>
     <w:p>
       <w:pPr>
@@ -30056,475 +30267,374 @@
         <w:spacing w:line="480" w:lineRule="auto"/>
         <w:jc w:val="both"/>
         <w:rPr>
-          <w:sz w:val="28"/>
           <w:lang w:val="en-US"/>
         </w:rPr>
       </w:pPr>
+      <w:r>
+        <w:rPr>
+          <w:lang w:val="en-US"/>
+        </w:rPr>
+        <w:t>Kekurangan</w:t>
+      </w:r>
+      <w:r>
+        <w:rPr>
+          <w:lang w:val="en-US"/>
+        </w:rPr>
+        <w:t xml:space="preserve"> dari penelitian ini</w:t>
+      </w:r>
     </w:p>
     <w:p>
       <w:pPr>
         <w:pStyle w:val="BodyText"/>
-        <w:spacing w:line="480" w:lineRule="auto"/>
-        <w:jc w:val="both"/>
-        <w:rPr>
-          <w:sz w:val="28"/>
-          <w:lang w:val="en-US"/>
-        </w:rPr>
-      </w:pPr>
-    </w:p>
-    <w:p>
-      <w:pPr>
-        <w:pStyle w:val="BodyText"/>
-        <w:spacing w:line="480" w:lineRule="auto"/>
-        <w:jc w:val="both"/>
-        <w:rPr>
-          <w:sz w:val="28"/>
-          <w:lang w:val="en-US"/>
-        </w:rPr>
-      </w:pPr>
-    </w:p>
-    <w:p>
-      <w:pPr>
-        <w:pStyle w:val="BodyText"/>
-        <w:spacing w:line="480" w:lineRule="auto"/>
-        <w:jc w:val="both"/>
-        <w:rPr>
-          <w:sz w:val="28"/>
-          <w:lang w:val="en-US"/>
-        </w:rPr>
-      </w:pPr>
-    </w:p>
-    <w:p>
-      <w:pPr>
-        <w:pStyle w:val="BodyText"/>
-        <w:spacing w:line="480" w:lineRule="auto"/>
-        <w:jc w:val="both"/>
-        <w:rPr>
-          <w:sz w:val="28"/>
-          <w:lang w:val="en-US"/>
-        </w:rPr>
-      </w:pPr>
-    </w:p>
-    <w:p>
-      <w:pPr>
-        <w:pStyle w:val="BodyText"/>
-        <w:spacing w:line="480" w:lineRule="auto"/>
-        <w:jc w:val="both"/>
-        <w:rPr>
-          <w:sz w:val="28"/>
-          <w:lang w:val="en-US"/>
-        </w:rPr>
-      </w:pPr>
-    </w:p>
-    <w:p>
-      <w:pPr>
-        <w:pStyle w:val="BodyText"/>
-        <w:spacing w:line="480" w:lineRule="auto"/>
-        <w:jc w:val="both"/>
-        <w:rPr>
-          <w:sz w:val="28"/>
-          <w:lang w:val="en-US"/>
-        </w:rPr>
-      </w:pPr>
-    </w:p>
-    <w:p>
-      <w:pPr>
-        <w:pStyle w:val="BodyText"/>
-        <w:spacing w:line="480" w:lineRule="auto"/>
-        <w:jc w:val="both"/>
-        <w:rPr>
-          <w:sz w:val="28"/>
-          <w:lang w:val="en-US"/>
-        </w:rPr>
-      </w:pPr>
-    </w:p>
-    <w:p>
-      <w:pPr>
-        <w:pStyle w:val="BodyText"/>
-        <w:spacing w:line="480" w:lineRule="auto"/>
-        <w:jc w:val="both"/>
-        <w:rPr>
-          <w:sz w:val="28"/>
-          <w:lang w:val="en-US"/>
-        </w:rPr>
-      </w:pPr>
-    </w:p>
-    <w:p>
-      <w:pPr>
-        <w:pStyle w:val="BodyText"/>
-        <w:spacing w:line="480" w:lineRule="auto"/>
-        <w:jc w:val="both"/>
-        <w:rPr>
-          <w:sz w:val="28"/>
-        </w:rPr>
-      </w:pPr>
-    </w:p>
-    <w:p>
-      <w:pPr>
-        <w:spacing w:line="480" w:lineRule="auto"/>
-        <w:ind w:left="2" w:right="851"/>
-        <w:jc w:val="center"/>
-        <w:rPr>
-          <w:b/>
-          <w:spacing w:val="-4"/>
-          <w:sz w:val="28"/>
-          <w:lang w:val="en-US"/>
-        </w:rPr>
-      </w:pPr>
-      <w:bookmarkStart w:id="29" w:name="DAFTAR_PUSTAKA"/>
-      <w:bookmarkEnd w:id="29"/>
-      <w:r>
-        <w:rPr>
-          <w:b/>
-          <w:spacing w:val="-4"/>
-          <w:sz w:val="28"/>
-          <w:lang w:val="en-US"/>
-        </w:rPr>
-        <w:lastRenderedPageBreak/>
-        <w:t>BAB V</w:t>
-      </w:r>
-    </w:p>
-    <w:p>
-      <w:pPr>
-        <w:spacing w:line="480" w:lineRule="auto"/>
-        <w:ind w:left="2" w:right="851"/>
-        <w:jc w:val="center"/>
-        <w:rPr>
-          <w:b/>
-          <w:spacing w:val="-4"/>
-          <w:sz w:val="28"/>
-          <w:lang w:val="en-US"/>
-        </w:rPr>
-      </w:pPr>
-      <w:r>
-        <w:rPr>
-          <w:b/>
-          <w:spacing w:val="-4"/>
-          <w:sz w:val="28"/>
-          <w:lang w:val="en-US"/>
-        </w:rPr>
-        <w:t>KESIMPULAN</w:t>
-      </w:r>
-      <w:r>
-        <w:rPr>
-          <w:b/>
-          <w:spacing w:val="-4"/>
-          <w:sz w:val="28"/>
-          <w:lang w:val="en-US"/>
-        </w:rPr>
-        <w:t xml:space="preserve"> DAN </w:t>
-      </w:r>
-      <w:r>
-        <w:rPr>
-          <w:b/>
-          <w:spacing w:val="-4"/>
-          <w:sz w:val="28"/>
-          <w:lang w:val="en-US"/>
-        </w:rPr>
-        <w:t>SARAN</w:t>
-      </w:r>
-    </w:p>
-    <w:p>
-      <w:pPr>
-        <w:spacing w:line="480" w:lineRule="auto"/>
-        <w:ind w:left="2" w:right="851"/>
-        <w:jc w:val="center"/>
-        <w:rPr>
-          <w:b/>
-          <w:spacing w:val="-4"/>
-          <w:sz w:val="28"/>
-        </w:rPr>
-      </w:pPr>
-    </w:p>
-    <w:p>
-      <w:pPr>
-        <w:spacing w:line="480" w:lineRule="auto"/>
-        <w:ind w:left="2" w:right="851"/>
-        <w:jc w:val="center"/>
-        <w:rPr>
-          <w:b/>
-          <w:spacing w:val="-4"/>
-          <w:sz w:val="28"/>
-        </w:rPr>
-      </w:pPr>
-    </w:p>
-    <w:p>
-      <w:pPr>
-        <w:pStyle w:val="Heading3"/>
-        <w:spacing w:line="480" w:lineRule="auto"/>
-        <w:jc w:val="both"/>
-        <w:rPr>
-          <w:b/>
-          <w:color w:val="auto"/>
-          <w:lang w:val="en-US"/>
-        </w:rPr>
-      </w:pPr>
-      <w:r>
-        <w:rPr>
-          <w:b/>
-          <w:color w:val="auto"/>
-        </w:rPr>
-        <w:t>5.1. Kesimpulan</w:t>
-      </w:r>
-    </w:p>
-    <w:p>
-      <w:pPr>
-        <w:spacing w:before="100" w:beforeAutospacing="1" w:after="100" w:afterAutospacing="1" w:line="480" w:lineRule="auto"/>
-        <w:jc w:val="both"/>
-        <w:rPr>
-          <w:sz w:val="24"/>
-          <w:szCs w:val="24"/>
-        </w:rPr>
-      </w:pPr>
-      <w:r>
-        <w:rPr>
-          <w:sz w:val="24"/>
-          <w:szCs w:val="24"/>
-        </w:rPr>
-        <w:t>Berdasarkan hasil penelitian dan analisis data menggunakan metode EUCS, diperoleh beberapa kesimpulan sebagai berikut:</w:t>
-      </w:r>
-    </w:p>
-    <w:p>
-      <w:pPr>
-        <w:widowControl/>
         <w:numPr>
           <w:ilvl w:val="0"/>
           <w:numId w:val="19"/>
         </w:numPr>
-        <w:autoSpaceDE/>
-        <w:autoSpaceDN/>
-        <w:spacing w:before="100" w:beforeAutospacing="1" w:after="100" w:afterAutospacing="1" w:line="480" w:lineRule="auto"/>
+        <w:spacing w:line="480" w:lineRule="auto"/>
         <w:jc w:val="both"/>
         <w:rPr>
-          <w:sz w:val="24"/>
-          <w:szCs w:val="24"/>
-        </w:rPr>
-      </w:pPr>
-      <w:r>
-        <w:rPr>
-          <w:rStyle w:val="Strong"/>
-          <w:b w:val="0"/>
-          <w:bCs w:val="0"/>
-          <w:sz w:val="24"/>
-          <w:szCs w:val="24"/>
-        </w:rPr>
-        <w:t>Instagram menunjukkan performa terbaik dalam hal kualitas konten</w:t>
-      </w:r>
-      <w:r>
-        <w:rPr>
-          <w:sz w:val="24"/>
-          <w:szCs w:val="24"/>
-        </w:rPr>
-        <w:t>, diikuti oleh X dan terakhir Facebook.</w:t>
-      </w:r>
-    </w:p>
-    <w:p>
-      <w:pPr>
-        <w:widowControl/>
+          <w:lang w:val="en-US"/>
+        </w:rPr>
+      </w:pPr>
+      <w:r>
+        <w:rPr>
+          <w:lang w:val="en-US"/>
+        </w:rPr>
+        <w:t xml:space="preserve">Keterbatasan Jumlah Responden Meskipun penelitian ini melibatkan 100 responden untuk masing-masing </w:t>
+      </w:r>
+      <w:r>
+        <w:rPr>
+          <w:i/>
+          <w:lang w:val="en-US"/>
+        </w:rPr>
+        <w:t>platform</w:t>
+      </w:r>
+      <w:r>
+        <w:rPr>
+          <w:lang w:val="en-US"/>
+        </w:rPr>
+        <w:t>, jumlah tersebut mungkin masih dianggap kecil untuk menghasilkan generalisasi yang kuat. Penelitian dengan jumlah responden yang lebih besar dapat memberikan hasil yang lebih representatif.</w:t>
+      </w:r>
+    </w:p>
+    <w:p>
+      <w:pPr>
+        <w:pStyle w:val="BodyText"/>
         <w:numPr>
           <w:ilvl w:val="0"/>
           <w:numId w:val="19"/>
         </w:numPr>
-        <w:autoSpaceDE/>
-        <w:autoSpaceDN/>
-        <w:spacing w:before="100" w:beforeAutospacing="1" w:after="100" w:afterAutospacing="1" w:line="480" w:lineRule="auto"/>
+        <w:spacing w:line="480" w:lineRule="auto"/>
         <w:jc w:val="both"/>
         <w:rPr>
-          <w:sz w:val="24"/>
-          <w:szCs w:val="24"/>
-        </w:rPr>
-      </w:pPr>
-      <w:r>
-        <w:rPr>
-          <w:rStyle w:val="Strong"/>
-          <w:b w:val="0"/>
-          <w:bCs w:val="0"/>
-          <w:sz w:val="24"/>
-          <w:szCs w:val="24"/>
-        </w:rPr>
-        <w:t>Fungsionalitas terbaik ditunjukkan oleh Facebook</w:t>
-      </w:r>
-      <w:r>
-        <w:rPr>
-          <w:sz w:val="24"/>
-          <w:szCs w:val="24"/>
-        </w:rPr>
-        <w:t>, terutama pada aspek kemudahan penggunaan (</w:t>
-      </w:r>
-      <w:r>
-        <w:rPr>
-          <w:rStyle w:val="Emphasis"/>
-          <w:sz w:val="24"/>
-          <w:szCs w:val="24"/>
-        </w:rPr>
-        <w:t>Ease of Use</w:t>
-      </w:r>
-      <w:r>
-        <w:rPr>
-          <w:sz w:val="24"/>
-          <w:szCs w:val="24"/>
-        </w:rPr>
-        <w:t>).</w:t>
-      </w:r>
-    </w:p>
-    <w:p>
-      <w:pPr>
-        <w:widowControl/>
+          <w:lang w:val="en-US"/>
+        </w:rPr>
+      </w:pPr>
+      <w:r>
+        <w:rPr>
+          <w:lang w:val="en-US"/>
+        </w:rPr>
+        <w:t>Keterbatasan dalam Aspek yang Dievaluasi Penelitian ini hanya mengevaluasi lima aspek dari EUCS, yang mungkin tidak mencakup semua faktor yang mempengaruhi kepuasan pengguna. Misalnya, aspek seperti interaksi pengguna, dukungan pelanggan, dan keamanan data juga dapat berpengaruh signifikan terhadap kepuasan pengguna.</w:t>
+      </w:r>
+    </w:p>
+    <w:p>
+      <w:pPr>
+        <w:pStyle w:val="BodyText"/>
         <w:numPr>
           <w:ilvl w:val="0"/>
           <w:numId w:val="19"/>
         </w:numPr>
-        <w:autoSpaceDE/>
-        <w:autoSpaceDN/>
-        <w:spacing w:before="100" w:beforeAutospacing="1" w:after="100" w:afterAutospacing="1" w:line="480" w:lineRule="auto"/>
+        <w:spacing w:line="480" w:lineRule="auto"/>
         <w:jc w:val="both"/>
         <w:rPr>
-          <w:sz w:val="24"/>
-          <w:szCs w:val="24"/>
-        </w:rPr>
-      </w:pPr>
-      <w:r>
-        <w:rPr>
-          <w:sz w:val="24"/>
-          <w:szCs w:val="24"/>
-        </w:rPr>
-        <w:t xml:space="preserve">Aspek </w:t>
-      </w:r>
-      <w:r>
-        <w:rPr>
-          <w:rStyle w:val="Emphasis"/>
-          <w:sz w:val="24"/>
-          <w:szCs w:val="24"/>
-        </w:rPr>
-        <w:t>Ease of Use</w:t>
-      </w:r>
-      <w:r>
-        <w:rPr>
-          <w:sz w:val="24"/>
-          <w:szCs w:val="24"/>
-        </w:rPr>
-        <w:t xml:space="preserve"> dan </w:t>
-      </w:r>
-      <w:r>
-        <w:rPr>
-          <w:rStyle w:val="Emphasis"/>
-          <w:sz w:val="24"/>
-          <w:szCs w:val="24"/>
-        </w:rPr>
-        <w:t>Format</w:t>
-      </w:r>
-      <w:r>
-        <w:rPr>
-          <w:sz w:val="24"/>
-          <w:szCs w:val="24"/>
-        </w:rPr>
-        <w:t xml:space="preserve"> menjadi dimensi EUCS yang paling mempengaruhi persepsi positif pengguna.</w:t>
-      </w:r>
-    </w:p>
-    <w:p>
-      <w:pPr>
-        <w:widowControl/>
+          <w:lang w:val="en-US"/>
+        </w:rPr>
+      </w:pPr>
+      <w:r>
+        <w:rPr>
+          <w:lang w:val="en-US"/>
+        </w:rPr>
+        <w:t xml:space="preserve">Potensi Bias dalam Pengumpulan Data Pengumpulan data melalui survei dapat mengandung bias, </w:t>
+      </w:r>
+      <w:r>
+        <w:rPr>
+          <w:lang w:val="en-US"/>
+        </w:rPr>
+        <w:lastRenderedPageBreak/>
+        <w:t xml:space="preserve">terutama jika responden memiliki preferensi yang kuat terhadap salah satu </w:t>
+      </w:r>
+      <w:r>
+        <w:rPr>
+          <w:i/>
+          <w:lang w:val="en-US"/>
+        </w:rPr>
+        <w:t>platform</w:t>
+      </w:r>
+      <w:r>
+        <w:rPr>
+          <w:lang w:val="en-US"/>
+        </w:rPr>
+        <w:t>. Hal ini dapat mempengaruhi hasil dan interpretasi data.</w:t>
+      </w:r>
+    </w:p>
+    <w:p>
+      <w:pPr>
+        <w:pStyle w:val="BodyText"/>
         <w:numPr>
           <w:ilvl w:val="0"/>
           <w:numId w:val="19"/>
         </w:numPr>
-        <w:autoSpaceDE/>
-        <w:autoSpaceDN/>
-        <w:spacing w:before="100" w:beforeAutospacing="1" w:after="100" w:afterAutospacing="1" w:line="480" w:lineRule="auto"/>
-        <w:jc w:val="both"/>
-        <w:rPr>
-          <w:sz w:val="24"/>
-          <w:szCs w:val="24"/>
-        </w:rPr>
-      </w:pPr>
-      <w:r>
-        <w:rPr>
-          <w:sz w:val="24"/>
-          <w:szCs w:val="24"/>
-        </w:rPr>
-        <w:t>Metode EUCS efektif digunakan untuk mengevaluasi dan membandingkan kepuasan pengguna terhadap platform media sosial.</w:t>
-      </w:r>
-    </w:p>
-    <w:p>
-      <w:pPr>
-        <w:widowControl/>
-        <w:autoSpaceDE/>
-        <w:autoSpaceDN/>
-        <w:spacing w:before="100" w:beforeAutospacing="1" w:after="100" w:afterAutospacing="1" w:line="480" w:lineRule="auto"/>
-        <w:jc w:val="both"/>
-        <w:rPr>
-          <w:sz w:val="24"/>
-          <w:szCs w:val="24"/>
-        </w:rPr>
-      </w:pPr>
-    </w:p>
-    <w:p>
-      <w:pPr>
-        <w:widowControl/>
-        <w:autoSpaceDE/>
-        <w:autoSpaceDN/>
-        <w:spacing w:before="100" w:beforeAutospacing="1" w:after="100" w:afterAutospacing="1" w:line="480" w:lineRule="auto"/>
-        <w:jc w:val="both"/>
-        <w:rPr>
-          <w:sz w:val="24"/>
-          <w:szCs w:val="24"/>
-        </w:rPr>
-      </w:pPr>
-    </w:p>
-    <w:p>
-      <w:pPr>
-        <w:pStyle w:val="Heading3"/>
         <w:spacing w:line="480" w:lineRule="auto"/>
         <w:jc w:val="both"/>
         <w:rPr>
-          <w:b/>
-          <w:color w:val="auto"/>
-        </w:rPr>
-      </w:pPr>
-      <w:r>
-        <w:rPr>
-          <w:b/>
-          <w:color w:val="auto"/>
-        </w:rPr>
-        <w:lastRenderedPageBreak/>
-        <w:t>5.2. Saran</w:t>
-      </w:r>
-    </w:p>
-    <w:p>
-      <w:pPr>
-        <w:pStyle w:val="Heading4"/>
+          <w:lang w:val="en-US"/>
+        </w:rPr>
+      </w:pPr>
+      <w:r>
+        <w:rPr>
+          <w:lang w:val="en-US"/>
+        </w:rPr>
+        <w:t>Analisis yang Terbatas pada Waktu Tertentu Penelitian ini mungkin tidak mempertimbangkan perubahan dalam tren sosial media yang cepat. Hasil yang diperoleh mungkin hanya berlaku untuk periode tertentu dan tidak dapat digeneralisasi untuk jangka panjang.</w:t>
+      </w:r>
+    </w:p>
+    <w:p>
+      <w:pPr>
+        <w:pStyle w:val="BodyText"/>
+        <w:numPr>
+          <w:ilvl w:val="0"/>
+          <w:numId w:val="19"/>
+        </w:numPr>
         <w:spacing w:line="480" w:lineRule="auto"/>
         <w:jc w:val="both"/>
         <w:rPr>
-          <w:b/>
-          <w:i w:val="0"/>
-          <w:color w:val="auto"/>
-          <w:sz w:val="24"/>
+          <w:lang w:val="en-US"/>
+        </w:rPr>
+      </w:pPr>
+      <w:r>
+        <w:rPr>
+          <w:lang w:val="en-US"/>
+        </w:rPr>
+        <w:t>Kurangnya Analisis Kualitatif Penelitian ini lebih berfokus pada data kuantitatif dan kurang memberikan analisis kualitatif yang mendalam. Pendekatan kualitatif dapat memberikan wawasan tambahan tentang pengalaman pengguna yang tidak dapat diukur dengan angka.</w:t>
+      </w:r>
+    </w:p>
+    <w:p>
+      <w:pPr>
+        <w:pStyle w:val="BodyText"/>
+        <w:numPr>
+          <w:ilvl w:val="0"/>
+          <w:numId w:val="19"/>
+        </w:numPr>
+        <w:spacing w:line="480" w:lineRule="auto"/>
+        <w:jc w:val="both"/>
+        <w:rPr>
+          <w:lang w:val="en-US"/>
+        </w:rPr>
+      </w:pPr>
+      <w:r>
+        <w:rPr>
+          <w:lang w:val="en-US"/>
+        </w:rPr>
+        <w:t xml:space="preserve">Tidak Mempertimbangkan Faktor Eksternal Penelitian ini tidak mempertimbangkan faktor eksternal yang dapat mempengaruhi kepuasan pengguna, seperti perubahan algoritma </w:t>
+      </w:r>
+      <w:r>
+        <w:rPr>
+          <w:i/>
+          <w:lang w:val="en-US"/>
+        </w:rPr>
+        <w:t>platform</w:t>
+      </w:r>
+      <w:r>
+        <w:rPr>
+          <w:lang w:val="en-US"/>
+        </w:rPr>
+        <w:t>, tren pasar, atau faktor sosial dan budaya. Ini dapat mempengaruhi relevansi hasil penelitian</w:t>
+      </w:r>
+      <w:r>
+        <w:rPr>
+          <w:lang w:val="en-US"/>
+        </w:rPr>
+        <w:t xml:space="preserve"> dalam konteks yang lebih luas.</w:t>
+      </w:r>
+    </w:p>
+    <w:p>
+      <w:pPr>
+        <w:pStyle w:val="BodyText"/>
+        <w:spacing w:line="480" w:lineRule="auto"/>
+        <w:jc w:val="both"/>
+        <w:rPr>
+          <w:lang w:val="en-US"/>
+        </w:rPr>
+      </w:pPr>
+      <w:r>
+        <w:rPr>
+          <w:lang w:val="en-US"/>
+        </w:rPr>
+        <w:t>Secara keseluruhan, skripsi ini memberikan kontribusi yang signifikan dalam memahami pengaruh kualitas konten dan fungsionalitas sosial media pada bisnis. Meskipun terdapat beberapa kekurangan, penelitian ini tetap memberikan wawasan yang berharga bagi pemilik bisnis dan peneliti di bidang pemasaran digital. Dengan memperhatikan kelebihan dan kekurangan yang ada, penelitian lebih lanjut dapat dilakukan untuk memperdalam pemahaman tentang dinamika sosial media dan kepuasan pengguna.</w:t>
+      </w:r>
+    </w:p>
+    <w:p>
+      <w:pPr>
+        <w:rPr>
+          <w:sz w:val="28"/>
           <w:szCs w:val="24"/>
-        </w:rPr>
-      </w:pPr>
-      <w:r>
-        <w:rPr>
-          <w:b/>
-          <w:i w:val="0"/>
-          <w:color w:val="auto"/>
+          <w:lang w:val="en-US"/>
+        </w:rPr>
+      </w:pPr>
+      <w:r>
+        <w:rPr>
+          <w:sz w:val="28"/>
+          <w:lang w:val="en-US"/>
+        </w:rPr>
+        <w:br w:type="page"/>
+      </w:r>
+    </w:p>
+    <w:p>
+      <w:pPr>
+        <w:spacing w:line="480" w:lineRule="auto"/>
+        <w:ind w:left="2" w:right="851"/>
+        <w:jc w:val="center"/>
+        <w:rPr>
+          <w:b/>
+          <w:spacing w:val="-4"/>
+          <w:sz w:val="28"/>
+          <w:lang w:val="en-US"/>
+        </w:rPr>
+      </w:pPr>
+      <w:bookmarkStart w:id="29" w:name="DAFTAR_PUSTAKA"/>
+      <w:bookmarkEnd w:id="29"/>
+      <w:r>
+        <w:rPr>
+          <w:b/>
+          <w:spacing w:val="-4"/>
+          <w:sz w:val="28"/>
+          <w:lang w:val="en-US"/>
+        </w:rPr>
+        <w:lastRenderedPageBreak/>
+        <w:t>BAB V</w:t>
+      </w:r>
+    </w:p>
+    <w:p>
+      <w:pPr>
+        <w:spacing w:line="480" w:lineRule="auto"/>
+        <w:ind w:right="850"/>
+        <w:jc w:val="center"/>
+        <w:rPr>
+          <w:b/>
+          <w:spacing w:val="-4"/>
+          <w:sz w:val="28"/>
+          <w:lang w:val="en-US"/>
+        </w:rPr>
+      </w:pPr>
+      <w:r>
+        <w:rPr>
+          <w:b/>
+          <w:spacing w:val="-4"/>
+          <w:sz w:val="28"/>
+          <w:lang w:val="en-US"/>
+        </w:rPr>
+        <w:t>KESIMPULAN</w:t>
+      </w:r>
+      <w:r>
+        <w:rPr>
+          <w:b/>
+          <w:spacing w:val="-4"/>
+          <w:sz w:val="28"/>
+          <w:lang w:val="en-US"/>
+        </w:rPr>
+        <w:t xml:space="preserve"> DAN </w:t>
+      </w:r>
+      <w:r>
+        <w:rPr>
+          <w:b/>
+          <w:spacing w:val="-4"/>
+          <w:sz w:val="28"/>
+          <w:lang w:val="en-US"/>
+        </w:rPr>
+        <w:t>SARAN</w:t>
+      </w:r>
+    </w:p>
+    <w:p>
+      <w:pPr>
+        <w:spacing w:line="480" w:lineRule="auto"/>
+        <w:ind w:right="850"/>
+        <w:jc w:val="center"/>
+        <w:rPr>
+          <w:b/>
+          <w:spacing w:val="-4"/>
+          <w:sz w:val="28"/>
+        </w:rPr>
+      </w:pPr>
+    </w:p>
+    <w:p>
+      <w:pPr>
+        <w:spacing w:line="480" w:lineRule="auto"/>
+        <w:ind w:right="850"/>
+        <w:jc w:val="center"/>
+        <w:rPr>
+          <w:b/>
+          <w:spacing w:val="-4"/>
+          <w:sz w:val="28"/>
+        </w:rPr>
+      </w:pPr>
+    </w:p>
+    <w:p>
+      <w:pPr>
+        <w:pStyle w:val="Subtitle"/>
+        <w:numPr>
+          <w:ilvl w:val="0"/>
+          <w:numId w:val="0"/>
+        </w:numPr>
+        <w:spacing w:line="480" w:lineRule="auto"/>
+        <w:rPr>
+          <w:b w:val="0"/>
+          <w:lang w:val="en-US"/>
+        </w:rPr>
+      </w:pPr>
+      <w:r>
+        <w:t>5.1. Kesimpulan</w:t>
+      </w:r>
+    </w:p>
+    <w:p>
+      <w:pPr>
+        <w:spacing w:line="480" w:lineRule="auto"/>
+        <w:ind w:left="2" w:right="851" w:firstLine="360"/>
+        <w:jc w:val="both"/>
+        <w:rPr>
           <w:sz w:val="24"/>
           <w:szCs w:val="24"/>
         </w:rPr>
-        <w:t>5.2.1. Untuk Pengembang Platform</w:t>
-      </w:r>
-    </w:p>
-    <w:p>
-      <w:pPr>
-        <w:widowControl/>
+      </w:pPr>
+      <w:r>
+        <w:rPr>
+          <w:sz w:val="24"/>
+          <w:szCs w:val="24"/>
+        </w:rPr>
+        <w:t>Berdasarkan hasil penelitian dan analisis data yang dilakukan menggunakan metode EUCS (</w:t>
+      </w:r>
+      <w:r>
+        <w:rPr>
+          <w:i/>
+          <w:sz w:val="24"/>
+          <w:szCs w:val="24"/>
+        </w:rPr>
+        <w:t>End User Computing Satisfaction</w:t>
+      </w:r>
+      <w:r>
+        <w:rPr>
+          <w:sz w:val="24"/>
+          <w:szCs w:val="24"/>
+        </w:rPr>
+        <w:t>), beberapa kesimpulan penting dapat diambil sebagai berikut:</w:t>
+      </w:r>
+    </w:p>
+    <w:p>
+      <w:pPr>
+        <w:pStyle w:val="ListParagraph"/>
         <w:numPr>
           <w:ilvl w:val="0"/>
           <w:numId w:val="20"/>
         </w:numPr>
-        <w:autoSpaceDE/>
-        <w:autoSpaceDN/>
-        <w:spacing w:before="100" w:beforeAutospacing="1" w:after="100" w:afterAutospacing="1" w:line="480" w:lineRule="auto"/>
-        <w:jc w:val="both"/>
+        <w:spacing w:line="480" w:lineRule="auto"/>
+        <w:ind w:right="851"/>
         <w:rPr>
           <w:sz w:val="24"/>
           <w:szCs w:val="24"/>
@@ -30532,58 +30642,156 @@
       </w:pPr>
       <w:r>
         <w:rPr>
-          <w:rStyle w:val="Strong"/>
-          <w:b w:val="0"/>
-          <w:bCs w:val="0"/>
+          <w:sz w:val="24"/>
+          <w:szCs w:val="24"/>
+        </w:rPr>
+        <w:t xml:space="preserve">Performa Kualitas Konten: Instagram menunjukkan performa terbaik dalam hal kualitas konten dibandingkan dengan platform sosial media lainnya. Hal ini terlihat dari skor tertinggi yang diperoleh Instagram di semua aspek yang dievaluasi, termasuk </w:t>
+      </w:r>
+      <w:r>
+        <w:rPr>
           <w:i/>
           <w:sz w:val="24"/>
           <w:szCs w:val="24"/>
         </w:rPr>
+        <w:t>Content, Accuracy, Format, Ease of Use</w:t>
+      </w:r>
+      <w:r>
+        <w:rPr>
+          <w:sz w:val="24"/>
+          <w:szCs w:val="24"/>
+        </w:rPr>
+        <w:t xml:space="preserve">, dan </w:t>
+      </w:r>
+      <w:r>
+        <w:rPr>
+          <w:i/>
+          <w:sz w:val="24"/>
+          <w:szCs w:val="24"/>
+        </w:rPr>
+        <w:t>Timeliness</w:t>
+      </w:r>
+      <w:r>
+        <w:rPr>
+          <w:sz w:val="24"/>
+          <w:szCs w:val="24"/>
+        </w:rPr>
+        <w:t xml:space="preserve">. Pengguna merasa lebih puas dengan konten yang disajikan di Instagram, yang mencerminkan daya tarik visual dan interaktivitas yang tinggi. Di sisi lain, </w:t>
+      </w:r>
+      <w:r>
+        <w:rPr>
+          <w:i/>
+          <w:sz w:val="24"/>
+          <w:szCs w:val="24"/>
+        </w:rPr>
+        <w:t>X</w:t>
+      </w:r>
+      <w:r>
+        <w:rPr>
+          <w:sz w:val="24"/>
+          <w:szCs w:val="24"/>
+        </w:rPr>
+        <w:t xml:space="preserve"> (sebelumnya </w:t>
+      </w:r>
+      <w:r>
+        <w:rPr>
+          <w:i/>
+          <w:sz w:val="24"/>
+          <w:szCs w:val="24"/>
+        </w:rPr>
+        <w:t>Twitter</w:t>
+      </w:r>
+      <w:r>
+        <w:rPr>
+          <w:sz w:val="24"/>
+          <w:szCs w:val="24"/>
+        </w:rPr>
+        <w:t xml:space="preserve">) menempati posisi kedua, menunjukkan bahwa meskipun tidak sekuat </w:t>
+      </w:r>
+      <w:r>
+        <w:rPr>
+          <w:i/>
+          <w:sz w:val="24"/>
+          <w:szCs w:val="24"/>
+        </w:rPr>
+        <w:t>Instagram</w:t>
+      </w:r>
+      <w:r>
+        <w:rPr>
+          <w:sz w:val="24"/>
+          <w:szCs w:val="24"/>
+        </w:rPr>
+        <w:t xml:space="preserve">, </w:t>
+      </w:r>
+      <w:r>
+        <w:rPr>
+          <w:i/>
+          <w:sz w:val="24"/>
+          <w:szCs w:val="24"/>
+        </w:rPr>
+        <w:t>platform</w:t>
+      </w:r>
+      <w:r>
+        <w:rPr>
+          <w:sz w:val="24"/>
+          <w:szCs w:val="24"/>
+        </w:rPr>
+        <w:t xml:space="preserve"> ini masih mampu menyajikan konten yang relevan dan menarik. </w:t>
+      </w:r>
+      <w:r>
+        <w:rPr>
+          <w:i/>
+          <w:sz w:val="24"/>
+          <w:szCs w:val="24"/>
+        </w:rPr>
         <w:t>Facebook</w:t>
       </w:r>
       <w:r>
         <w:rPr>
-          <w:rStyle w:val="Strong"/>
-          <w:b w:val="0"/>
-          <w:bCs w:val="0"/>
           <w:sz w:val="24"/>
           <w:szCs w:val="24"/>
         </w:rPr>
+        <w:t xml:space="preserve">, di sisi lain, berada di posisi terakhir dalam hal kualitas konten, dengan skor rendah pada aspek </w:t>
+      </w:r>
+      <w:r>
+        <w:rPr>
+          <w:i/>
+          <w:sz w:val="24"/>
+          <w:szCs w:val="24"/>
+        </w:rPr>
+        <w:t>Accuracy</w:t>
+      </w:r>
+      <w:r>
+        <w:rPr>
+          <w:sz w:val="24"/>
+          <w:szCs w:val="24"/>
+        </w:rPr>
         <w:t xml:space="preserve"> dan </w:t>
       </w:r>
       <w:r>
         <w:rPr>
-          <w:rStyle w:val="Strong"/>
-          <w:b w:val="0"/>
-          <w:bCs w:val="0"/>
           <w:i/>
           <w:sz w:val="24"/>
           <w:szCs w:val="24"/>
         </w:rPr>
-        <w:t>X</w:t>
-      </w:r>
-      <w:r>
-        <w:rPr>
-          <w:rStyle w:val="Strong"/>
-          <w:b w:val="0"/>
-          <w:bCs w:val="0"/>
+        <w:t>Timeliness</w:t>
+      </w:r>
+      <w:r>
+        <w:rPr>
           <w:sz w:val="24"/>
           <w:szCs w:val="24"/>
         </w:rPr>
-        <w:t xml:space="preserve"> disarankan untuk meningkatkan relevansi dan ketepatan waktu konten.</w:t>
-      </w:r>
-    </w:p>
-    <w:p>
-      <w:pPr>
-        <w:widowControl/>
+        <w:t>, yang menunjukkan bahwa pengguna merasa konten yang disajikan kurang relevan dan tidak disampaikan tepat waktu.</w:t>
+      </w:r>
+    </w:p>
+    <w:p>
+      <w:pPr>
+        <w:pStyle w:val="ListParagraph"/>
         <w:numPr>
           <w:ilvl w:val="0"/>
           <w:numId w:val="20"/>
         </w:numPr>
-        <w:autoSpaceDE/>
-        <w:autoSpaceDN/>
-        <w:spacing w:before="100" w:beforeAutospacing="1" w:after="100" w:afterAutospacing="1" w:line="480" w:lineRule="auto"/>
-        <w:jc w:val="both"/>
+        <w:spacing w:line="480" w:lineRule="auto"/>
+        <w:ind w:right="851"/>
         <w:rPr>
           <w:sz w:val="24"/>
           <w:szCs w:val="24"/>
@@ -30591,61 +30799,247 @@
       </w:pPr>
       <w:r>
         <w:rPr>
-          <w:rStyle w:val="Strong"/>
-          <w:b w:val="0"/>
-          <w:bCs w:val="0"/>
+          <w:sz w:val="24"/>
+          <w:szCs w:val="24"/>
+        </w:rPr>
+        <w:t xml:space="preserve">Fungsionalitas </w:t>
+      </w:r>
+      <w:r>
+        <w:rPr>
           <w:i/>
           <w:sz w:val="24"/>
           <w:szCs w:val="24"/>
         </w:rPr>
+        <w:t>Platform</w:t>
+      </w:r>
+      <w:r>
+        <w:rPr>
+          <w:sz w:val="24"/>
+          <w:szCs w:val="24"/>
+        </w:rPr>
+        <w:t xml:space="preserve">: Dalam hal fungsionalitas, </w:t>
+      </w:r>
+      <w:r>
+        <w:rPr>
+          <w:i/>
+          <w:sz w:val="24"/>
+          <w:szCs w:val="24"/>
+        </w:rPr>
+        <w:t>Facebook</w:t>
+      </w:r>
+      <w:r>
+        <w:rPr>
+          <w:sz w:val="24"/>
+          <w:szCs w:val="24"/>
+        </w:rPr>
+        <w:t xml:space="preserve"> menunjukkan performa terbaik, terutama pada aspek kemudahan penggunaan (</w:t>
+      </w:r>
+      <w:r>
+        <w:rPr>
+          <w:i/>
+          <w:sz w:val="24"/>
+          <w:szCs w:val="24"/>
+        </w:rPr>
+        <w:t xml:space="preserve">Ease of </w:t>
+      </w:r>
+      <w:r>
+        <w:rPr>
+          <w:i/>
+          <w:sz w:val="24"/>
+          <w:szCs w:val="24"/>
+        </w:rPr>
+        <w:t>Use</w:t>
+      </w:r>
+      <w:r>
+        <w:rPr>
+          <w:sz w:val="24"/>
+          <w:szCs w:val="24"/>
+        </w:rPr>
+        <w:t xml:space="preserve">). Pengguna merasa nyaman menggunakan fitur-fitur yang ada di </w:t>
+      </w:r>
+      <w:r>
+        <w:rPr>
+          <w:i/>
+          <w:sz w:val="24"/>
+          <w:szCs w:val="24"/>
+        </w:rPr>
+        <w:t>Facebook</w:t>
+      </w:r>
+      <w:r>
+        <w:rPr>
+          <w:sz w:val="24"/>
+          <w:szCs w:val="24"/>
+        </w:rPr>
+        <w:t xml:space="preserve">, yang dapat meningkatkan keterlibatan dan kepuasan pengguna. </w:t>
+      </w:r>
+      <w:r>
+        <w:rPr>
+          <w:i/>
+          <w:sz w:val="24"/>
+          <w:szCs w:val="24"/>
+        </w:rPr>
+        <w:t>Instagram</w:t>
+      </w:r>
+      <w:r>
+        <w:rPr>
+          <w:sz w:val="24"/>
+          <w:szCs w:val="24"/>
+        </w:rPr>
+        <w:t xml:space="preserve">, meskipun memiliki kualitas konten yang unggul, masih bersaing dalam aspek </w:t>
+      </w:r>
+      <w:r>
+        <w:rPr>
+          <w:i/>
+          <w:sz w:val="24"/>
+          <w:szCs w:val="24"/>
+        </w:rPr>
+        <w:t>Ease of Use</w:t>
+      </w:r>
+      <w:r>
+        <w:rPr>
+          <w:sz w:val="24"/>
+          <w:szCs w:val="24"/>
+        </w:rPr>
+        <w:t xml:space="preserve"> dan </w:t>
+      </w:r>
+      <w:r>
+        <w:rPr>
+          <w:i/>
+          <w:sz w:val="24"/>
+          <w:szCs w:val="24"/>
+        </w:rPr>
+        <w:t>Format</w:t>
+      </w:r>
+      <w:r>
+        <w:rPr>
+          <w:sz w:val="24"/>
+          <w:szCs w:val="24"/>
+        </w:rPr>
+        <w:t xml:space="preserve">. Namun, aspek </w:t>
+      </w:r>
+      <w:r>
+        <w:rPr>
+          <w:i/>
+          <w:sz w:val="24"/>
+          <w:szCs w:val="24"/>
+        </w:rPr>
+        <w:t>Accuracy</w:t>
+      </w:r>
+      <w:r>
+        <w:rPr>
+          <w:sz w:val="24"/>
+          <w:szCs w:val="24"/>
+        </w:rPr>
+        <w:t xml:space="preserve"> dan </w:t>
+      </w:r>
+      <w:r>
+        <w:rPr>
+          <w:i/>
+          <w:sz w:val="24"/>
+          <w:szCs w:val="24"/>
+        </w:rPr>
+        <w:t>Timeliness</w:t>
+      </w:r>
+      <w:r>
+        <w:rPr>
+          <w:sz w:val="24"/>
+          <w:szCs w:val="24"/>
+        </w:rPr>
+        <w:t xml:space="preserve"> di </w:t>
+      </w:r>
+      <w:r>
+        <w:rPr>
+          <w:i/>
+          <w:sz w:val="24"/>
+          <w:szCs w:val="24"/>
+        </w:rPr>
+        <w:t>Instagram</w:t>
+      </w:r>
+      <w:r>
+        <w:rPr>
+          <w:sz w:val="24"/>
+          <w:szCs w:val="24"/>
+        </w:rPr>
+        <w:t xml:space="preserve"> sedikit di bawah rata-rata, yang menunjukkan bahwa </w:t>
+      </w:r>
+      <w:r>
+        <w:rPr>
+          <w:sz w:val="24"/>
+          <w:szCs w:val="24"/>
+        </w:rPr>
+        <w:lastRenderedPageBreak/>
+        <w:t xml:space="preserve">meskipun pengguna menikmati pengalaman menggunakan </w:t>
+      </w:r>
+      <w:r>
+        <w:rPr>
+          <w:i/>
+          <w:sz w:val="24"/>
+          <w:szCs w:val="24"/>
+        </w:rPr>
+        <w:t>platform</w:t>
+      </w:r>
+      <w:r>
+        <w:rPr>
+          <w:sz w:val="24"/>
+          <w:szCs w:val="24"/>
+        </w:rPr>
+        <w:t xml:space="preserve"> ini, mereka mungkin merasa bahwa konten tidak selalu disajikan dengan tepat waktu. </w:t>
+      </w:r>
+      <w:r>
+        <w:rPr>
+          <w:i/>
+          <w:sz w:val="24"/>
+          <w:szCs w:val="24"/>
+        </w:rPr>
         <w:t>X</w:t>
       </w:r>
       <w:r>
         <w:rPr>
-          <w:rStyle w:val="Strong"/>
-          <w:b w:val="0"/>
-          <w:bCs w:val="0"/>
           <w:sz w:val="24"/>
           <w:szCs w:val="24"/>
         </w:rPr>
-        <w:t xml:space="preserve"> juga perlu memperbaiki antarmuka visual dan sistem pengelolaan waktu respon agar lebih kompetitif.</w:t>
-      </w:r>
-    </w:p>
-    <w:p>
-      <w:pPr>
-        <w:pStyle w:val="Heading4"/>
-        <w:spacing w:line="480" w:lineRule="auto"/>
-        <w:jc w:val="both"/>
-        <w:rPr>
-          <w:b/>
-          <w:i w:val="0"/>
-          <w:color w:val="auto"/>
+        <w:t xml:space="preserve">, meskipun memiliki skor sedang, menempati posisi terbawah untuk aspek </w:t>
+      </w:r>
+      <w:r>
+        <w:rPr>
+          <w:i/>
           <w:sz w:val="24"/>
           <w:szCs w:val="24"/>
         </w:rPr>
-      </w:pPr>
-      <w:r>
-        <w:rPr>
-          <w:b/>
-          <w:i w:val="0"/>
-          <w:color w:val="auto"/>
+        <w:t>Timeliness</w:t>
+      </w:r>
+      <w:r>
+        <w:rPr>
           <w:sz w:val="24"/>
           <w:szCs w:val="24"/>
         </w:rPr>
-        <w:t>5.2.2. Untuk Pelaku Bisnis</w:t>
-      </w:r>
-    </w:p>
-    <w:p>
-      <w:pPr>
-        <w:widowControl/>
+        <w:t xml:space="preserve"> dan </w:t>
+      </w:r>
+      <w:r>
+        <w:rPr>
+          <w:i/>
+          <w:sz w:val="24"/>
+          <w:szCs w:val="24"/>
+        </w:rPr>
+        <w:t>Format</w:t>
+      </w:r>
+      <w:r>
+        <w:rPr>
+          <w:sz w:val="24"/>
+          <w:szCs w:val="24"/>
+        </w:rPr>
+        <w:t>, menunjukkan perlunya perbaikan dalam penyajian konten dan antarmuka.</w:t>
+      </w:r>
+    </w:p>
+    <w:p>
+      <w:pPr>
+        <w:pStyle w:val="ListParagraph"/>
         <w:numPr>
           <w:ilvl w:val="0"/>
-          <w:numId w:val="21"/>
+          <w:numId w:val="20"/>
         </w:numPr>
-        <w:autoSpaceDE/>
-        <w:autoSpaceDN/>
-        <w:spacing w:before="100" w:beforeAutospacing="1" w:after="100" w:afterAutospacing="1" w:line="480" w:lineRule="auto"/>
-        <w:jc w:val="both"/>
+        <w:spacing w:line="480" w:lineRule="auto"/>
+        <w:ind w:right="851"/>
         <w:rPr>
           <w:sz w:val="24"/>
           <w:szCs w:val="24"/>
@@ -30653,43 +31047,151 @@
       </w:pPr>
       <w:r>
         <w:rPr>
-          <w:rStyle w:val="Strong"/>
-          <w:b w:val="0"/>
-          <w:bCs w:val="0"/>
+          <w:sz w:val="24"/>
+          <w:szCs w:val="24"/>
+        </w:rPr>
+        <w:t xml:space="preserve">Dimensi yang Mempengaruhi Persepsi Pengguna: Aspek </w:t>
+      </w:r>
+      <w:r>
+        <w:rPr>
           <w:i/>
           <w:sz w:val="24"/>
           <w:szCs w:val="24"/>
         </w:rPr>
-        <w:t>Instagram</w:t>
-      </w:r>
-      <w:r>
-        <w:rPr>
-          <w:rStyle w:val="Strong"/>
-          <w:b w:val="0"/>
-          <w:bCs w:val="0"/>
+        <w:t>Ease of Use</w:t>
+      </w:r>
+      <w:r>
+        <w:rPr>
           <w:sz w:val="24"/>
           <w:szCs w:val="24"/>
         </w:rPr>
-        <w:t xml:space="preserve"> merupakan platform yang sangat direkomendasikan</w:t>
-      </w:r>
-      <w:r>
-        <w:rPr>
+        <w:t xml:space="preserve"> dan </w:t>
+      </w:r>
+      <w:r>
+        <w:rPr>
+          <w:i/>
           <w:sz w:val="24"/>
           <w:szCs w:val="24"/>
         </w:rPr>
-        <w:t xml:space="preserve"> untuk kegiatan promosi atau branding, mengingat performanya yang unggul pada hampir semua aspek.</w:t>
-      </w:r>
-    </w:p>
-    <w:p>
-      <w:pPr>
-        <w:widowControl/>
+        <w:t>Format</w:t>
+      </w:r>
+      <w:r>
+        <w:rPr>
+          <w:sz w:val="24"/>
+          <w:szCs w:val="24"/>
+        </w:rPr>
+        <w:t xml:space="preserve"> menjadi dimensi EUCS yang paling mempengaruhi persepsi positif pengguna terhadap </w:t>
+      </w:r>
+      <w:r>
+        <w:rPr>
+          <w:i/>
+          <w:sz w:val="24"/>
+          <w:szCs w:val="24"/>
+        </w:rPr>
+        <w:t>platform</w:t>
+      </w:r>
+      <w:r>
+        <w:rPr>
+          <w:sz w:val="24"/>
+          <w:szCs w:val="24"/>
+        </w:rPr>
+        <w:t xml:space="preserve"> sosial media. Kemudahan dalam menggunakan </w:t>
+      </w:r>
+      <w:r>
+        <w:rPr>
+          <w:i/>
+          <w:sz w:val="24"/>
+          <w:szCs w:val="24"/>
+        </w:rPr>
+        <w:t>platform</w:t>
+      </w:r>
+      <w:r>
+        <w:rPr>
+          <w:sz w:val="24"/>
+          <w:szCs w:val="24"/>
+        </w:rPr>
+        <w:t xml:space="preserve"> dan tampilan konten yang menarik sangat penting dalam meningkatkan kepuasan pengguna. Hal ini menunjukkan bahwa pengembang platform harus fokus pada peningkatan antarmuka pengguna dan penyajian konten yang menarik untuk meningkatkan pengalaman pengguna secara keseluruhan.</w:t>
+      </w:r>
+    </w:p>
+    <w:p>
+      <w:pPr>
+        <w:pStyle w:val="ListParagraph"/>
         <w:numPr>
           <w:ilvl w:val="0"/>
-          <w:numId w:val="21"/>
+          <w:numId w:val="20"/>
         </w:numPr>
-        <w:autoSpaceDE/>
-        <w:autoSpaceDN/>
-        <w:spacing w:before="100" w:beforeAutospacing="1" w:after="100" w:afterAutospacing="1" w:line="480" w:lineRule="auto"/>
+        <w:spacing w:line="480" w:lineRule="auto"/>
+        <w:ind w:right="851"/>
+        <w:rPr>
+          <w:sz w:val="24"/>
+          <w:szCs w:val="24"/>
+        </w:rPr>
+      </w:pPr>
+      <w:r>
+        <w:rPr>
+          <w:sz w:val="24"/>
+          <w:szCs w:val="24"/>
+        </w:rPr>
+        <w:t xml:space="preserve">Efektivitas Metode EUCS: Metode EUCS terbukti efektif digunakan untuk mengevaluasi dan membandingkan kepuasan pengguna terhadap berbagai </w:t>
+      </w:r>
+      <w:r>
+        <w:rPr>
+          <w:i/>
+          <w:sz w:val="24"/>
+          <w:szCs w:val="24"/>
+        </w:rPr>
+        <w:t>platform</w:t>
+      </w:r>
+      <w:r>
+        <w:rPr>
+          <w:sz w:val="24"/>
+          <w:szCs w:val="24"/>
+        </w:rPr>
+        <w:t xml:space="preserve"> media sosial. Dengan menggunakan pendekatan ini, peneliti dapat memperoleh data yang kuantitatif dan kualitatif, yang memberikan wawasan yang lebih mendalam tentang faktor-faktor yang mempengaruhi kepuasan pengguna. Hasil penelitian ini dapat menjadi acuan bagi pengembang </w:t>
+      </w:r>
+      <w:r>
+        <w:rPr>
+          <w:i/>
+          <w:sz w:val="24"/>
+          <w:szCs w:val="24"/>
+        </w:rPr>
+        <w:t>platform</w:t>
+      </w:r>
+      <w:r>
+        <w:rPr>
+          <w:sz w:val="24"/>
+          <w:szCs w:val="24"/>
+        </w:rPr>
+        <w:t xml:space="preserve"> dan pelaku bisnis dalam merumuskan strategi yang lebih baik untuk meningkatkan kepuasan pengguna.</w:t>
+      </w:r>
+    </w:p>
+    <w:p>
+      <w:pPr>
+        <w:pStyle w:val="ListParagraph"/>
+        <w:spacing w:line="480" w:lineRule="auto"/>
+        <w:ind w:left="722" w:right="851" w:firstLine="0"/>
+        <w:rPr>
+          <w:sz w:val="24"/>
+          <w:szCs w:val="24"/>
+        </w:rPr>
+      </w:pPr>
+    </w:p>
+    <w:p>
+      <w:pPr>
+        <w:pStyle w:val="Subtitle"/>
+        <w:numPr>
+          <w:ilvl w:val="0"/>
+          <w:numId w:val="0"/>
+        </w:numPr>
+      </w:pPr>
+      <w:r>
+        <w:t>5.2. Saran</w:t>
+      </w:r>
+    </w:p>
+    <w:p>
+      <w:pPr>
+        <w:spacing w:line="480" w:lineRule="auto"/>
+        <w:ind w:left="2" w:right="851"/>
         <w:jc w:val="both"/>
         <w:rPr>
           <w:sz w:val="24"/>
@@ -30698,72 +31200,21 @@
       </w:pPr>
       <w:r>
         <w:rPr>
-          <w:rStyle w:val="Strong"/>
-          <w:b w:val="0"/>
-          <w:bCs w:val="0"/>
-          <w:i/>
           <w:sz w:val="24"/>
           <w:szCs w:val="24"/>
         </w:rPr>
-        <w:t>Facebook</w:t>
-      </w:r>
-      <w:r>
-        <w:rPr>
-          <w:rStyle w:val="Strong"/>
-          <w:b w:val="0"/>
-          <w:bCs w:val="0"/>
-          <w:sz w:val="24"/>
-          <w:szCs w:val="24"/>
-        </w:rPr>
-        <w:t xml:space="preserve"> tetap layak digunakan</w:t>
-      </w:r>
-      <w:r>
-        <w:rPr>
-          <w:sz w:val="24"/>
-          <w:szCs w:val="24"/>
-        </w:rPr>
-        <w:t>, khususnya jika bisnis menargetkan pengguna yang memprioritaskan kemudahan interaksi.</w:t>
-      </w:r>
-    </w:p>
-    <w:p>
-      <w:pPr>
-        <w:pStyle w:val="Heading4"/>
-        <w:spacing w:line="480" w:lineRule="auto"/>
-        <w:jc w:val="both"/>
-        <w:rPr>
-          <w:b/>
-          <w:i w:val="0"/>
-          <w:color w:val="auto"/>
-          <w:sz w:val="24"/>
-          <w:szCs w:val="24"/>
-        </w:rPr>
-      </w:pPr>
-      <w:r>
-        <w:rPr>
-          <w:b/>
-          <w:i w:val="0"/>
-          <w:color w:val="auto"/>
-          <w:sz w:val="24"/>
-          <w:szCs w:val="24"/>
-        </w:rPr>
-        <w:t>5.2.3. Untuk Penelitian Selanjutnya</w:t>
-      </w:r>
-    </w:p>
-    <w:p>
-      <w:pPr>
-        <w:widowControl/>
+        <w:t>Berdasarkan hasil penelitian dan kesimpulan yang diperoleh, beberapa saran dapat diberikan untuk berbagai pihak yang terlibat:</w:t>
+      </w:r>
+    </w:p>
+    <w:p>
+      <w:pPr>
+        <w:pStyle w:val="ListParagraph"/>
         <w:numPr>
           <w:ilvl w:val="0"/>
           <w:numId w:val="22"/>
         </w:numPr>
-        <w:tabs>
-          <w:tab w:val="clear" w:pos="720"/>
-          <w:tab w:val="num" w:pos="630"/>
-        </w:tabs>
-        <w:autoSpaceDE/>
-        <w:autoSpaceDN/>
-        <w:spacing w:before="100" w:beforeAutospacing="1" w:after="100" w:afterAutospacing="1" w:line="480" w:lineRule="auto"/>
-        <w:jc w:val="both"/>
+        <w:spacing w:line="480" w:lineRule="auto"/>
+        <w:ind w:right="851"/>
         <w:rPr>
           <w:sz w:val="24"/>
           <w:szCs w:val="24"/>
@@ -30774,7 +31225,7 @@
           <w:sz w:val="24"/>
           <w:szCs w:val="24"/>
         </w:rPr>
-        <w:t xml:space="preserve">Disarankan untuk memperluas penelitian dengan menyertakan platform lain seperti </w:t>
+        <w:t xml:space="preserve">Untuk Pengembang </w:t>
       </w:r>
       <w:r>
         <w:rPr>
@@ -30782,72 +31233,725 @@
           <w:sz w:val="24"/>
           <w:szCs w:val="24"/>
         </w:rPr>
-        <w:t>TikTok</w:t>
+        <w:t>Platform</w:t>
       </w:r>
       <w:r>
         <w:rPr>
           <w:sz w:val="24"/>
           <w:szCs w:val="24"/>
         </w:rPr>
+        <w:t xml:space="preserve">: </w:t>
+      </w:r>
+    </w:p>
+    <w:p>
+      <w:pPr>
+        <w:pStyle w:val="ListParagraph"/>
+        <w:numPr>
+          <w:ilvl w:val="0"/>
+          <w:numId w:val="23"/>
+        </w:numPr>
+        <w:spacing w:line="480" w:lineRule="auto"/>
+        <w:ind w:right="851"/>
+        <w:rPr>
+          <w:sz w:val="24"/>
+          <w:szCs w:val="24"/>
+        </w:rPr>
+      </w:pPr>
+      <w:r>
+        <w:rPr>
+          <w:sz w:val="24"/>
+          <w:szCs w:val="24"/>
+        </w:rPr>
+        <w:t xml:space="preserve">Peningkatan Relevansi dan Ketepatan Waktu Konten: </w:t>
+      </w:r>
+      <w:r>
+        <w:rPr>
+          <w:i/>
+          <w:sz w:val="24"/>
+          <w:szCs w:val="24"/>
+        </w:rPr>
+        <w:t>Facebook</w:t>
+      </w:r>
+      <w:r>
+        <w:rPr>
+          <w:sz w:val="24"/>
+          <w:szCs w:val="24"/>
+        </w:rPr>
+        <w:t xml:space="preserve"> dan </w:t>
+      </w:r>
+      <w:r>
+        <w:rPr>
+          <w:i/>
+          <w:sz w:val="24"/>
+          <w:szCs w:val="24"/>
+        </w:rPr>
+        <w:t>X</w:t>
+      </w:r>
+      <w:r>
+        <w:rPr>
+          <w:sz w:val="24"/>
+          <w:szCs w:val="24"/>
+        </w:rPr>
+        <w:t xml:space="preserve"> disarankan untuk meningkatkan relevansi dan ketepatan waktu konten yang disajikan kepada </w:t>
+      </w:r>
+      <w:r>
+        <w:rPr>
+          <w:sz w:val="24"/>
+          <w:szCs w:val="24"/>
+        </w:rPr>
+        <w:lastRenderedPageBreak/>
+        <w:t>pengguna. Hal ini dapat dilakukan dengan memperbaiki algoritma penyajian konten agar lebih sesuai dengan preferensi pengguna, sehingga meningkatkan kepuasan dan keterlibatan pengguna.</w:t>
+      </w:r>
+    </w:p>
+    <w:p>
+      <w:pPr>
+        <w:pStyle w:val="ListParagraph"/>
+        <w:numPr>
+          <w:ilvl w:val="0"/>
+          <w:numId w:val="23"/>
+        </w:numPr>
+        <w:spacing w:line="480" w:lineRule="auto"/>
+        <w:ind w:right="851"/>
+        <w:rPr>
+          <w:sz w:val="24"/>
+          <w:szCs w:val="24"/>
+        </w:rPr>
+      </w:pPr>
+      <w:r>
+        <w:rPr>
+          <w:sz w:val="24"/>
+          <w:szCs w:val="24"/>
+        </w:rPr>
+        <w:t xml:space="preserve">Perbaikan Antarmuka Visual dan Sistem Pengelolaan Waktu Respon: X perlu memperbaiki antarmuka visual dan sistem pengelolaan waktu respon agar lebih kompetitif. Desain antarmuka yang menarik dan responsif dapat meningkatkan pengalaman pengguna dan mendorong mereka untuk lebih aktif di </w:t>
+      </w:r>
+      <w:r>
+        <w:rPr>
+          <w:i/>
+          <w:sz w:val="24"/>
+          <w:szCs w:val="24"/>
+        </w:rPr>
+        <w:t>platform</w:t>
+      </w:r>
+      <w:r>
+        <w:rPr>
+          <w:sz w:val="24"/>
+          <w:szCs w:val="24"/>
+        </w:rPr>
         <w:t>.</w:t>
       </w:r>
     </w:p>
     <w:p>
       <w:pPr>
-        <w:widowControl/>
+        <w:pStyle w:val="ListParagraph"/>
         <w:numPr>
           <w:ilvl w:val="0"/>
           <w:numId w:val="22"/>
         </w:numPr>
-        <w:autoSpaceDE/>
-        <w:autoSpaceDN/>
-        <w:spacing w:before="100" w:beforeAutospacing="1" w:after="100" w:afterAutospacing="1" w:line="480" w:lineRule="auto"/>
-        <w:ind w:left="630" w:right="851" w:hanging="270"/>
+        <w:spacing w:line="480" w:lineRule="auto"/>
+        <w:ind w:right="851"/>
+        <w:rPr>
+          <w:sz w:val="24"/>
+          <w:szCs w:val="24"/>
+        </w:rPr>
+      </w:pPr>
+      <w:r>
+        <w:rPr>
+          <w:sz w:val="24"/>
+          <w:szCs w:val="24"/>
+        </w:rPr>
+        <w:t xml:space="preserve">Untuk Pelaku Bisnis: </w:t>
+      </w:r>
+    </w:p>
+    <w:p>
+      <w:pPr>
+        <w:pStyle w:val="ListParagraph"/>
+        <w:numPr>
+          <w:ilvl w:val="0"/>
+          <w:numId w:val="24"/>
+        </w:numPr>
+        <w:spacing w:line="480" w:lineRule="auto"/>
+        <w:ind w:right="851"/>
+        <w:rPr>
+          <w:sz w:val="24"/>
+          <w:szCs w:val="24"/>
+        </w:rPr>
+      </w:pPr>
+      <w:r>
+        <w:rPr>
+          <w:sz w:val="24"/>
+          <w:szCs w:val="24"/>
+        </w:rPr>
+        <w:t xml:space="preserve">Rekomendasi Penggunaan </w:t>
+      </w:r>
+      <w:r>
+        <w:rPr>
+          <w:i/>
+          <w:sz w:val="24"/>
+          <w:szCs w:val="24"/>
+        </w:rPr>
+        <w:t>Instagram</w:t>
+      </w:r>
+      <w:r>
+        <w:rPr>
+          <w:sz w:val="24"/>
+          <w:szCs w:val="24"/>
+        </w:rPr>
+        <w:t xml:space="preserve"> untuk Promosi: </w:t>
+      </w:r>
+      <w:r>
+        <w:rPr>
+          <w:i/>
+          <w:sz w:val="24"/>
+          <w:szCs w:val="24"/>
+        </w:rPr>
+        <w:t>Instagram</w:t>
+      </w:r>
+      <w:r>
+        <w:rPr>
+          <w:sz w:val="24"/>
+          <w:szCs w:val="24"/>
+        </w:rPr>
+        <w:t xml:space="preserve"> </w:t>
+      </w:r>
+      <w:r>
+        <w:rPr>
+          <w:sz w:val="24"/>
+          <w:szCs w:val="24"/>
+        </w:rPr>
+        <w:t xml:space="preserve">merupakan </w:t>
+      </w:r>
+      <w:r>
+        <w:rPr>
+          <w:i/>
+          <w:sz w:val="24"/>
+          <w:szCs w:val="24"/>
+        </w:rPr>
+        <w:t>platform</w:t>
+      </w:r>
+      <w:r>
+        <w:rPr>
+          <w:sz w:val="24"/>
+          <w:szCs w:val="24"/>
+        </w:rPr>
+        <w:t xml:space="preserve"> yang sangat direkomendasikan untuk kegiatan promosi atau </w:t>
+      </w:r>
+      <w:r>
+        <w:rPr>
+          <w:i/>
+          <w:sz w:val="24"/>
+          <w:szCs w:val="24"/>
+        </w:rPr>
+        <w:t>branding</w:t>
+      </w:r>
+      <w:r>
+        <w:rPr>
+          <w:sz w:val="24"/>
+          <w:szCs w:val="24"/>
+        </w:rPr>
+        <w:t xml:space="preserve">, mengingat performanya yang unggul pada hampir semua aspek. Bisnis sebaiknya memanfaatkan fitur-fitur yang ada di Instagram, seperti </w:t>
+      </w:r>
+      <w:r>
+        <w:rPr>
+          <w:i/>
+          <w:sz w:val="24"/>
+          <w:szCs w:val="24"/>
+        </w:rPr>
+        <w:t>Instagram Stories</w:t>
+      </w:r>
+      <w:r>
+        <w:rPr>
+          <w:sz w:val="24"/>
+          <w:szCs w:val="24"/>
+        </w:rPr>
+        <w:t xml:space="preserve"> dan IGTV, untuk meningkatkan keterlibatan dengan audiens.</w:t>
+      </w:r>
+    </w:p>
+    <w:p>
+      <w:pPr>
+        <w:pStyle w:val="ListParagraph"/>
+        <w:numPr>
+          <w:ilvl w:val="0"/>
+          <w:numId w:val="24"/>
+        </w:numPr>
+        <w:spacing w:line="480" w:lineRule="auto"/>
+        <w:ind w:right="851"/>
+        <w:rPr>
+          <w:sz w:val="24"/>
+          <w:szCs w:val="24"/>
+        </w:rPr>
+      </w:pPr>
+      <w:r>
+        <w:rPr>
+          <w:sz w:val="24"/>
+          <w:szCs w:val="24"/>
+        </w:rPr>
+        <w:t xml:space="preserve">Penggunaan </w:t>
+      </w:r>
+      <w:r>
+        <w:rPr>
+          <w:i/>
+          <w:sz w:val="24"/>
+          <w:szCs w:val="24"/>
+        </w:rPr>
+        <w:t>Facebook</w:t>
+      </w:r>
+      <w:r>
+        <w:rPr>
+          <w:sz w:val="24"/>
+          <w:szCs w:val="24"/>
+        </w:rPr>
+        <w:t xml:space="preserve"> untuk Target Pengguna Tertentu: </w:t>
+      </w:r>
+      <w:r>
+        <w:rPr>
+          <w:i/>
+          <w:sz w:val="24"/>
+          <w:szCs w:val="24"/>
+        </w:rPr>
+        <w:t>Facebook</w:t>
+      </w:r>
+      <w:r>
+        <w:rPr>
+          <w:sz w:val="24"/>
+          <w:szCs w:val="24"/>
+        </w:rPr>
+        <w:t xml:space="preserve"> </w:t>
+      </w:r>
+      <w:r>
+        <w:rPr>
+          <w:sz w:val="24"/>
+          <w:szCs w:val="24"/>
+        </w:rPr>
+        <w:t>tetap layak digunakan, khususnya jika bisnis menargetkan pengguna yang memprioritaskan kemudahan interaksi. Bisnis dapat memanfaatkan grup dan halaman untuk membangun komunitas dan berinteraks</w:t>
+      </w:r>
+      <w:r>
+        <w:rPr>
+          <w:sz w:val="24"/>
+          <w:szCs w:val="24"/>
+        </w:rPr>
+        <w:t>i lebih dekat dengan pelanggan.</w:t>
+      </w:r>
+    </w:p>
+    <w:p>
+      <w:pPr>
+        <w:pStyle w:val="ListParagraph"/>
+        <w:numPr>
+          <w:ilvl w:val="0"/>
+          <w:numId w:val="22"/>
+        </w:numPr>
+        <w:spacing w:line="480" w:lineRule="auto"/>
+        <w:ind w:right="851"/>
+        <w:rPr>
+          <w:sz w:val="24"/>
+          <w:szCs w:val="24"/>
+        </w:rPr>
+      </w:pPr>
+      <w:r>
+        <w:rPr>
+          <w:sz w:val="24"/>
+          <w:szCs w:val="24"/>
+        </w:rPr>
+        <w:t>Untuk Penelitian Selanjutnya:</w:t>
+      </w:r>
+    </w:p>
+    <w:p>
+      <w:pPr>
+        <w:pStyle w:val="ListParagraph"/>
+        <w:numPr>
+          <w:ilvl w:val="0"/>
+          <w:numId w:val="25"/>
+        </w:numPr>
+        <w:spacing w:line="480" w:lineRule="auto"/>
+        <w:ind w:right="851"/>
+        <w:rPr>
+          <w:sz w:val="24"/>
+          <w:szCs w:val="24"/>
+        </w:rPr>
+      </w:pPr>
+      <w:r>
+        <w:rPr>
+          <w:sz w:val="24"/>
+          <w:szCs w:val="24"/>
+        </w:rPr>
+        <w:t xml:space="preserve">Perluasan Penelitian dengan </w:t>
+      </w:r>
+      <w:r>
+        <w:rPr>
+          <w:i/>
+          <w:sz w:val="24"/>
+          <w:szCs w:val="24"/>
+        </w:rPr>
+        <w:t>Platform</w:t>
+      </w:r>
+      <w:r>
+        <w:rPr>
+          <w:sz w:val="24"/>
+          <w:szCs w:val="24"/>
+        </w:rPr>
+        <w:t xml:space="preserve"> Lain: Disarankan untuk memperluas penelitian dengan menyertakan </w:t>
+      </w:r>
+      <w:r>
+        <w:rPr>
+          <w:i/>
+          <w:sz w:val="24"/>
+          <w:szCs w:val="24"/>
+        </w:rPr>
+        <w:t>platform</w:t>
+      </w:r>
+      <w:r>
+        <w:rPr>
+          <w:sz w:val="24"/>
+          <w:szCs w:val="24"/>
+        </w:rPr>
+        <w:t xml:space="preserve"> lain seperti </w:t>
+      </w:r>
+      <w:r>
+        <w:rPr>
+          <w:i/>
+          <w:sz w:val="24"/>
+          <w:szCs w:val="24"/>
+        </w:rPr>
+        <w:t>TikTok</w:t>
+      </w:r>
+      <w:r>
+        <w:rPr>
+          <w:sz w:val="24"/>
+          <w:szCs w:val="24"/>
+        </w:rPr>
+        <w:t xml:space="preserve">, yang semakin populer di kalangan pengguna muda. Penelitian ini dapat memberikan wawasan tambahan tentang dinamika kepuasan pengguna di berbagai </w:t>
+      </w:r>
+      <w:r>
+        <w:rPr>
+          <w:i/>
+          <w:sz w:val="24"/>
+          <w:szCs w:val="24"/>
+        </w:rPr>
+        <w:t>platform</w:t>
+      </w:r>
+      <w:r>
+        <w:rPr>
+          <w:sz w:val="24"/>
+          <w:szCs w:val="24"/>
+        </w:rPr>
+        <w:t>.</w:t>
+      </w:r>
+    </w:p>
+    <w:p>
+      <w:pPr>
+        <w:pStyle w:val="ListParagraph"/>
+        <w:numPr>
+          <w:ilvl w:val="0"/>
+          <w:numId w:val="25"/>
+        </w:numPr>
+        <w:spacing w:line="480" w:lineRule="auto"/>
+        <w:ind w:right="851"/>
+        <w:rPr>
+          <w:sz w:val="24"/>
+          <w:szCs w:val="24"/>
+        </w:rPr>
+      </w:pPr>
+      <w:r>
+        <w:rPr>
+          <w:sz w:val="24"/>
+          <w:szCs w:val="24"/>
+        </w:rPr>
+        <w:t xml:space="preserve">Menambahkan Dimensi lain dalam EUCS: Penelitian selanjutnya juga disarankan untuk menambahkan dimensi lain seperti </w:t>
+      </w:r>
+      <w:r>
+        <w:rPr>
+          <w:i/>
+          <w:sz w:val="24"/>
+          <w:szCs w:val="24"/>
+        </w:rPr>
+        <w:t>Security</w:t>
+      </w:r>
+      <w:r>
+        <w:rPr>
+          <w:sz w:val="24"/>
+          <w:szCs w:val="24"/>
+        </w:rPr>
+        <w:t xml:space="preserve"> dan </w:t>
+      </w:r>
+      <w:r>
+        <w:rPr>
+          <w:i/>
+          <w:sz w:val="24"/>
+          <w:szCs w:val="24"/>
+        </w:rPr>
+        <w:t>Trust</w:t>
+      </w:r>
+      <w:r>
+        <w:rPr>
+          <w:sz w:val="24"/>
+          <w:szCs w:val="24"/>
+        </w:rPr>
+        <w:t xml:space="preserve"> dalam EUCS untuk cakupan yang lebih luas. Aspek keamanan dan kepercayaan menjadi semakin </w:t>
+      </w:r>
+      <w:r>
+        <w:rPr>
+          <w:sz w:val="24"/>
+          <w:szCs w:val="24"/>
+        </w:rPr>
+        <w:lastRenderedPageBreak/>
+        <w:t>penting dalam konteks penggunaan media sosial, terutama dengan meningkatnya kekhawatiran pengguna tentang privasi dan perlindungan data.</w:t>
+      </w:r>
+    </w:p>
+    <w:p>
+      <w:pPr>
+        <w:pStyle w:val="ListParagraph"/>
+        <w:numPr>
+          <w:ilvl w:val="0"/>
+          <w:numId w:val="25"/>
+        </w:numPr>
+        <w:spacing w:line="480" w:lineRule="auto"/>
+        <w:ind w:right="851"/>
+        <w:rPr>
+          <w:sz w:val="24"/>
+          <w:szCs w:val="24"/>
+        </w:rPr>
+      </w:pPr>
+      <w:r>
+        <w:rPr>
+          <w:sz w:val="24"/>
+          <w:szCs w:val="24"/>
+        </w:rPr>
+        <w:t xml:space="preserve">Analisis Perbandingan Antara Generasi Pengguna: Penelitian lebih lanjut dapat mempertimbangkan analisis perbandingan antara generasi pengguna yang berbeda, seperti Gen Z, Milenial, dan Gen X, untuk memahami preferensi dan perilaku mereka dalam menggunakan </w:t>
+      </w:r>
+      <w:r>
+        <w:rPr>
+          <w:i/>
+          <w:sz w:val="24"/>
+          <w:szCs w:val="24"/>
+        </w:rPr>
+        <w:t>platform</w:t>
+      </w:r>
+      <w:r>
+        <w:rPr>
+          <w:sz w:val="24"/>
+          <w:szCs w:val="24"/>
+        </w:rPr>
+        <w:t xml:space="preserve"> sosial media. Hal ini dapat memberikan wawasan yang lebih mendalam tentang bagaimana setiap generasi berinteraksi dengan konten dan fitur yang disediakan oleh </w:t>
+      </w:r>
+      <w:r>
+        <w:rPr>
+          <w:i/>
+          <w:sz w:val="24"/>
+          <w:szCs w:val="24"/>
+        </w:rPr>
+        <w:t>platform</w:t>
+      </w:r>
+      <w:r>
+        <w:rPr>
+          <w:sz w:val="24"/>
+          <w:szCs w:val="24"/>
+        </w:rPr>
+        <w:t>.</w:t>
+      </w:r>
+    </w:p>
+    <w:p>
+      <w:pPr>
+        <w:pStyle w:val="ListParagraph"/>
+        <w:numPr>
+          <w:ilvl w:val="0"/>
+          <w:numId w:val="25"/>
+        </w:numPr>
+        <w:spacing w:line="480" w:lineRule="auto"/>
+        <w:ind w:right="851"/>
+        <w:rPr>
+          <w:sz w:val="24"/>
+          <w:szCs w:val="24"/>
+        </w:rPr>
+      </w:pPr>
+      <w:r>
+        <w:rPr>
+          <w:sz w:val="24"/>
+          <w:szCs w:val="24"/>
+        </w:rPr>
+        <w:t xml:space="preserve">Studi </w:t>
+      </w:r>
+      <w:r>
+        <w:rPr>
+          <w:i/>
+          <w:sz w:val="24"/>
+          <w:szCs w:val="24"/>
+        </w:rPr>
+        <w:t>Longitudinal</w:t>
+      </w:r>
+      <w:r>
+        <w:rPr>
+          <w:sz w:val="24"/>
+          <w:szCs w:val="24"/>
+        </w:rPr>
+        <w:t xml:space="preserve">: Melakukan studi </w:t>
+      </w:r>
+      <w:r>
+        <w:rPr>
+          <w:i/>
+          <w:sz w:val="24"/>
+          <w:szCs w:val="24"/>
+        </w:rPr>
+        <w:t>longitudinal</w:t>
+      </w:r>
+      <w:r>
+        <w:rPr>
+          <w:sz w:val="24"/>
+          <w:szCs w:val="24"/>
+        </w:rPr>
+        <w:t xml:space="preserve"> untuk memantau perubahan kepuasan pengguna dari waktu ke waktu dapat memberikan gambaran yang lebih jelas tentang tren dan pola yang muncul dalam penggunaan media sosial. Dengan cara ini, peneliti dapat mengidentifikasi faktor-faktor yang berkontribusi terhadap perubahan kepuasan pengguna dan memberikan rekomendasi yang lebih tepat untuk pengembang </w:t>
+      </w:r>
+      <w:r>
+        <w:rPr>
+          <w:i/>
+          <w:sz w:val="24"/>
+          <w:szCs w:val="24"/>
+        </w:rPr>
+        <w:t>platform</w:t>
+      </w:r>
+      <w:r>
+        <w:rPr>
+          <w:sz w:val="24"/>
+          <w:szCs w:val="24"/>
+        </w:rPr>
+        <w:t>.</w:t>
+      </w:r>
+    </w:p>
+    <w:p>
+      <w:pPr>
+        <w:pStyle w:val="ListParagraph"/>
+        <w:numPr>
+          <w:ilvl w:val="0"/>
+          <w:numId w:val="25"/>
+        </w:numPr>
+        <w:spacing w:line="480" w:lineRule="auto"/>
+        <w:ind w:right="851"/>
+        <w:rPr>
+          <w:sz w:val="24"/>
+          <w:szCs w:val="24"/>
+        </w:rPr>
+      </w:pPr>
+      <w:r>
+        <w:rPr>
+          <w:sz w:val="24"/>
+          <w:szCs w:val="24"/>
+        </w:rPr>
+        <w:t>Eksplorasi Dampak Konten Berbayar: Penelitian juga dapat mengeksplorasi dampak konten berbayar (</w:t>
+      </w:r>
+      <w:r>
+        <w:rPr>
+          <w:i/>
+          <w:sz w:val="24"/>
+          <w:szCs w:val="24"/>
+        </w:rPr>
+        <w:t>paid content</w:t>
+      </w:r>
+      <w:r>
+        <w:rPr>
+          <w:sz w:val="24"/>
+          <w:szCs w:val="24"/>
+        </w:rPr>
+        <w:t xml:space="preserve">) terhadap kepuasan pengguna. Dengan semakin banyaknya bisnis yang menggunakan iklan berbayar di </w:t>
+      </w:r>
+      <w:r>
+        <w:rPr>
+          <w:i/>
+          <w:sz w:val="24"/>
+          <w:szCs w:val="24"/>
+        </w:rPr>
+        <w:t>platform</w:t>
+      </w:r>
+      <w:r>
+        <w:rPr>
+          <w:sz w:val="24"/>
+          <w:szCs w:val="24"/>
+        </w:rPr>
+        <w:t xml:space="preserve"> sosial media, penting untuk memahami bagaimana hal ini mempengaruhi persepsi pengguna terhadap kualitas konten dan pengalaman mereka secara keseluruhan.</w:t>
+      </w:r>
+    </w:p>
+    <w:p>
+      <w:pPr>
+        <w:spacing w:line="480" w:lineRule="auto"/>
+        <w:ind w:left="2" w:right="851"/>
         <w:jc w:val="both"/>
         <w:rPr>
+          <w:sz w:val="24"/>
+          <w:szCs w:val="24"/>
+        </w:rPr>
+      </w:pPr>
+      <w:r>
+        <w:rPr>
+          <w:sz w:val="24"/>
+          <w:szCs w:val="24"/>
+        </w:rPr>
+        <w:t>5.3. Implikasi Praktis</w:t>
+      </w:r>
+    </w:p>
+    <w:p>
+      <w:pPr>
+        <w:spacing w:line="480" w:lineRule="auto"/>
+        <w:ind w:left="2" w:right="851"/>
+        <w:jc w:val="both"/>
+        <w:rPr>
+          <w:sz w:val="24"/>
+          <w:szCs w:val="24"/>
+        </w:rPr>
+      </w:pPr>
+      <w:r>
+        <w:rPr>
+          <w:sz w:val="24"/>
+          <w:szCs w:val="24"/>
+        </w:rPr>
+        <w:t xml:space="preserve">Hasil penelitian ini memiliki implikasi praktis yang signifikan bagi pengembang </w:t>
+      </w:r>
+      <w:r>
+        <w:rPr>
+          <w:i/>
+          <w:sz w:val="24"/>
+          <w:szCs w:val="24"/>
+        </w:rPr>
+        <w:t>platform</w:t>
+      </w:r>
+      <w:r>
+        <w:rPr>
+          <w:sz w:val="24"/>
+          <w:szCs w:val="24"/>
+        </w:rPr>
+        <w:t xml:space="preserve"> dan pelaku bisnis. Dengan memahami faktor-faktor yang mempengaruhi kepuasan pengguna, pengembang dapat merancang fitur dan konten yang lebih sesuai dengan kebutuhan dan preferensi pengguna. Selain itu, pelaku bisnis dapat mengoptimalkan strategi pemasaran mereka untuk memanfaatkan kekuatan masing-masing </w:t>
+      </w:r>
+      <w:r>
+        <w:rPr>
+          <w:i/>
+          <w:sz w:val="24"/>
+          <w:szCs w:val="24"/>
+        </w:rPr>
+        <w:t>platform</w:t>
+      </w:r>
+      <w:r>
+        <w:rPr>
+          <w:sz w:val="24"/>
+          <w:szCs w:val="24"/>
+        </w:rPr>
+        <w:t xml:space="preserve">, sehingga meningkatkan efektivitas </w:t>
+      </w:r>
+      <w:r>
+        <w:rPr>
+          <w:sz w:val="24"/>
+          <w:szCs w:val="24"/>
+        </w:rPr>
+        <w:lastRenderedPageBreak/>
+        <w:t>kampanye promosi dan interaksi dengan audiens.</w:t>
+      </w:r>
+    </w:p>
+    <w:p>
+      <w:pPr>
+        <w:spacing w:line="480" w:lineRule="auto"/>
+        <w:ind w:left="2" w:right="851"/>
+        <w:jc w:val="both"/>
+        <w:rPr>
           <w:b/>
           <w:spacing w:val="-4"/>
-          <w:sz w:val="24"/>
-          <w:szCs w:val="24"/>
-        </w:rPr>
-      </w:pPr>
-      <w:r>
-        <w:rPr>
-          <w:sz w:val="24"/>
-          <w:szCs w:val="24"/>
-        </w:rPr>
-        <w:t xml:space="preserve">Menambahkan dimensi lain seperti </w:t>
-      </w:r>
-      <w:r>
-        <w:rPr>
-          <w:rStyle w:val="Emphasis"/>
-          <w:sz w:val="24"/>
-          <w:szCs w:val="24"/>
-        </w:rPr>
-        <w:t>Security</w:t>
-      </w:r>
-      <w:r>
-        <w:rPr>
-          <w:sz w:val="24"/>
-          <w:szCs w:val="24"/>
-        </w:rPr>
-        <w:t xml:space="preserve"> dan </w:t>
-      </w:r>
-      <w:r>
-        <w:rPr>
-          <w:rStyle w:val="Emphasis"/>
-          <w:sz w:val="24"/>
-          <w:szCs w:val="24"/>
-        </w:rPr>
-        <w:t>Trust</w:t>
-      </w:r>
-      <w:r>
-        <w:rPr>
-          <w:sz w:val="24"/>
-          <w:szCs w:val="24"/>
-        </w:rPr>
-        <w:t xml:space="preserve"> dalam EUCS untuk cakupan yang lebih luas.</w:t>
-      </w:r>
+          <w:sz w:val="28"/>
+        </w:rPr>
+      </w:pPr>
     </w:p>
     <w:p>
       <w:pPr>
@@ -30884,52 +31988,47 @@
     </w:p>
     <w:p>
       <w:pPr>
+        <w:ind w:right="851"/>
+        <w:rPr>
+          <w:b/>
+          <w:spacing w:val="-4"/>
+          <w:sz w:val="28"/>
+        </w:rPr>
+      </w:pPr>
+    </w:p>
+    <w:p>
+      <w:pPr>
+        <w:rPr>
+          <w:b/>
+          <w:spacing w:val="-4"/>
+          <w:sz w:val="28"/>
+        </w:rPr>
+      </w:pPr>
+      <w:r>
+        <w:rPr>
+          <w:b/>
+          <w:spacing w:val="-4"/>
+          <w:sz w:val="28"/>
+        </w:rPr>
+        <w:br w:type="page"/>
+      </w:r>
+    </w:p>
+    <w:p>
+      <w:pPr>
         <w:ind w:left="2" w:right="851"/>
         <w:jc w:val="center"/>
         <w:rPr>
           <w:b/>
+          <w:sz w:val="28"/>
+        </w:rPr>
+      </w:pPr>
+      <w:r>
+        <w:rPr>
+          <w:b/>
           <w:spacing w:val="-4"/>
           <w:sz w:val="28"/>
         </w:rPr>
-      </w:pPr>
-    </w:p>
-    <w:p>
-      <w:pPr>
-        <w:ind w:right="851"/>
-        <w:rPr>
-          <w:b/>
-          <w:spacing w:val="-4"/>
-          <w:sz w:val="28"/>
-        </w:rPr>
-      </w:pPr>
-      <w:bookmarkStart w:id="30" w:name="_GoBack"/>
-      <w:bookmarkEnd w:id="30"/>
-    </w:p>
-    <w:p>
-      <w:pPr>
-        <w:ind w:right="851"/>
-        <w:rPr>
-          <w:b/>
-          <w:spacing w:val="-4"/>
-          <w:sz w:val="28"/>
-        </w:rPr>
-      </w:pPr>
-    </w:p>
-    <w:p>
-      <w:pPr>
-        <w:ind w:left="2" w:right="851"/>
-        <w:jc w:val="center"/>
-        <w:rPr>
-          <w:b/>
-          <w:sz w:val="28"/>
-        </w:rPr>
-      </w:pPr>
-      <w:r>
-        <w:rPr>
-          <w:b/>
-          <w:spacing w:val="-4"/>
-          <w:sz w:val="28"/>
-        </w:rPr>
+        <w:lastRenderedPageBreak/>
         <w:t>DAFTAR</w:t>
       </w:r>
       <w:r>
@@ -31477,7 +32576,6 @@
         <w:rPr>
           <w:sz w:val="24"/>
         </w:rPr>
-        <w:lastRenderedPageBreak/>
         <w:t>S.</w:t>
       </w:r>
       <w:r>
@@ -31785,17 +32883,6 @@
       <w:r>
         <w:t>2024, doi: 10.30871/ji.v16i1.6055.</w:t>
       </w:r>
-    </w:p>
-    <w:p>
-      <w:pPr>
-        <w:pStyle w:val="BodyText"/>
-        <w:spacing w:line="482" w:lineRule="auto"/>
-        <w:sectPr>
-          <w:pgSz w:w="12240" w:h="15840"/>
-          <w:pgMar w:top="1440" w:right="1440" w:bottom="1440" w:left="2880" w:header="720" w:footer="0" w:gutter="0"/>
-          <w:cols w:space="720"/>
-        </w:sectPr>
-      </w:pPr>
     </w:p>
     <w:p>
       <w:pPr>
@@ -31817,7 +32904,6 @@
         <w:rPr>
           <w:sz w:val="24"/>
         </w:rPr>
-        <w:lastRenderedPageBreak/>
         <w:t>F.</w:t>
       </w:r>
       <w:r>
@@ -32216,7 +33302,14 @@
         <w:rPr>
           <w:sz w:val="24"/>
         </w:rPr>
-        <w:t xml:space="preserve">Belanja Online Berbasis Mobile Menggunakan Metode EUCS,” </w:t>
+        <w:t xml:space="preserve">Belanja </w:t>
+      </w:r>
+      <w:r>
+        <w:rPr>
+          <w:sz w:val="24"/>
+        </w:rPr>
+        <w:lastRenderedPageBreak/>
+        <w:t xml:space="preserve">Online Berbasis Mobile Menggunakan Metode EUCS,” </w:t>
       </w:r>
       <w:r>
         <w:rPr>
@@ -33383,21 +34476,6 @@
     </w:p>
     <w:p>
       <w:pPr>
-        <w:pStyle w:val="ListParagraph"/>
-        <w:spacing w:line="477" w:lineRule="auto"/>
-        <w:jc w:val="left"/>
-        <w:rPr>
-          <w:sz w:val="24"/>
-        </w:rPr>
-        <w:sectPr>
-          <w:pgSz w:w="12240" w:h="15840"/>
-          <w:pgMar w:top="1620" w:right="283" w:bottom="280" w:left="1700" w:header="722" w:footer="0" w:gutter="0"/>
-          <w:cols w:space="720"/>
-        </w:sectPr>
-      </w:pPr>
-    </w:p>
-    <w:p>
-      <w:pPr>
         <w:spacing w:before="80"/>
         <w:ind w:left="1211"/>
         <w:rPr>
@@ -33408,7 +34486,6 @@
         <w:rPr>
           <w:sz w:val="24"/>
         </w:rPr>
-        <w:lastRenderedPageBreak/>
         <w:t>Tingkat</w:t>
       </w:r>
       <w:r>
@@ -34020,7 +35097,14 @@
         <w:rPr>
           <w:sz w:val="24"/>
         </w:rPr>
-        <w:t>KEPUTUSAN PEMBELIAN</w:t>
+        <w:t xml:space="preserve">KEPUTUSAN </w:t>
+      </w:r>
+      <w:r>
+        <w:rPr>
+          <w:sz w:val="24"/>
+        </w:rPr>
+        <w:lastRenderedPageBreak/>
+        <w:t>PEMBELIAN</w:t>
       </w:r>
       <w:r>
         <w:rPr>
@@ -38169,7 +39253,7 @@
                 </mc:Choice>
                 <mc:Fallback>
                   <w:pict>
-                    <v:group w14:anchorId="11D5F608" id="Group 1367769397" o:spid="_x0000_s1026" style="position:absolute;margin-left:-.25pt;margin-top:.15pt;width:352.75pt;height:42.95pt;z-index:-15723008;mso-wrap-distance-left:0;mso-wrap-distance-right:0" coordsize="44799,5454" o:gfxdata="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">
+                    <v:group w14:anchorId="60B41C2F" id="Group 1367769397" o:spid="_x0000_s1026" style="position:absolute;margin-left:-.25pt;margin-top:.15pt;width:352.75pt;height:42.95pt;z-index:-15723008;mso-wrap-distance-left:0;mso-wrap-distance-right:0" coordsize="44799,5454" o:gfxdata="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">
                       <v:shape id="Graphic 3" o:spid="_x0000_s1027" style="position:absolute;width:44799;height:5454;visibility:visible;mso-wrap-style:square;v-text-anchor:top" coordsize="4479925,545465" o:gfxdata="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" path="m6083,538988r-6083,l,545071r6083,l6083,538988xem6083,181356r-6083,l,187439,,538975r6083,l6083,187439r,-6083xem6083,l,,,6083,,181343r6083,l6083,6083,6083,xem4479531,538988r-6083,l1152398,538988r-6096,l6096,538988r,6083l1146302,545071r6096,l4473448,545071r6083,l4479531,538988xem4479531,181356r-6083,l1152398,181356r-6096,l6096,181356r,6083l1146302,187439r,351536l1152398,538975r,-351536l4473448,187439r,351536l4479531,538975r,-351536l4479531,181356xem4479531,r-6083,l1152398,r-6096,l6096,r,6083l1146302,6083r,175260l1152398,181343r,-175260l4473448,6083r,175260l4479531,181343r,-175260l4479531,xe" fillcolor="black" stroked="f">
                         <v:path arrowok="t"/>
                       </v:shape>
@@ -38678,7 +39762,7 @@
                 </mc:Choice>
                 <mc:Fallback>
                   <w:pict>
-                    <v:group w14:anchorId="64B6E509" id="Group 822801921" o:spid="_x0000_s1026" style="position:absolute;margin-left:-.25pt;margin-top:4.75pt;width:352.5pt;height:15.15pt;z-index:-15721984;mso-wrap-distance-left:0;mso-wrap-distance-right:0" coordsize="44767,1924" o:gfxdata="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">
+                    <v:group w14:anchorId="78858D6E" id="Group 822801921" o:spid="_x0000_s1026" style="position:absolute;margin-left:-.25pt;margin-top:4.75pt;width:352.5pt;height:15.15pt;z-index:-15721984;mso-wrap-distance-left:0;mso-wrap-distance-right:0" coordsize="44767,1924" o:gfxdata="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">
                       <v:shape id="Graphic 5" o:spid="_x0000_s1027" style="position:absolute;width:44767;height:1924;visibility:visible;mso-wrap-style:square;v-text-anchor:top" coordsize="4476750,192405" o:gfxdata="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" path="m6083,l,,,6083,,185915r,6096l6083,192011r,-6096l6083,6083,6083,xem3036303,l881875,r-6083,l6096,r,6083l875792,6083r,179832l6096,185915r,6096l875792,192011r6083,l3036303,192011r,-6096l881875,185915r,-179832l3036303,6083r,-6083xem3042399,r-6083,l3036316,6083r,179832l3036316,192011r6083,l3042399,185915r,-179832l3042399,xem4476483,r-6083,l3042412,r,6083l4470400,6083r,179832l3042412,185915r,6096l4470400,192011r6083,l4476483,185915r,-179832l4476483,xe" fillcolor="black" stroked="f">
                         <v:path arrowok="t"/>
                       </v:shape>
@@ -38847,7 +39931,7 @@
                 </mc:Choice>
                 <mc:Fallback>
                   <w:pict>
-                    <v:group w14:anchorId="68BBCA01" id="Group 860248165" o:spid="_x0000_s1026" style="position:absolute;margin-left:.25pt;margin-top:.3pt;width:352pt;height:28.6pt;z-index:-15720960;mso-wrap-distance-left:0;mso-wrap-distance-right:0" coordsize="44704,3632" o:gfxdata="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">
+                    <v:group w14:anchorId="6207E545" id="Group 860248165" o:spid="_x0000_s1026" style="position:absolute;margin-left:.25pt;margin-top:.3pt;width:352pt;height:28.6pt;z-index:-15720960;mso-wrap-distance-left:0;mso-wrap-distance-right:0" coordsize="44704,3632" o:gfxdata="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">
                       <v:shape id="Graphic 7" o:spid="_x0000_s1027" style="position:absolute;width:44704;height:3632;visibility:visible;mso-wrap-style:square;v-text-anchor:top" coordsize="4470400,363220" o:gfxdata="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" path="m4470387,r-6083,l,,,6096r4464304,l4464304,356616,,356616r,6096l4464304,362712r6083,l4470387,356616r,-350520l4470387,xe" fillcolor="black" stroked="f">
                         <v:path arrowok="t"/>
                       </v:shape>
@@ -39711,7 +40795,7 @@
                 </mc:Choice>
                 <mc:Fallback>
                   <w:pict>
-                    <v:group w14:anchorId="6B1D7674" id="Group 41300959" o:spid="_x0000_s1026" style="width:131.25pt;height:74.25pt;mso-position-horizontal-relative:char;mso-position-vertical-relative:line" coordsize="16668,9429" o:gfxdata="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">
+                    <v:group w14:anchorId="747656FD" id="Group 41300959" o:spid="_x0000_s1026" style="width:131.25pt;height:74.25pt;mso-position-horizontal-relative:char;mso-position-vertical-relative:line" coordsize="16668,9429" o:gfxdata="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">
                       <v:shape id="Image 9" o:spid="_x0000_s1027" type="#_x0000_t75" style="position:absolute;left:1234;width:10096;height:9425;visibility:visible;mso-wrap-style:square" o:gfxdata="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">
                         <v:imagedata r:id="rId32" o:title=""/>
                       </v:shape>
@@ -39796,7 +40880,7 @@
       <w:pPr>
         <w:pStyle w:val="Heading1"/>
         <w:spacing w:before="140"/>
-        <w:ind w:left="0" w:right="2187" w:firstLine="0"/>
+        <w:ind w:right="2187"/>
         <w:sectPr>
           <w:pgSz w:w="12240" w:h="15840"/>
           <w:pgMar w:top="1620" w:right="283" w:bottom="280" w:left="1700" w:header="722" w:footer="0" w:gutter="0"/>
@@ -40652,7 +41736,7 @@
           </mc:Choice>
           <mc:Fallback>
             <w:pict>
-              <v:shape w14:anchorId="18975E70" id="Graphic 2" o:spid="_x0000_s1026" style="position:absolute;margin-left:298.9pt;margin-top:6.3pt;width:28.8pt;height:16.5pt;z-index:-251655168;visibility:visible;mso-wrap-style:square;mso-wrap-distance-left:0;mso-wrap-distance-top:0;mso-wrap-distance-right:0;mso-wrap-distance-bottom:0;mso-position-horizontal:absolute;mso-position-horizontal-relative:page;mso-position-vertical:absolute;mso-position-vertical-relative:text;v-text-anchor:top" coordsize="365760,209550" o:gfxdata="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" path="m365379,r-6287,l359029,6350r,196850l6350,203200r,-196850l359029,6350r,-6350l6350,,,,,6350,,203200r,6350l6350,209550r352679,l365379,209550r,-6350l365379,6350r,-6350xe" fillcolor="black" stroked="f">
+              <v:shape w14:anchorId="122E6A79" id="Graphic 2" o:spid="_x0000_s1026" style="position:absolute;margin-left:298.9pt;margin-top:6.3pt;width:28.8pt;height:16.5pt;z-index:-251655168;visibility:visible;mso-wrap-style:square;mso-wrap-distance-left:0;mso-wrap-distance-top:0;mso-wrap-distance-right:0;mso-wrap-distance-bottom:0;mso-position-horizontal:absolute;mso-position-horizontal-relative:page;mso-position-vertical:absolute;mso-position-vertical-relative:text;v-text-anchor:top" coordsize="365760,209550" o:gfxdata="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" path="m365379,r-6287,l359029,6350r,196850l6350,203200r,-196850l359029,6350r,-6350l6350,,,,,6350,,203200r,6350l6350,209550r352679,l365379,209550r,-6350l365379,6350r,-6350xe" fillcolor="black" stroked="f">
                 <v:path arrowok="t"/>
                 <w10:wrap anchorx="page"/>
               </v:shape>
@@ -42211,7 +43295,7 @@
         <w:pStyle w:val="ListParagraph"/>
         <w:numPr>
           <w:ilvl w:val="0"/>
-          <w:numId w:val="18"/>
+          <w:numId w:val="17"/>
         </w:numPr>
         <w:tabs>
           <w:tab w:val="left" w:pos="578"/>
@@ -42280,7 +43364,7 @@
         <w:pStyle w:val="ListParagraph"/>
         <w:numPr>
           <w:ilvl w:val="0"/>
-          <w:numId w:val="18"/>
+          <w:numId w:val="17"/>
         </w:numPr>
         <w:tabs>
           <w:tab w:val="left" w:pos="578"/>
@@ -42348,7 +43432,7 @@
         <w:pStyle w:val="ListParagraph"/>
         <w:numPr>
           <w:ilvl w:val="0"/>
-          <w:numId w:val="18"/>
+          <w:numId w:val="17"/>
         </w:numPr>
         <w:tabs>
           <w:tab w:val="left" w:pos="578"/>
@@ -42467,7 +43551,7 @@
         <w:pStyle w:val="ListParagraph"/>
         <w:numPr>
           <w:ilvl w:val="0"/>
-          <w:numId w:val="18"/>
+          <w:numId w:val="17"/>
         </w:numPr>
         <w:tabs>
           <w:tab w:val="left" w:pos="578"/>
@@ -42715,37 +43799,22 @@
             </w:pPr>
             <w:r>
               <w:rPr>
-                <w:sz w:val="18"/>
-                <w:szCs w:val="18"/>
-              </w:rPr>
-              <w:t>Dosen</w:t>
-            </w:r>
-            <w:r>
-              <w:rPr>
-                <w:spacing w:val="-7"/>
-                <w:sz w:val="18"/>
-                <w:szCs w:val="18"/>
-              </w:rPr>
-              <w:t xml:space="preserve"> </w:t>
-            </w:r>
-            <w:r>
-              <w:rPr>
-                <w:spacing w:val="-2"/>
-                <w:sz w:val="18"/>
-                <w:szCs w:val="18"/>
-              </w:rPr>
-              <w:t>Pembimbing,</w:t>
-            </w:r>
-            <w:r>
-              <w:rPr>
                 <w:noProof/>
                 <w:sz w:val="20"/>
                 <w:lang w:val="en-US"/>
               </w:rPr>
               <w:drawing>
-                <wp:inline distT="0" distB="0" distL="0" distR="0" wp14:anchorId="1D234D82" wp14:editId="6E6129DF">
+                <wp:anchor distT="0" distB="0" distL="114300" distR="114300" simplePos="0" relativeHeight="251663872" behindDoc="1" locked="0" layoutInCell="1" allowOverlap="1" wp14:anchorId="23A81F88" wp14:editId="6A18CE9B">
+                  <wp:simplePos x="0" y="0"/>
+                  <wp:positionH relativeFrom="column">
+                    <wp:posOffset>134392</wp:posOffset>
+                  </wp:positionH>
+                  <wp:positionV relativeFrom="paragraph">
+                    <wp:posOffset>321717</wp:posOffset>
+                  </wp:positionV>
                   <wp:extent cx="685800" cy="769620"/>
                   <wp:effectExtent l="0" t="0" r="0" b="0"/>
+                  <wp:wrapNone/>
                   <wp:docPr id="1802094251" name="Image 4"/>
                   <wp:cNvGraphicFramePr>
                     <a:graphicFrameLocks xmlns:a="http://schemas.openxmlformats.org/drawingml/2006/main"/>
@@ -42758,7 +43827,13 @@
                           <pic:cNvPicPr/>
                         </pic:nvPicPr>
                         <pic:blipFill>
-                          <a:blip r:embed="rId35" cstate="print"/>
+                          <a:blip r:embed="rId35" cstate="print">
+                            <a:extLst>
+                              <a:ext uri="{28A0092B-C50C-407E-A947-70E740481C1C}">
+                                <a14:useLocalDpi xmlns:a14="http://schemas.microsoft.com/office/drawing/2010/main" val="0"/>
+                              </a:ext>
+                            </a:extLst>
+                          </a:blip>
                           <a:stretch>
                             <a:fillRect/>
                           </a:stretch>
@@ -42766,7 +43841,7 @@
                         <pic:spPr>
                           <a:xfrm>
                             <a:off x="0" y="0"/>
-                            <a:ext cx="685929" cy="769765"/>
+                            <a:ext cx="685800" cy="769620"/>
                           </a:xfrm>
                           <a:prstGeom prst="rect">
                             <a:avLst/>
@@ -42775,8 +43850,31 @@
                       </pic:pic>
                     </a:graphicData>
                   </a:graphic>
-                </wp:inline>
+                </wp:anchor>
               </w:drawing>
+            </w:r>
+            <w:r>
+              <w:rPr>
+                <w:sz w:val="18"/>
+                <w:szCs w:val="18"/>
+              </w:rPr>
+              <w:t>Dosen</w:t>
+            </w:r>
+            <w:r>
+              <w:rPr>
+                <w:spacing w:val="-7"/>
+                <w:sz w:val="18"/>
+                <w:szCs w:val="18"/>
+              </w:rPr>
+              <w:t xml:space="preserve"> </w:t>
+            </w:r>
+            <w:r>
+              <w:rPr>
+                <w:spacing w:val="-2"/>
+                <w:sz w:val="18"/>
+                <w:szCs w:val="18"/>
+              </w:rPr>
+              <w:t>Pembimbing,</w:t>
             </w:r>
           </w:p>
         </w:tc>
@@ -43513,7 +44611,7 @@
           </mc:Choice>
           <mc:Fallback>
             <w:pict>
-              <v:shape w14:anchorId="3552F78C" id="Graphic 2" o:spid="_x0000_s1026" style="position:absolute;margin-left:189.35pt;margin-top:25.8pt;width:30.55pt;height:18pt;z-index:-15712768;visibility:visible;mso-wrap-style:square;mso-wrap-distance-left:0;mso-wrap-distance-top:0;mso-wrap-distance-right:0;mso-wrap-distance-bottom:0;mso-position-horizontal:absolute;mso-position-horizontal-relative:page;mso-position-vertical:absolute;mso-position-vertical-relative:text;v-text-anchor:top" coordsize="387985,228600" o:gfxdata="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" path="m387604,r-6287,l381254,6350r,215900l6350,222250r,-215900l381254,6350r,-6350l6350,,,,,6350,,222250r,6350l6350,228600r374904,l387604,228600r,-6350l387604,6350r,-6350xe" fillcolor="black" stroked="f">
+              <v:shape w14:anchorId="39D180D0" id="Graphic 2" o:spid="_x0000_s1026" style="position:absolute;margin-left:189.35pt;margin-top:25.8pt;width:30.55pt;height:18pt;z-index:-15712768;visibility:visible;mso-wrap-style:square;mso-wrap-distance-left:0;mso-wrap-distance-top:0;mso-wrap-distance-right:0;mso-wrap-distance-bottom:0;mso-position-horizontal:absolute;mso-position-horizontal-relative:page;mso-position-vertical:absolute;mso-position-vertical-relative:text;v-text-anchor:top" coordsize="387985,228600" o:gfxdata="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" path="m387604,r-6287,l381254,6350r,215900l6350,222250r,-215900l381254,6350r,-6350l6350,,,,,6350,,222250r,6350l6350,228600r374904,l387604,228600r,-6350l387604,6350r,-6350xe" fillcolor="black" stroked="f">
                 <v:path arrowok="t"/>
                 <w10:wrap anchorx="page"/>
               </v:shape>
@@ -43662,6 +44760,8 @@
         </w:rPr>
         <w:t>:</w:t>
       </w:r>
+      <w:bookmarkStart w:id="30" w:name="_GoBack"/>
+      <w:bookmarkEnd w:id="30"/>
       <w:r>
         <w:rPr>
           <w:b/>
@@ -46052,7 +47152,7 @@
       <mc:AlternateContent>
         <mc:Choice Requires="wps">
           <w:drawing>
-            <wp:anchor distT="0" distB="0" distL="0" distR="0" simplePos="0" relativeHeight="486818304" behindDoc="1" locked="0" layoutInCell="1" allowOverlap="1" wp14:anchorId="6121FFD3" wp14:editId="706038A3">
+            <wp:anchor distT="0" distB="0" distL="0" distR="0" simplePos="0" relativeHeight="251657216" behindDoc="1" locked="0" layoutInCell="1" allowOverlap="1" wp14:anchorId="6121FFD3" wp14:editId="706038A3">
               <wp:simplePos x="0" y="0"/>
               <wp:positionH relativeFrom="page">
                 <wp:posOffset>3157220</wp:posOffset>
@@ -46135,7 +47235,7 @@
               <v:stroke joinstyle="miter"/>
               <v:path gradientshapeok="t" o:connecttype="rect"/>
             </v:shapetype>
-            <v:shape id="Textbox 4" o:spid="_x0000_s1032" type="#_x0000_t202" style="position:absolute;margin-left:248.6pt;margin-top:84.55pt;width:126.35pt;height:17.55pt;z-index:-16498176;visibility:visible;mso-wrap-style:square;mso-wrap-distance-left:0;mso-wrap-distance-top:0;mso-wrap-distance-right:0;mso-wrap-distance-bottom:0;mso-position-horizontal:absolute;mso-position-horizontal-relative:page;mso-position-vertical:absolute;mso-position-vertical-relative:page;v-text-anchor:top" o:gfxdata="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" filled="f" stroked="f">
+            <v:shape id="Textbox 4" o:spid="_x0000_s1032" type="#_x0000_t202" style="position:absolute;margin-left:248.6pt;margin-top:84.55pt;width:126.35pt;height:17.55pt;z-index:-251659264;visibility:visible;mso-wrap-style:square;mso-wrap-distance-left:0;mso-wrap-distance-top:0;mso-wrap-distance-right:0;mso-wrap-distance-bottom:0;mso-position-horizontal:absolute;mso-position-horizontal-relative:page;mso-position-vertical:absolute;mso-position-vertical-relative:page;v-text-anchor:top" o:gfxdata="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" filled="f" stroked="f">
               <v:path arrowok="t"/>
               <v:textbox inset="0,0,0,0">
                 <w:txbxContent>
@@ -46271,7 +47371,7 @@
                               <w:noProof/>
                               <w:spacing w:val="-5"/>
                             </w:rPr>
-                            <w:t>43</w:t>
+                            <w:t>59</w:t>
                           </w:r>
                           <w:r>
                             <w:rPr>
@@ -46337,7 +47437,7 @@
                         <w:noProof/>
                         <w:spacing w:val="-5"/>
                       </w:rPr>
-                      <w:t>43</w:t>
+                      <w:t>59</w:t>
                     </w:r>
                     <w:r>
                       <w:rPr>
@@ -46484,122 +47584,231 @@
     </w:lvl>
   </w:abstractNum>
   <w:abstractNum w:abstractNumId="1" w15:restartNumberingAfterBreak="0">
-    <w:nsid w:val="034928B6"/>
+    <w:nsid w:val="05A70A56"/>
     <w:multiLevelType w:val="hybridMultilevel"/>
-    <w:tmpl w:val="1032CDA6"/>
-    <w:lvl w:ilvl="0" w:tplc="EEFCE79A">
+    <w:tmpl w:val="882EB49C"/>
+    <w:lvl w:ilvl="0" w:tplc="65CCC2F0">
       <w:start w:val="1"/>
       <w:numFmt w:val="decimal"/>
-      <w:lvlText w:val="%1."/>
+      <w:pStyle w:val="Heading4"/>
+      <w:lvlText w:val="3.%1"/>
       <w:lvlJc w:val="left"/>
       <w:pPr>
-        <w:ind w:left="437" w:hanging="360"/>
+        <w:ind w:left="720" w:hanging="360"/>
       </w:pPr>
       <w:rPr>
-        <w:rFonts w:hint="default"/>
+        <w:b/>
+        <w:bCs/>
+        <w:i w:val="0"/>
+        <w:iCs w:val="0"/>
+        <w:caps w:val="0"/>
+        <w:smallCaps w:val="0"/>
+        <w:strike w:val="0"/>
+        <w:dstrike w:val="0"/>
+        <w:outline w:val="0"/>
+        <w:shadow w:val="0"/>
+        <w:emboss w:val="0"/>
+        <w:imprint w:val="0"/>
+        <w:noProof w:val="0"/>
+        <w:vanish w:val="0"/>
         <w:spacing w:val="0"/>
-        <w:w w:val="100"/>
-        <w:lang w:val="id" w:eastAsia="en-US" w:bidi="ar-SA"/>
+        <w:kern w:val="0"/>
+        <w:position w:val="0"/>
+        <w:u w:val="none"/>
+        <w:effect w:val="none"/>
+        <w:vertAlign w:val="baseline"/>
+        <w:em w:val="none"/>
+        <w:specVanish w:val="0"/>
+        <w14:glow w14:rad="0">
+          <w14:srgbClr w14:val="000000"/>
+        </w14:glow>
+        <w14:shadow w14:blurRad="0" w14:dist="0" w14:dir="0" w14:sx="0" w14:sy="0" w14:kx="0" w14:ky="0" w14:algn="none">
+          <w14:srgbClr w14:val="000000"/>
+        </w14:shadow>
+        <w14:reflection w14:blurRad="0" w14:stA="0" w14:stPos="0" w14:endA="0" w14:endPos="0" w14:dist="0" w14:dir="0" w14:fadeDir="0" w14:sx="0" w14:sy="0" w14:kx="0" w14:ky="0" w14:algn="none"/>
+        <w14:textOutline w14:w="0" w14:cap="rnd" w14:cmpd="sng" w14:algn="ctr">
+          <w14:noFill/>
+          <w14:prstDash w14:val="solid"/>
+          <w14:bevel/>
+        </w14:textOutline>
+        <w14:scene3d>
+          <w14:camera w14:prst="orthographicFront"/>
+          <w14:lightRig w14:rig="threePt" w14:dir="t">
+            <w14:rot w14:lat="0" w14:lon="0" w14:rev="0"/>
+          </w14:lightRig>
+        </w14:scene3d>
+        <w14:props3d w14:extrusionH="0" w14:contourW="0" w14:prstMaterial="none"/>
+        <w14:ligatures w14:val="none"/>
+        <w14:numForm w14:val="default"/>
+        <w14:numSpacing w14:val="default"/>
+        <w14:stylisticSets/>
+        <w14:cntxtAlts w14:val="0"/>
       </w:rPr>
     </w:lvl>
-    <w:lvl w:ilvl="1" w:tplc="AED81C62">
-      <w:numFmt w:val="bullet"/>
-      <w:lvlText w:val="•"/>
+    <w:lvl w:ilvl="1" w:tplc="04090019" w:tentative="1">
+      <w:start w:val="1"/>
+      <w:numFmt w:val="lowerLetter"/>
+      <w:lvlText w:val="%2."/>
       <w:lvlJc w:val="left"/>
       <w:pPr>
-        <w:ind w:left="1388" w:hanging="360"/>
-      </w:pPr>
-      <w:rPr>
-        <w:rFonts w:hint="default"/>
-        <w:lang w:val="id" w:eastAsia="en-US" w:bidi="ar-SA"/>
-      </w:rPr>
+        <w:ind w:left="1440" w:hanging="360"/>
+      </w:pPr>
     </w:lvl>
-    <w:lvl w:ilvl="2" w:tplc="3880EBF0">
-      <w:numFmt w:val="bullet"/>
-      <w:lvlText w:val="•"/>
+    <w:lvl w:ilvl="2" w:tplc="0409001B" w:tentative="1">
+      <w:start w:val="1"/>
+      <w:numFmt w:val="lowerRoman"/>
+      <w:lvlText w:val="%3."/>
+      <w:lvlJc w:val="right"/>
+      <w:pPr>
+        <w:ind w:left="2160" w:hanging="180"/>
+      </w:pPr>
+    </w:lvl>
+    <w:lvl w:ilvl="3" w:tplc="0409000F" w:tentative="1">
+      <w:start w:val="1"/>
+      <w:numFmt w:val="decimal"/>
+      <w:lvlText w:val="%4."/>
       <w:lvlJc w:val="left"/>
       <w:pPr>
-        <w:ind w:left="2336" w:hanging="360"/>
-      </w:pPr>
-      <w:rPr>
-        <w:rFonts w:hint="default"/>
-        <w:lang w:val="id" w:eastAsia="en-US" w:bidi="ar-SA"/>
-      </w:rPr>
+        <w:ind w:left="2880" w:hanging="360"/>
+      </w:pPr>
     </w:lvl>
-    <w:lvl w:ilvl="3" w:tplc="F62A5FE4">
-      <w:numFmt w:val="bullet"/>
-      <w:lvlText w:val="•"/>
+    <w:lvl w:ilvl="4" w:tplc="04090019" w:tentative="1">
+      <w:start w:val="1"/>
+      <w:numFmt w:val="lowerLetter"/>
+      <w:lvlText w:val="%5."/>
       <w:lvlJc w:val="left"/>
       <w:pPr>
-        <w:ind w:left="3284" w:hanging="360"/>
-      </w:pPr>
-      <w:rPr>
-        <w:rFonts w:hint="default"/>
-        <w:lang w:val="id" w:eastAsia="en-US" w:bidi="ar-SA"/>
-      </w:rPr>
+        <w:ind w:left="3600" w:hanging="360"/>
+      </w:pPr>
     </w:lvl>
-    <w:lvl w:ilvl="4" w:tplc="29949362">
-      <w:numFmt w:val="bullet"/>
-      <w:lvlText w:val="•"/>
+    <w:lvl w:ilvl="5" w:tplc="0409001B" w:tentative="1">
+      <w:start w:val="1"/>
+      <w:numFmt w:val="lowerRoman"/>
+      <w:lvlText w:val="%6."/>
+      <w:lvlJc w:val="right"/>
+      <w:pPr>
+        <w:ind w:left="4320" w:hanging="180"/>
+      </w:pPr>
+    </w:lvl>
+    <w:lvl w:ilvl="6" w:tplc="0409000F" w:tentative="1">
+      <w:start w:val="1"/>
+      <w:numFmt w:val="decimal"/>
+      <w:lvlText w:val="%7."/>
       <w:lvlJc w:val="left"/>
       <w:pPr>
-        <w:ind w:left="4232" w:hanging="360"/>
-      </w:pPr>
-      <w:rPr>
-        <w:rFonts w:hint="default"/>
-        <w:lang w:val="id" w:eastAsia="en-US" w:bidi="ar-SA"/>
-      </w:rPr>
+        <w:ind w:left="5040" w:hanging="360"/>
+      </w:pPr>
     </w:lvl>
-    <w:lvl w:ilvl="5" w:tplc="A7DC30C6">
-      <w:numFmt w:val="bullet"/>
-      <w:lvlText w:val="•"/>
+    <w:lvl w:ilvl="7" w:tplc="04090019" w:tentative="1">
+      <w:start w:val="1"/>
+      <w:numFmt w:val="lowerLetter"/>
+      <w:lvlText w:val="%8."/>
       <w:lvlJc w:val="left"/>
       <w:pPr>
-        <w:ind w:left="5181" w:hanging="360"/>
-      </w:pPr>
-      <w:rPr>
-        <w:rFonts w:hint="default"/>
-        <w:lang w:val="id" w:eastAsia="en-US" w:bidi="ar-SA"/>
-      </w:rPr>
+        <w:ind w:left="5760" w:hanging="360"/>
+      </w:pPr>
     </w:lvl>
-    <w:lvl w:ilvl="6" w:tplc="9CDC475A">
-      <w:numFmt w:val="bullet"/>
-      <w:lvlText w:val="•"/>
-      <w:lvlJc w:val="left"/>
-      <w:pPr>
-        <w:ind w:left="6129" w:hanging="360"/>
-      </w:pPr>
-      <w:rPr>
-        <w:rFonts w:hint="default"/>
-        <w:lang w:val="id" w:eastAsia="en-US" w:bidi="ar-SA"/>
-      </w:rPr>
-    </w:lvl>
-    <w:lvl w:ilvl="7" w:tplc="A98CC9C0">
-      <w:numFmt w:val="bullet"/>
-      <w:lvlText w:val="•"/>
-      <w:lvlJc w:val="left"/>
-      <w:pPr>
-        <w:ind w:left="7077" w:hanging="360"/>
-      </w:pPr>
-      <w:rPr>
-        <w:rFonts w:hint="default"/>
-        <w:lang w:val="id" w:eastAsia="en-US" w:bidi="ar-SA"/>
-      </w:rPr>
-    </w:lvl>
-    <w:lvl w:ilvl="8" w:tplc="7D7092EC">
-      <w:numFmt w:val="bullet"/>
-      <w:lvlText w:val="•"/>
-      <w:lvlJc w:val="left"/>
-      <w:pPr>
-        <w:ind w:left="8025" w:hanging="360"/>
-      </w:pPr>
-      <w:rPr>
-        <w:rFonts w:hint="default"/>
-        <w:lang w:val="id" w:eastAsia="en-US" w:bidi="ar-SA"/>
-      </w:rPr>
+    <w:lvl w:ilvl="8" w:tplc="0409001B" w:tentative="1">
+      <w:start w:val="1"/>
+      <w:numFmt w:val="lowerRoman"/>
+      <w:lvlText w:val="%9."/>
+      <w:lvlJc w:val="right"/>
+      <w:pPr>
+        <w:ind w:left="6480" w:hanging="180"/>
+      </w:pPr>
     </w:lvl>
   </w:abstractNum>
   <w:abstractNum w:abstractNumId="2" w15:restartNumberingAfterBreak="0">
+    <w:nsid w:val="06203642"/>
+    <w:multiLevelType w:val="hybridMultilevel"/>
+    <w:tmpl w:val="6680BDE0"/>
+    <w:lvl w:ilvl="0" w:tplc="9CC60870">
+      <w:start w:val="1"/>
+      <w:numFmt w:val="decimal"/>
+      <w:pStyle w:val="Heading3"/>
+      <w:lvlText w:val="2.%1"/>
+      <w:lvlJc w:val="left"/>
+      <w:pPr>
+        <w:ind w:left="720" w:hanging="360"/>
+      </w:pPr>
+      <w:rPr>
+        <w:rFonts w:hint="default"/>
+      </w:rPr>
+    </w:lvl>
+    <w:lvl w:ilvl="1" w:tplc="04090019">
+      <w:start w:val="1"/>
+      <w:numFmt w:val="lowerLetter"/>
+      <w:lvlText w:val="%2."/>
+      <w:lvlJc w:val="left"/>
+      <w:pPr>
+        <w:ind w:left="1440" w:hanging="360"/>
+      </w:pPr>
+    </w:lvl>
+    <w:lvl w:ilvl="2" w:tplc="0409001B" w:tentative="1">
+      <w:start w:val="1"/>
+      <w:numFmt w:val="lowerRoman"/>
+      <w:lvlText w:val="%3."/>
+      <w:lvlJc w:val="right"/>
+      <w:pPr>
+        <w:ind w:left="2160" w:hanging="180"/>
+      </w:pPr>
+    </w:lvl>
+    <w:lvl w:ilvl="3" w:tplc="0409000F" w:tentative="1">
+      <w:start w:val="1"/>
+      <w:numFmt w:val="decimal"/>
+      <w:lvlText w:val="%4."/>
+      <w:lvlJc w:val="left"/>
+      <w:pPr>
+        <w:ind w:left="2880" w:hanging="360"/>
+      </w:pPr>
+    </w:lvl>
+    <w:lvl w:ilvl="4" w:tplc="04090019" w:tentative="1">
+      <w:start w:val="1"/>
+      <w:numFmt w:val="lowerLetter"/>
+      <w:lvlText w:val="%5."/>
+      <w:lvlJc w:val="left"/>
+      <w:pPr>
+        <w:ind w:left="3600" w:hanging="360"/>
+      </w:pPr>
+    </w:lvl>
+    <w:lvl w:ilvl="5" w:tplc="0409001B" w:tentative="1">
+      <w:start w:val="1"/>
+      <w:numFmt w:val="lowerRoman"/>
+      <w:lvlText w:val="%6."/>
+      <w:lvlJc w:val="right"/>
+      <w:pPr>
+        <w:ind w:left="4320" w:hanging="180"/>
+      </w:pPr>
+    </w:lvl>
+    <w:lvl w:ilvl="6" w:tplc="0409000F" w:tentative="1">
+      <w:start w:val="1"/>
+      <w:numFmt w:val="decimal"/>
+      <w:lvlText w:val="%7."/>
+      <w:lvlJc w:val="left"/>
+      <w:pPr>
+        <w:ind w:left="5040" w:hanging="360"/>
+      </w:pPr>
+    </w:lvl>
+    <w:lvl w:ilvl="7" w:tplc="04090019" w:tentative="1">
+      <w:start w:val="1"/>
+      <w:numFmt w:val="lowerLetter"/>
+      <w:lvlText w:val="%8."/>
+      <w:lvlJc w:val="left"/>
+      <w:pPr>
+        <w:ind w:left="5760" w:hanging="360"/>
+      </w:pPr>
+    </w:lvl>
+    <w:lvl w:ilvl="8" w:tplc="0409001B" w:tentative="1">
+      <w:start w:val="1"/>
+      <w:numFmt w:val="lowerRoman"/>
+      <w:lvlText w:val="%9."/>
+      <w:lvlJc w:val="right"/>
+      <w:pPr>
+        <w:ind w:left="6480" w:hanging="180"/>
+      </w:pPr>
+    </w:lvl>
+  </w:abstractNum>
+  <w:abstractNum w:abstractNumId="3" w15:restartNumberingAfterBreak="0">
     <w:nsid w:val="089D1254"/>
     <w:multiLevelType w:val="hybridMultilevel"/>
     <w:tmpl w:val="C32A95E8"/>
@@ -46721,7 +47930,179 @@
       </w:rPr>
     </w:lvl>
   </w:abstractNum>
-  <w:abstractNum w:abstractNumId="3" w15:restartNumberingAfterBreak="0">
+  <w:abstractNum w:abstractNumId="4" w15:restartNumberingAfterBreak="0">
+    <w:nsid w:val="10A967E2"/>
+    <w:multiLevelType w:val="hybridMultilevel"/>
+    <w:tmpl w:val="1DE8D624"/>
+    <w:lvl w:ilvl="0" w:tplc="04090019">
+      <w:start w:val="1"/>
+      <w:numFmt w:val="lowerLetter"/>
+      <w:lvlText w:val="%1."/>
+      <w:lvlJc w:val="left"/>
+      <w:pPr>
+        <w:ind w:left="1442" w:hanging="360"/>
+      </w:pPr>
+    </w:lvl>
+    <w:lvl w:ilvl="1" w:tplc="04090019" w:tentative="1">
+      <w:start w:val="1"/>
+      <w:numFmt w:val="lowerLetter"/>
+      <w:lvlText w:val="%2."/>
+      <w:lvlJc w:val="left"/>
+      <w:pPr>
+        <w:ind w:left="2162" w:hanging="360"/>
+      </w:pPr>
+    </w:lvl>
+    <w:lvl w:ilvl="2" w:tplc="0409001B" w:tentative="1">
+      <w:start w:val="1"/>
+      <w:numFmt w:val="lowerRoman"/>
+      <w:lvlText w:val="%3."/>
+      <w:lvlJc w:val="right"/>
+      <w:pPr>
+        <w:ind w:left="2882" w:hanging="180"/>
+      </w:pPr>
+    </w:lvl>
+    <w:lvl w:ilvl="3" w:tplc="0409000F" w:tentative="1">
+      <w:start w:val="1"/>
+      <w:numFmt w:val="decimal"/>
+      <w:lvlText w:val="%4."/>
+      <w:lvlJc w:val="left"/>
+      <w:pPr>
+        <w:ind w:left="3602" w:hanging="360"/>
+      </w:pPr>
+    </w:lvl>
+    <w:lvl w:ilvl="4" w:tplc="04090019" w:tentative="1">
+      <w:start w:val="1"/>
+      <w:numFmt w:val="lowerLetter"/>
+      <w:lvlText w:val="%5."/>
+      <w:lvlJc w:val="left"/>
+      <w:pPr>
+        <w:ind w:left="4322" w:hanging="360"/>
+      </w:pPr>
+    </w:lvl>
+    <w:lvl w:ilvl="5" w:tplc="0409001B" w:tentative="1">
+      <w:start w:val="1"/>
+      <w:numFmt w:val="lowerRoman"/>
+      <w:lvlText w:val="%6."/>
+      <w:lvlJc w:val="right"/>
+      <w:pPr>
+        <w:ind w:left="5042" w:hanging="180"/>
+      </w:pPr>
+    </w:lvl>
+    <w:lvl w:ilvl="6" w:tplc="0409000F" w:tentative="1">
+      <w:start w:val="1"/>
+      <w:numFmt w:val="decimal"/>
+      <w:lvlText w:val="%7."/>
+      <w:lvlJc w:val="left"/>
+      <w:pPr>
+        <w:ind w:left="5762" w:hanging="360"/>
+      </w:pPr>
+    </w:lvl>
+    <w:lvl w:ilvl="7" w:tplc="04090019" w:tentative="1">
+      <w:start w:val="1"/>
+      <w:numFmt w:val="lowerLetter"/>
+      <w:lvlText w:val="%8."/>
+      <w:lvlJc w:val="left"/>
+      <w:pPr>
+        <w:ind w:left="6482" w:hanging="360"/>
+      </w:pPr>
+    </w:lvl>
+    <w:lvl w:ilvl="8" w:tplc="0409001B" w:tentative="1">
+      <w:start w:val="1"/>
+      <w:numFmt w:val="lowerRoman"/>
+      <w:lvlText w:val="%9."/>
+      <w:lvlJc w:val="right"/>
+      <w:pPr>
+        <w:ind w:left="7202" w:hanging="180"/>
+      </w:pPr>
+    </w:lvl>
+  </w:abstractNum>
+  <w:abstractNum w:abstractNumId="5" w15:restartNumberingAfterBreak="0">
+    <w:nsid w:val="12C66EE0"/>
+    <w:multiLevelType w:val="hybridMultilevel"/>
+    <w:tmpl w:val="CEDEAE06"/>
+    <w:lvl w:ilvl="0" w:tplc="0409000F">
+      <w:start w:val="1"/>
+      <w:numFmt w:val="decimal"/>
+      <w:lvlText w:val="%1."/>
+      <w:lvlJc w:val="left"/>
+      <w:pPr>
+        <w:ind w:left="722" w:hanging="360"/>
+      </w:pPr>
+    </w:lvl>
+    <w:lvl w:ilvl="1" w:tplc="04090019" w:tentative="1">
+      <w:start w:val="1"/>
+      <w:numFmt w:val="lowerLetter"/>
+      <w:lvlText w:val="%2."/>
+      <w:lvlJc w:val="left"/>
+      <w:pPr>
+        <w:ind w:left="1442" w:hanging="360"/>
+      </w:pPr>
+    </w:lvl>
+    <w:lvl w:ilvl="2" w:tplc="0409001B" w:tentative="1">
+      <w:start w:val="1"/>
+      <w:numFmt w:val="lowerRoman"/>
+      <w:lvlText w:val="%3."/>
+      <w:lvlJc w:val="right"/>
+      <w:pPr>
+        <w:ind w:left="2162" w:hanging="180"/>
+      </w:pPr>
+    </w:lvl>
+    <w:lvl w:ilvl="3" w:tplc="0409000F" w:tentative="1">
+      <w:start w:val="1"/>
+      <w:numFmt w:val="decimal"/>
+      <w:lvlText w:val="%4."/>
+      <w:lvlJc w:val="left"/>
+      <w:pPr>
+        <w:ind w:left="2882" w:hanging="360"/>
+      </w:pPr>
+    </w:lvl>
+    <w:lvl w:ilvl="4" w:tplc="04090019" w:tentative="1">
+      <w:start w:val="1"/>
+      <w:numFmt w:val="lowerLetter"/>
+      <w:lvlText w:val="%5."/>
+      <w:lvlJc w:val="left"/>
+      <w:pPr>
+        <w:ind w:left="3602" w:hanging="360"/>
+      </w:pPr>
+    </w:lvl>
+    <w:lvl w:ilvl="5" w:tplc="0409001B" w:tentative="1">
+      <w:start w:val="1"/>
+      <w:numFmt w:val="lowerRoman"/>
+      <w:lvlText w:val="%6."/>
+      <w:lvlJc w:val="right"/>
+      <w:pPr>
+        <w:ind w:left="4322" w:hanging="180"/>
+      </w:pPr>
+    </w:lvl>
+    <w:lvl w:ilvl="6" w:tplc="0409000F" w:tentative="1">
+      <w:start w:val="1"/>
+      <w:numFmt w:val="decimal"/>
+      <w:lvlText w:val="%7."/>
+      <w:lvlJc w:val="left"/>
+      <w:pPr>
+        <w:ind w:left="5042" w:hanging="360"/>
+      </w:pPr>
+    </w:lvl>
+    <w:lvl w:ilvl="7" w:tplc="04090019" w:tentative="1">
+      <w:start w:val="1"/>
+      <w:numFmt w:val="lowerLetter"/>
+      <w:lvlText w:val="%8."/>
+      <w:lvlJc w:val="left"/>
+      <w:pPr>
+        <w:ind w:left="5762" w:hanging="360"/>
+      </w:pPr>
+    </w:lvl>
+    <w:lvl w:ilvl="8" w:tplc="0409001B" w:tentative="1">
+      <w:start w:val="1"/>
+      <w:numFmt w:val="lowerRoman"/>
+      <w:lvlText w:val="%9."/>
+      <w:lvlJc w:val="right"/>
+      <w:pPr>
+        <w:ind w:left="6482" w:hanging="180"/>
+      </w:pPr>
+    </w:lvl>
+  </w:abstractNum>
+  <w:abstractNum w:abstractNumId="6" w15:restartNumberingAfterBreak="0">
     <w:nsid w:val="12EE64E1"/>
     <w:multiLevelType w:val="hybridMultilevel"/>
     <w:tmpl w:val="D518728E"/>
@@ -46843,7 +48224,7 @@
       </w:rPr>
     </w:lvl>
   </w:abstractNum>
-  <w:abstractNum w:abstractNumId="4" w15:restartNumberingAfterBreak="0">
+  <w:abstractNum w:abstractNumId="7" w15:restartNumberingAfterBreak="0">
     <w:nsid w:val="14A00406"/>
     <w:multiLevelType w:val="multilevel"/>
     <w:tmpl w:val="FC447A90"/>
@@ -46985,7 +48366,7 @@
       </w:rPr>
     </w:lvl>
   </w:abstractNum>
-  <w:abstractNum w:abstractNumId="5" w15:restartNumberingAfterBreak="0">
+  <w:abstractNum w:abstractNumId="8" w15:restartNumberingAfterBreak="0">
     <w:nsid w:val="16A02638"/>
     <w:multiLevelType w:val="multilevel"/>
     <w:tmpl w:val="D9CAD44E"/>
@@ -47121,7 +48502,7 @@
       </w:rPr>
     </w:lvl>
   </w:abstractNum>
-  <w:abstractNum w:abstractNumId="6" w15:restartNumberingAfterBreak="0">
+  <w:abstractNum w:abstractNumId="9" w15:restartNumberingAfterBreak="0">
     <w:nsid w:val="19D81BA0"/>
     <w:multiLevelType w:val="hybridMultilevel"/>
     <w:tmpl w:val="1912172A"/>
@@ -47243,7 +48624,7 @@
       </w:rPr>
     </w:lvl>
   </w:abstractNum>
-  <w:abstractNum w:abstractNumId="7" w15:restartNumberingAfterBreak="0">
+  <w:abstractNum w:abstractNumId="10" w15:restartNumberingAfterBreak="0">
     <w:nsid w:val="1AE75086"/>
     <w:multiLevelType w:val="hybridMultilevel"/>
     <w:tmpl w:val="F320ABD4"/>
@@ -47359,156 +48740,7 @@
       </w:rPr>
     </w:lvl>
   </w:abstractNum>
-  <w:abstractNum w:abstractNumId="8" w15:restartNumberingAfterBreak="0">
-    <w:nsid w:val="1AEA29BE"/>
-    <w:multiLevelType w:val="multilevel"/>
-    <w:tmpl w:val="0C6CD046"/>
-    <w:lvl w:ilvl="0">
-      <w:start w:val="1"/>
-      <w:numFmt w:val="bullet"/>
-      <w:lvlText w:val=""/>
-      <w:lvlJc w:val="left"/>
-      <w:pPr>
-        <w:tabs>
-          <w:tab w:val="num" w:pos="720"/>
-        </w:tabs>
-        <w:ind w:left="720" w:hanging="360"/>
-      </w:pPr>
-      <w:rPr>
-        <w:rFonts w:ascii="Symbol" w:hAnsi="Symbol" w:hint="default"/>
-        <w:sz w:val="20"/>
-      </w:rPr>
-    </w:lvl>
-    <w:lvl w:ilvl="1">
-      <w:start w:val="1"/>
-      <w:numFmt w:val="bullet"/>
-      <w:lvlText w:val="o"/>
-      <w:lvlJc w:val="left"/>
-      <w:pPr>
-        <w:tabs>
-          <w:tab w:val="num" w:pos="1440"/>
-        </w:tabs>
-        <w:ind w:left="1440" w:hanging="360"/>
-      </w:pPr>
-      <w:rPr>
-        <w:rFonts w:ascii="Courier New" w:hAnsi="Courier New" w:hint="default"/>
-        <w:sz w:val="20"/>
-      </w:rPr>
-    </w:lvl>
-    <w:lvl w:ilvl="2" w:tentative="1">
-      <w:start w:val="1"/>
-      <w:numFmt w:val="bullet"/>
-      <w:lvlText w:val=""/>
-      <w:lvlJc w:val="left"/>
-      <w:pPr>
-        <w:tabs>
-          <w:tab w:val="num" w:pos="2160"/>
-        </w:tabs>
-        <w:ind w:left="2160" w:hanging="360"/>
-      </w:pPr>
-      <w:rPr>
-        <w:rFonts w:ascii="Wingdings" w:hAnsi="Wingdings" w:hint="default"/>
-        <w:sz w:val="20"/>
-      </w:rPr>
-    </w:lvl>
-    <w:lvl w:ilvl="3" w:tentative="1">
-      <w:start w:val="1"/>
-      <w:numFmt w:val="bullet"/>
-      <w:lvlText w:val=""/>
-      <w:lvlJc w:val="left"/>
-      <w:pPr>
-        <w:tabs>
-          <w:tab w:val="num" w:pos="2880"/>
-        </w:tabs>
-        <w:ind w:left="2880" w:hanging="360"/>
-      </w:pPr>
-      <w:rPr>
-        <w:rFonts w:ascii="Wingdings" w:hAnsi="Wingdings" w:hint="default"/>
-        <w:sz w:val="20"/>
-      </w:rPr>
-    </w:lvl>
-    <w:lvl w:ilvl="4" w:tentative="1">
-      <w:start w:val="1"/>
-      <w:numFmt w:val="bullet"/>
-      <w:lvlText w:val=""/>
-      <w:lvlJc w:val="left"/>
-      <w:pPr>
-        <w:tabs>
-          <w:tab w:val="num" w:pos="3600"/>
-        </w:tabs>
-        <w:ind w:left="3600" w:hanging="360"/>
-      </w:pPr>
-      <w:rPr>
-        <w:rFonts w:ascii="Wingdings" w:hAnsi="Wingdings" w:hint="default"/>
-        <w:sz w:val="20"/>
-      </w:rPr>
-    </w:lvl>
-    <w:lvl w:ilvl="5" w:tentative="1">
-      <w:start w:val="1"/>
-      <w:numFmt w:val="bullet"/>
-      <w:lvlText w:val=""/>
-      <w:lvlJc w:val="left"/>
-      <w:pPr>
-        <w:tabs>
-          <w:tab w:val="num" w:pos="4320"/>
-        </w:tabs>
-        <w:ind w:left="4320" w:hanging="360"/>
-      </w:pPr>
-      <w:rPr>
-        <w:rFonts w:ascii="Wingdings" w:hAnsi="Wingdings" w:hint="default"/>
-        <w:sz w:val="20"/>
-      </w:rPr>
-    </w:lvl>
-    <w:lvl w:ilvl="6" w:tentative="1">
-      <w:start w:val="1"/>
-      <w:numFmt w:val="bullet"/>
-      <w:lvlText w:val=""/>
-      <w:lvlJc w:val="left"/>
-      <w:pPr>
-        <w:tabs>
-          <w:tab w:val="num" w:pos="5040"/>
-        </w:tabs>
-        <w:ind w:left="5040" w:hanging="360"/>
-      </w:pPr>
-      <w:rPr>
-        <w:rFonts w:ascii="Wingdings" w:hAnsi="Wingdings" w:hint="default"/>
-        <w:sz w:val="20"/>
-      </w:rPr>
-    </w:lvl>
-    <w:lvl w:ilvl="7" w:tentative="1">
-      <w:start w:val="1"/>
-      <w:numFmt w:val="bullet"/>
-      <w:lvlText w:val=""/>
-      <w:lvlJc w:val="left"/>
-      <w:pPr>
-        <w:tabs>
-          <w:tab w:val="num" w:pos="5760"/>
-        </w:tabs>
-        <w:ind w:left="5760" w:hanging="360"/>
-      </w:pPr>
-      <w:rPr>
-        <w:rFonts w:ascii="Wingdings" w:hAnsi="Wingdings" w:hint="default"/>
-        <w:sz w:val="20"/>
-      </w:rPr>
-    </w:lvl>
-    <w:lvl w:ilvl="8" w:tentative="1">
-      <w:start w:val="1"/>
-      <w:numFmt w:val="bullet"/>
-      <w:lvlText w:val=""/>
-      <w:lvlJc w:val="left"/>
-      <w:pPr>
-        <w:tabs>
-          <w:tab w:val="num" w:pos="6480"/>
-        </w:tabs>
-        <w:ind w:left="6480" w:hanging="360"/>
-      </w:pPr>
-      <w:rPr>
-        <w:rFonts w:ascii="Wingdings" w:hAnsi="Wingdings" w:hint="default"/>
-        <w:sz w:val="20"/>
-      </w:rPr>
-    </w:lvl>
-  </w:abstractNum>
-  <w:abstractNum w:abstractNumId="9" w15:restartNumberingAfterBreak="0">
+  <w:abstractNum w:abstractNumId="11" w15:restartNumberingAfterBreak="0">
     <w:nsid w:val="1FF9482E"/>
     <w:multiLevelType w:val="hybridMultilevel"/>
     <w:tmpl w:val="9EEE7D0E"/>
@@ -47630,7 +48862,7 @@
       </w:rPr>
     </w:lvl>
   </w:abstractNum>
-  <w:abstractNum w:abstractNumId="10" w15:restartNumberingAfterBreak="0">
+  <w:abstractNum w:abstractNumId="12" w15:restartNumberingAfterBreak="0">
     <w:nsid w:val="3A936B53"/>
     <w:multiLevelType w:val="hybridMultilevel"/>
     <w:tmpl w:val="22686368"/>
@@ -47752,7 +48984,7 @@
       </w:rPr>
     </w:lvl>
   </w:abstractNum>
-  <w:abstractNum w:abstractNumId="11" w15:restartNumberingAfterBreak="0">
+  <w:abstractNum w:abstractNumId="13" w15:restartNumberingAfterBreak="0">
     <w:nsid w:val="3B1375A5"/>
     <w:multiLevelType w:val="hybridMultilevel"/>
     <w:tmpl w:val="07E071C8"/>
@@ -47874,7 +49106,7 @@
       </w:rPr>
     </w:lvl>
   </w:abstractNum>
-  <w:abstractNum w:abstractNumId="12" w15:restartNumberingAfterBreak="0">
+  <w:abstractNum w:abstractNumId="14" w15:restartNumberingAfterBreak="0">
     <w:nsid w:val="4A3517BE"/>
     <w:multiLevelType w:val="hybridMultilevel"/>
     <w:tmpl w:val="015C932C"/>
@@ -47996,7 +49228,269 @@
       </w:rPr>
     </w:lvl>
   </w:abstractNum>
-  <w:abstractNum w:abstractNumId="13" w15:restartNumberingAfterBreak="0">
+  <w:abstractNum w:abstractNumId="15" w15:restartNumberingAfterBreak="0">
+    <w:nsid w:val="4E153301"/>
+    <w:multiLevelType w:val="hybridMultilevel"/>
+    <w:tmpl w:val="D30E63F6"/>
+    <w:lvl w:ilvl="0" w:tplc="04090019">
+      <w:start w:val="1"/>
+      <w:numFmt w:val="lowerLetter"/>
+      <w:lvlText w:val="%1."/>
+      <w:lvlJc w:val="left"/>
+      <w:pPr>
+        <w:ind w:left="1082" w:hanging="360"/>
+      </w:pPr>
+    </w:lvl>
+    <w:lvl w:ilvl="1" w:tplc="04090019" w:tentative="1">
+      <w:start w:val="1"/>
+      <w:numFmt w:val="lowerLetter"/>
+      <w:lvlText w:val="%2."/>
+      <w:lvlJc w:val="left"/>
+      <w:pPr>
+        <w:ind w:left="1802" w:hanging="360"/>
+      </w:pPr>
+    </w:lvl>
+    <w:lvl w:ilvl="2" w:tplc="0409001B" w:tentative="1">
+      <w:start w:val="1"/>
+      <w:numFmt w:val="lowerRoman"/>
+      <w:lvlText w:val="%3."/>
+      <w:lvlJc w:val="right"/>
+      <w:pPr>
+        <w:ind w:left="2522" w:hanging="180"/>
+      </w:pPr>
+    </w:lvl>
+    <w:lvl w:ilvl="3" w:tplc="0409000F" w:tentative="1">
+      <w:start w:val="1"/>
+      <w:numFmt w:val="decimal"/>
+      <w:lvlText w:val="%4."/>
+      <w:lvlJc w:val="left"/>
+      <w:pPr>
+        <w:ind w:left="3242" w:hanging="360"/>
+      </w:pPr>
+    </w:lvl>
+    <w:lvl w:ilvl="4" w:tplc="04090019" w:tentative="1">
+      <w:start w:val="1"/>
+      <w:numFmt w:val="lowerLetter"/>
+      <w:lvlText w:val="%5."/>
+      <w:lvlJc w:val="left"/>
+      <w:pPr>
+        <w:ind w:left="3962" w:hanging="360"/>
+      </w:pPr>
+    </w:lvl>
+    <w:lvl w:ilvl="5" w:tplc="0409001B" w:tentative="1">
+      <w:start w:val="1"/>
+      <w:numFmt w:val="lowerRoman"/>
+      <w:lvlText w:val="%6."/>
+      <w:lvlJc w:val="right"/>
+      <w:pPr>
+        <w:ind w:left="4682" w:hanging="180"/>
+      </w:pPr>
+    </w:lvl>
+    <w:lvl w:ilvl="6" w:tplc="0409000F" w:tentative="1">
+      <w:start w:val="1"/>
+      <w:numFmt w:val="decimal"/>
+      <w:lvlText w:val="%7."/>
+      <w:lvlJc w:val="left"/>
+      <w:pPr>
+        <w:ind w:left="5402" w:hanging="360"/>
+      </w:pPr>
+    </w:lvl>
+    <w:lvl w:ilvl="7" w:tplc="04090019" w:tentative="1">
+      <w:start w:val="1"/>
+      <w:numFmt w:val="lowerLetter"/>
+      <w:lvlText w:val="%8."/>
+      <w:lvlJc w:val="left"/>
+      <w:pPr>
+        <w:ind w:left="6122" w:hanging="360"/>
+      </w:pPr>
+    </w:lvl>
+    <w:lvl w:ilvl="8" w:tplc="0409001B" w:tentative="1">
+      <w:start w:val="1"/>
+      <w:numFmt w:val="lowerRoman"/>
+      <w:lvlText w:val="%9."/>
+      <w:lvlJc w:val="right"/>
+      <w:pPr>
+        <w:ind w:left="6842" w:hanging="180"/>
+      </w:pPr>
+    </w:lvl>
+  </w:abstractNum>
+  <w:abstractNum w:abstractNumId="16" w15:restartNumberingAfterBreak="0">
+    <w:nsid w:val="502305B7"/>
+    <w:multiLevelType w:val="hybridMultilevel"/>
+    <w:tmpl w:val="03A8BD0C"/>
+    <w:lvl w:ilvl="0" w:tplc="F5F44742">
+      <w:start w:val="1"/>
+      <w:numFmt w:val="decimal"/>
+      <w:pStyle w:val="Heading2"/>
+      <w:lvlText w:val="1.%1"/>
+      <w:lvlJc w:val="left"/>
+      <w:pPr>
+        <w:ind w:left="720" w:hanging="360"/>
+      </w:pPr>
+      <w:rPr>
+        <w:rFonts w:hint="default"/>
+      </w:rPr>
+    </w:lvl>
+    <w:lvl w:ilvl="1" w:tplc="04090019" w:tentative="1">
+      <w:start w:val="1"/>
+      <w:numFmt w:val="lowerLetter"/>
+      <w:lvlText w:val="%2."/>
+      <w:lvlJc w:val="left"/>
+      <w:pPr>
+        <w:ind w:left="1440" w:hanging="360"/>
+      </w:pPr>
+    </w:lvl>
+    <w:lvl w:ilvl="2" w:tplc="0409001B" w:tentative="1">
+      <w:start w:val="1"/>
+      <w:numFmt w:val="lowerRoman"/>
+      <w:lvlText w:val="%3."/>
+      <w:lvlJc w:val="right"/>
+      <w:pPr>
+        <w:ind w:left="2160" w:hanging="180"/>
+      </w:pPr>
+    </w:lvl>
+    <w:lvl w:ilvl="3" w:tplc="0409000F" w:tentative="1">
+      <w:start w:val="1"/>
+      <w:numFmt w:val="decimal"/>
+      <w:lvlText w:val="%4."/>
+      <w:lvlJc w:val="left"/>
+      <w:pPr>
+        <w:ind w:left="2880" w:hanging="360"/>
+      </w:pPr>
+    </w:lvl>
+    <w:lvl w:ilvl="4" w:tplc="04090019" w:tentative="1">
+      <w:start w:val="1"/>
+      <w:numFmt w:val="lowerLetter"/>
+      <w:lvlText w:val="%5."/>
+      <w:lvlJc w:val="left"/>
+      <w:pPr>
+        <w:ind w:left="3600" w:hanging="360"/>
+      </w:pPr>
+    </w:lvl>
+    <w:lvl w:ilvl="5" w:tplc="0409001B" w:tentative="1">
+      <w:start w:val="1"/>
+      <w:numFmt w:val="lowerRoman"/>
+      <w:lvlText w:val="%6."/>
+      <w:lvlJc w:val="right"/>
+      <w:pPr>
+        <w:ind w:left="4320" w:hanging="180"/>
+      </w:pPr>
+    </w:lvl>
+    <w:lvl w:ilvl="6" w:tplc="0409000F" w:tentative="1">
+      <w:start w:val="1"/>
+      <w:numFmt w:val="decimal"/>
+      <w:lvlText w:val="%7."/>
+      <w:lvlJc w:val="left"/>
+      <w:pPr>
+        <w:ind w:left="5040" w:hanging="360"/>
+      </w:pPr>
+    </w:lvl>
+    <w:lvl w:ilvl="7" w:tplc="04090019" w:tentative="1">
+      <w:start w:val="1"/>
+      <w:numFmt w:val="lowerLetter"/>
+      <w:lvlText w:val="%8."/>
+      <w:lvlJc w:val="left"/>
+      <w:pPr>
+        <w:ind w:left="5760" w:hanging="360"/>
+      </w:pPr>
+    </w:lvl>
+    <w:lvl w:ilvl="8" w:tplc="0409001B" w:tentative="1">
+      <w:start w:val="1"/>
+      <w:numFmt w:val="lowerRoman"/>
+      <w:lvlText w:val="%9."/>
+      <w:lvlJc w:val="right"/>
+      <w:pPr>
+        <w:ind w:left="6480" w:hanging="180"/>
+      </w:pPr>
+    </w:lvl>
+  </w:abstractNum>
+  <w:abstractNum w:abstractNumId="17" w15:restartNumberingAfterBreak="0">
+    <w:nsid w:val="567939E1"/>
+    <w:multiLevelType w:val="hybridMultilevel"/>
+    <w:tmpl w:val="5EAA2C2A"/>
+    <w:lvl w:ilvl="0" w:tplc="0409000F">
+      <w:start w:val="1"/>
+      <w:numFmt w:val="decimal"/>
+      <w:lvlText w:val="%1."/>
+      <w:lvlJc w:val="left"/>
+      <w:pPr>
+        <w:ind w:left="720" w:hanging="360"/>
+      </w:pPr>
+    </w:lvl>
+    <w:lvl w:ilvl="1" w:tplc="04090019" w:tentative="1">
+      <w:start w:val="1"/>
+      <w:numFmt w:val="lowerLetter"/>
+      <w:lvlText w:val="%2."/>
+      <w:lvlJc w:val="left"/>
+      <w:pPr>
+        <w:ind w:left="1440" w:hanging="360"/>
+      </w:pPr>
+    </w:lvl>
+    <w:lvl w:ilvl="2" w:tplc="0409001B" w:tentative="1">
+      <w:start w:val="1"/>
+      <w:numFmt w:val="lowerRoman"/>
+      <w:lvlText w:val="%3."/>
+      <w:lvlJc w:val="right"/>
+      <w:pPr>
+        <w:ind w:left="2160" w:hanging="180"/>
+      </w:pPr>
+    </w:lvl>
+    <w:lvl w:ilvl="3" w:tplc="0409000F" w:tentative="1">
+      <w:start w:val="1"/>
+      <w:numFmt w:val="decimal"/>
+      <w:lvlText w:val="%4."/>
+      <w:lvlJc w:val="left"/>
+      <w:pPr>
+        <w:ind w:left="2880" w:hanging="360"/>
+      </w:pPr>
+    </w:lvl>
+    <w:lvl w:ilvl="4" w:tplc="04090019" w:tentative="1">
+      <w:start w:val="1"/>
+      <w:numFmt w:val="lowerLetter"/>
+      <w:lvlText w:val="%5."/>
+      <w:lvlJc w:val="left"/>
+      <w:pPr>
+        <w:ind w:left="3600" w:hanging="360"/>
+      </w:pPr>
+    </w:lvl>
+    <w:lvl w:ilvl="5" w:tplc="0409001B" w:tentative="1">
+      <w:start w:val="1"/>
+      <w:numFmt w:val="lowerRoman"/>
+      <w:lvlText w:val="%6."/>
+      <w:lvlJc w:val="right"/>
+      <w:pPr>
+        <w:ind w:left="4320" w:hanging="180"/>
+      </w:pPr>
+    </w:lvl>
+    <w:lvl w:ilvl="6" w:tplc="0409000F" w:tentative="1">
+      <w:start w:val="1"/>
+      <w:numFmt w:val="decimal"/>
+      <w:lvlText w:val="%7."/>
+      <w:lvlJc w:val="left"/>
+      <w:pPr>
+        <w:ind w:left="5040" w:hanging="360"/>
+      </w:pPr>
+    </w:lvl>
+    <w:lvl w:ilvl="7" w:tplc="04090019" w:tentative="1">
+      <w:start w:val="1"/>
+      <w:numFmt w:val="lowerLetter"/>
+      <w:lvlText w:val="%8."/>
+      <w:lvlJc w:val="left"/>
+      <w:pPr>
+        <w:ind w:left="5760" w:hanging="360"/>
+      </w:pPr>
+    </w:lvl>
+    <w:lvl w:ilvl="8" w:tplc="0409001B" w:tentative="1">
+      <w:start w:val="1"/>
+      <w:numFmt w:val="lowerRoman"/>
+      <w:lvlText w:val="%9."/>
+      <w:lvlJc w:val="right"/>
+      <w:pPr>
+        <w:ind w:left="6480" w:hanging="180"/>
+      </w:pPr>
+    </w:lvl>
+  </w:abstractNum>
+  <w:abstractNum w:abstractNumId="18" w15:restartNumberingAfterBreak="0">
     <w:nsid w:val="582019AC"/>
     <w:multiLevelType w:val="hybridMultilevel"/>
     <w:tmpl w:val="34EC8E06"/>
@@ -48118,7 +49612,93 @@
       </w:rPr>
     </w:lvl>
   </w:abstractNum>
-  <w:abstractNum w:abstractNumId="14" w15:restartNumberingAfterBreak="0">
+  <w:abstractNum w:abstractNumId="19" w15:restartNumberingAfterBreak="0">
+    <w:nsid w:val="5B0763E0"/>
+    <w:multiLevelType w:val="hybridMultilevel"/>
+    <w:tmpl w:val="B0AC2F4C"/>
+    <w:lvl w:ilvl="0" w:tplc="04090019">
+      <w:start w:val="1"/>
+      <w:numFmt w:val="lowerLetter"/>
+      <w:lvlText w:val="%1."/>
+      <w:lvlJc w:val="left"/>
+      <w:pPr>
+        <w:ind w:left="1442" w:hanging="360"/>
+      </w:pPr>
+    </w:lvl>
+    <w:lvl w:ilvl="1" w:tplc="04090019" w:tentative="1">
+      <w:start w:val="1"/>
+      <w:numFmt w:val="lowerLetter"/>
+      <w:lvlText w:val="%2."/>
+      <w:lvlJc w:val="left"/>
+      <w:pPr>
+        <w:ind w:left="2162" w:hanging="360"/>
+      </w:pPr>
+    </w:lvl>
+    <w:lvl w:ilvl="2" w:tplc="0409001B" w:tentative="1">
+      <w:start w:val="1"/>
+      <w:numFmt w:val="lowerRoman"/>
+      <w:lvlText w:val="%3."/>
+      <w:lvlJc w:val="right"/>
+      <w:pPr>
+        <w:ind w:left="2882" w:hanging="180"/>
+      </w:pPr>
+    </w:lvl>
+    <w:lvl w:ilvl="3" w:tplc="0409000F" w:tentative="1">
+      <w:start w:val="1"/>
+      <w:numFmt w:val="decimal"/>
+      <w:lvlText w:val="%4."/>
+      <w:lvlJc w:val="left"/>
+      <w:pPr>
+        <w:ind w:left="3602" w:hanging="360"/>
+      </w:pPr>
+    </w:lvl>
+    <w:lvl w:ilvl="4" w:tplc="04090019" w:tentative="1">
+      <w:start w:val="1"/>
+      <w:numFmt w:val="lowerLetter"/>
+      <w:lvlText w:val="%5."/>
+      <w:lvlJc w:val="left"/>
+      <w:pPr>
+        <w:ind w:left="4322" w:hanging="360"/>
+      </w:pPr>
+    </w:lvl>
+    <w:lvl w:ilvl="5" w:tplc="0409001B" w:tentative="1">
+      <w:start w:val="1"/>
+      <w:numFmt w:val="lowerRoman"/>
+      <w:lvlText w:val="%6."/>
+      <w:lvlJc w:val="right"/>
+      <w:pPr>
+        <w:ind w:left="5042" w:hanging="180"/>
+      </w:pPr>
+    </w:lvl>
+    <w:lvl w:ilvl="6" w:tplc="0409000F" w:tentative="1">
+      <w:start w:val="1"/>
+      <w:numFmt w:val="decimal"/>
+      <w:lvlText w:val="%7."/>
+      <w:lvlJc w:val="left"/>
+      <w:pPr>
+        <w:ind w:left="5762" w:hanging="360"/>
+      </w:pPr>
+    </w:lvl>
+    <w:lvl w:ilvl="7" w:tplc="04090019" w:tentative="1">
+      <w:start w:val="1"/>
+      <w:numFmt w:val="lowerLetter"/>
+      <w:lvlText w:val="%8."/>
+      <w:lvlJc w:val="left"/>
+      <w:pPr>
+        <w:ind w:left="6482" w:hanging="360"/>
+      </w:pPr>
+    </w:lvl>
+    <w:lvl w:ilvl="8" w:tplc="0409001B" w:tentative="1">
+      <w:start w:val="1"/>
+      <w:numFmt w:val="lowerRoman"/>
+      <w:lvlText w:val="%9."/>
+      <w:lvlJc w:val="right"/>
+      <w:pPr>
+        <w:ind w:left="7202" w:hanging="180"/>
+      </w:pPr>
+    </w:lvl>
+  </w:abstractNum>
+  <w:abstractNum w:abstractNumId="20" w15:restartNumberingAfterBreak="0">
     <w:nsid w:val="5BE105CF"/>
     <w:multiLevelType w:val="hybridMultilevel"/>
     <w:tmpl w:val="250EED46"/>
@@ -48234,269 +49814,97 @@
       </w:rPr>
     </w:lvl>
   </w:abstractNum>
-  <w:abstractNum w:abstractNumId="15" w15:restartNumberingAfterBreak="0">
-    <w:nsid w:val="5E1D5747"/>
-    <w:multiLevelType w:val="multilevel"/>
-    <w:tmpl w:val="F38840E6"/>
-    <w:lvl w:ilvl="0">
+  <w:abstractNum w:abstractNumId="21" w15:restartNumberingAfterBreak="0">
+    <w:nsid w:val="5DA559BB"/>
+    <w:multiLevelType w:val="hybridMultilevel"/>
+    <w:tmpl w:val="480C78B8"/>
+    <w:lvl w:ilvl="0" w:tplc="D5EE871C">
       <w:start w:val="1"/>
-      <w:numFmt w:val="bullet"/>
-      <w:lvlText w:val=""/>
+      <w:numFmt w:val="decimal"/>
+      <w:pStyle w:val="Heading5"/>
+      <w:lvlText w:val="4.%1"/>
       <w:lvlJc w:val="left"/>
       <w:pPr>
-        <w:tabs>
-          <w:tab w:val="num" w:pos="720"/>
-        </w:tabs>
-        <w:ind w:left="720" w:hanging="360"/>
+        <w:ind w:left="5040" w:hanging="360"/>
       </w:pPr>
       <w:rPr>
-        <w:rFonts w:ascii="Symbol" w:hAnsi="Symbol" w:hint="default"/>
-        <w:sz w:val="20"/>
+        <w:rFonts w:hint="default"/>
       </w:rPr>
     </w:lvl>
-    <w:lvl w:ilvl="1" w:tentative="1">
+    <w:lvl w:ilvl="1" w:tplc="04090019">
       <w:start w:val="1"/>
-      <w:numFmt w:val="bullet"/>
-      <w:lvlText w:val="o"/>
-      <w:lvlJc w:val="left"/>
-      <w:pPr>
-        <w:tabs>
-          <w:tab w:val="num" w:pos="1440"/>
-        </w:tabs>
-        <w:ind w:left="1440" w:hanging="360"/>
-      </w:pPr>
-      <w:rPr>
-        <w:rFonts w:ascii="Courier New" w:hAnsi="Courier New" w:hint="default"/>
-        <w:sz w:val="20"/>
-      </w:rPr>
-    </w:lvl>
-    <w:lvl w:ilvl="2" w:tentative="1">
-      <w:start w:val="1"/>
-      <w:numFmt w:val="bullet"/>
-      <w:lvlText w:val=""/>
-      <w:lvlJc w:val="left"/>
-      <w:pPr>
-        <w:tabs>
-          <w:tab w:val="num" w:pos="2160"/>
-        </w:tabs>
-        <w:ind w:left="2160" w:hanging="360"/>
-      </w:pPr>
-      <w:rPr>
-        <w:rFonts w:ascii="Wingdings" w:hAnsi="Wingdings" w:hint="default"/>
-        <w:sz w:val="20"/>
-      </w:rPr>
-    </w:lvl>
-    <w:lvl w:ilvl="3" w:tentative="1">
-      <w:start w:val="1"/>
-      <w:numFmt w:val="bullet"/>
-      <w:lvlText w:val=""/>
-      <w:lvlJc w:val="left"/>
-      <w:pPr>
-        <w:tabs>
-          <w:tab w:val="num" w:pos="2880"/>
-        </w:tabs>
-        <w:ind w:left="2880" w:hanging="360"/>
-      </w:pPr>
-      <w:rPr>
-        <w:rFonts w:ascii="Wingdings" w:hAnsi="Wingdings" w:hint="default"/>
-        <w:sz w:val="20"/>
-      </w:rPr>
-    </w:lvl>
-    <w:lvl w:ilvl="4" w:tentative="1">
-      <w:start w:val="1"/>
-      <w:numFmt w:val="bullet"/>
-      <w:lvlText w:val=""/>
-      <w:lvlJc w:val="left"/>
-      <w:pPr>
-        <w:tabs>
-          <w:tab w:val="num" w:pos="3600"/>
-        </w:tabs>
-        <w:ind w:left="3600" w:hanging="360"/>
-      </w:pPr>
-      <w:rPr>
-        <w:rFonts w:ascii="Wingdings" w:hAnsi="Wingdings" w:hint="default"/>
-        <w:sz w:val="20"/>
-      </w:rPr>
-    </w:lvl>
-    <w:lvl w:ilvl="5" w:tentative="1">
-      <w:start w:val="1"/>
-      <w:numFmt w:val="bullet"/>
-      <w:lvlText w:val=""/>
-      <w:lvlJc w:val="left"/>
-      <w:pPr>
-        <w:tabs>
-          <w:tab w:val="num" w:pos="4320"/>
-        </w:tabs>
-        <w:ind w:left="4320" w:hanging="360"/>
-      </w:pPr>
-      <w:rPr>
-        <w:rFonts w:ascii="Wingdings" w:hAnsi="Wingdings" w:hint="default"/>
-        <w:sz w:val="20"/>
-      </w:rPr>
-    </w:lvl>
-    <w:lvl w:ilvl="6" w:tentative="1">
-      <w:start w:val="1"/>
-      <w:numFmt w:val="bullet"/>
-      <w:lvlText w:val=""/>
-      <w:lvlJc w:val="left"/>
-      <w:pPr>
-        <w:tabs>
-          <w:tab w:val="num" w:pos="5040"/>
-        </w:tabs>
-        <w:ind w:left="5040" w:hanging="360"/>
-      </w:pPr>
-      <w:rPr>
-        <w:rFonts w:ascii="Wingdings" w:hAnsi="Wingdings" w:hint="default"/>
-        <w:sz w:val="20"/>
-      </w:rPr>
-    </w:lvl>
-    <w:lvl w:ilvl="7" w:tentative="1">
-      <w:start w:val="1"/>
-      <w:numFmt w:val="bullet"/>
-      <w:lvlText w:val=""/>
-      <w:lvlJc w:val="left"/>
-      <w:pPr>
-        <w:tabs>
-          <w:tab w:val="num" w:pos="5760"/>
-        </w:tabs>
-        <w:ind w:left="5760" w:hanging="360"/>
-      </w:pPr>
-      <w:rPr>
-        <w:rFonts w:ascii="Wingdings" w:hAnsi="Wingdings" w:hint="default"/>
-        <w:sz w:val="20"/>
-      </w:rPr>
-    </w:lvl>
-    <w:lvl w:ilvl="8" w:tentative="1">
-      <w:start w:val="1"/>
-      <w:numFmt w:val="bullet"/>
-      <w:lvlText w:val=""/>
-      <w:lvlJc w:val="left"/>
-      <w:pPr>
-        <w:tabs>
-          <w:tab w:val="num" w:pos="6480"/>
-        </w:tabs>
-        <w:ind w:left="6480" w:hanging="360"/>
-      </w:pPr>
-      <w:rPr>
-        <w:rFonts w:ascii="Wingdings" w:hAnsi="Wingdings" w:hint="default"/>
-        <w:sz w:val="20"/>
-      </w:rPr>
-    </w:lvl>
-  </w:abstractNum>
-  <w:abstractNum w:abstractNumId="16" w15:restartNumberingAfterBreak="0">
-    <w:nsid w:val="65471488"/>
-    <w:multiLevelType w:val="multilevel"/>
-    <w:tmpl w:val="BB08921C"/>
-    <w:lvl w:ilvl="0">
-      <w:start w:val="1"/>
-      <w:numFmt w:val="decimal"/>
-      <w:lvlText w:val="%1."/>
-      <w:lvlJc w:val="left"/>
-      <w:pPr>
-        <w:tabs>
-          <w:tab w:val="num" w:pos="720"/>
-        </w:tabs>
-        <w:ind w:left="720" w:hanging="360"/>
-      </w:pPr>
-    </w:lvl>
-    <w:lvl w:ilvl="1" w:tentative="1">
-      <w:start w:val="1"/>
-      <w:numFmt w:val="decimal"/>
+      <w:numFmt w:val="lowerLetter"/>
       <w:lvlText w:val="%2."/>
       <w:lvlJc w:val="left"/>
       <w:pPr>
-        <w:tabs>
-          <w:tab w:val="num" w:pos="1440"/>
-        </w:tabs>
-        <w:ind w:left="1440" w:hanging="360"/>
+        <w:ind w:left="5760" w:hanging="360"/>
       </w:pPr>
     </w:lvl>
-    <w:lvl w:ilvl="2" w:tentative="1">
+    <w:lvl w:ilvl="2" w:tplc="0409001B" w:tentative="1">
       <w:start w:val="1"/>
-      <w:numFmt w:val="decimal"/>
+      <w:numFmt w:val="lowerRoman"/>
       <w:lvlText w:val="%3."/>
-      <w:lvlJc w:val="left"/>
-      <w:pPr>
-        <w:tabs>
-          <w:tab w:val="num" w:pos="2160"/>
-        </w:tabs>
-        <w:ind w:left="2160" w:hanging="360"/>
+      <w:lvlJc w:val="right"/>
+      <w:pPr>
+        <w:ind w:left="6480" w:hanging="180"/>
       </w:pPr>
     </w:lvl>
-    <w:lvl w:ilvl="3" w:tentative="1">
+    <w:lvl w:ilvl="3" w:tplc="0409000F" w:tentative="1">
       <w:start w:val="1"/>
       <w:numFmt w:val="decimal"/>
       <w:lvlText w:val="%4."/>
       <w:lvlJc w:val="left"/>
       <w:pPr>
-        <w:tabs>
-          <w:tab w:val="num" w:pos="2880"/>
-        </w:tabs>
-        <w:ind w:left="2880" w:hanging="360"/>
+        <w:ind w:left="7200" w:hanging="360"/>
       </w:pPr>
     </w:lvl>
-    <w:lvl w:ilvl="4" w:tentative="1">
+    <w:lvl w:ilvl="4" w:tplc="04090019" w:tentative="1">
       <w:start w:val="1"/>
-      <w:numFmt w:val="decimal"/>
+      <w:numFmt w:val="lowerLetter"/>
       <w:lvlText w:val="%5."/>
       <w:lvlJc w:val="left"/>
       <w:pPr>
-        <w:tabs>
-          <w:tab w:val="num" w:pos="3600"/>
-        </w:tabs>
-        <w:ind w:left="3600" w:hanging="360"/>
+        <w:ind w:left="7920" w:hanging="360"/>
       </w:pPr>
     </w:lvl>
-    <w:lvl w:ilvl="5" w:tentative="1">
+    <w:lvl w:ilvl="5" w:tplc="0409001B" w:tentative="1">
       <w:start w:val="1"/>
-      <w:numFmt w:val="decimal"/>
+      <w:numFmt w:val="lowerRoman"/>
       <w:lvlText w:val="%6."/>
-      <w:lvlJc w:val="left"/>
-      <w:pPr>
-        <w:tabs>
-          <w:tab w:val="num" w:pos="4320"/>
-        </w:tabs>
-        <w:ind w:left="4320" w:hanging="360"/>
+      <w:lvlJc w:val="right"/>
+      <w:pPr>
+        <w:ind w:left="8640" w:hanging="180"/>
       </w:pPr>
     </w:lvl>
-    <w:lvl w:ilvl="6" w:tentative="1">
+    <w:lvl w:ilvl="6" w:tplc="0409000F" w:tentative="1">
       <w:start w:val="1"/>
       <w:numFmt w:val="decimal"/>
       <w:lvlText w:val="%7."/>
       <w:lvlJc w:val="left"/>
       <w:pPr>
-        <w:tabs>
-          <w:tab w:val="num" w:pos="5040"/>
-        </w:tabs>
-        <w:ind w:left="5040" w:hanging="360"/>
+        <w:ind w:left="9360" w:hanging="360"/>
       </w:pPr>
     </w:lvl>
-    <w:lvl w:ilvl="7" w:tentative="1">
+    <w:lvl w:ilvl="7" w:tplc="04090019" w:tentative="1">
       <w:start w:val="1"/>
-      <w:numFmt w:val="decimal"/>
+      <w:numFmt w:val="lowerLetter"/>
       <w:lvlText w:val="%8."/>
       <w:lvlJc w:val="left"/>
       <w:pPr>
-        <w:tabs>
-          <w:tab w:val="num" w:pos="5760"/>
-        </w:tabs>
-        <w:ind w:left="5760" w:hanging="360"/>
+        <w:ind w:left="10080" w:hanging="360"/>
       </w:pPr>
     </w:lvl>
-    <w:lvl w:ilvl="8" w:tentative="1">
+    <w:lvl w:ilvl="8" w:tplc="0409001B" w:tentative="1">
       <w:start w:val="1"/>
-      <w:numFmt w:val="decimal"/>
+      <w:numFmt w:val="lowerRoman"/>
       <w:lvlText w:val="%9."/>
-      <w:lvlJc w:val="left"/>
-      <w:pPr>
-        <w:tabs>
-          <w:tab w:val="num" w:pos="6480"/>
-        </w:tabs>
-        <w:ind w:left="6480" w:hanging="360"/>
+      <w:lvlJc w:val="right"/>
+      <w:pPr>
+        <w:ind w:left="10800" w:hanging="180"/>
       </w:pPr>
     </w:lvl>
   </w:abstractNum>
-  <w:abstractNum w:abstractNumId="17" w15:restartNumberingAfterBreak="0">
+  <w:abstractNum w:abstractNumId="22" w15:restartNumberingAfterBreak="0">
     <w:nsid w:val="67F03F5A"/>
     <w:multiLevelType w:val="hybridMultilevel"/>
     <w:tmpl w:val="34B21ACA"/>
@@ -48618,156 +50026,93 @@
       </w:rPr>
     </w:lvl>
   </w:abstractNum>
-  <w:abstractNum w:abstractNumId="18" w15:restartNumberingAfterBreak="0">
-    <w:nsid w:val="692570EA"/>
-    <w:multiLevelType w:val="multilevel"/>
-    <w:tmpl w:val="43DE1966"/>
-    <w:lvl w:ilvl="0">
+  <w:abstractNum w:abstractNumId="23" w15:restartNumberingAfterBreak="0">
+    <w:nsid w:val="69AC3348"/>
+    <w:multiLevelType w:val="hybridMultilevel"/>
+    <w:tmpl w:val="02A6D146"/>
+    <w:lvl w:ilvl="0" w:tplc="0409000F">
       <w:start w:val="1"/>
-      <w:numFmt w:val="bullet"/>
-      <w:lvlText w:val=""/>
+      <w:numFmt w:val="decimal"/>
+      <w:lvlText w:val="%1."/>
       <w:lvlJc w:val="left"/>
       <w:pPr>
-        <w:tabs>
-          <w:tab w:val="num" w:pos="720"/>
-        </w:tabs>
         <w:ind w:left="720" w:hanging="360"/>
       </w:pPr>
-      <w:rPr>
-        <w:rFonts w:ascii="Symbol" w:hAnsi="Symbol" w:hint="default"/>
-        <w:sz w:val="20"/>
-      </w:rPr>
     </w:lvl>
-    <w:lvl w:ilvl="1" w:tentative="1">
+    <w:lvl w:ilvl="1" w:tplc="04090019" w:tentative="1">
       <w:start w:val="1"/>
-      <w:numFmt w:val="bullet"/>
-      <w:lvlText w:val="o"/>
+      <w:numFmt w:val="lowerLetter"/>
+      <w:lvlText w:val="%2."/>
       <w:lvlJc w:val="left"/>
       <w:pPr>
-        <w:tabs>
-          <w:tab w:val="num" w:pos="1440"/>
-        </w:tabs>
         <w:ind w:left="1440" w:hanging="360"/>
       </w:pPr>
-      <w:rPr>
-        <w:rFonts w:ascii="Courier New" w:hAnsi="Courier New" w:hint="default"/>
-        <w:sz w:val="20"/>
-      </w:rPr>
     </w:lvl>
-    <w:lvl w:ilvl="2" w:tentative="1">
+    <w:lvl w:ilvl="2" w:tplc="0409001B" w:tentative="1">
       <w:start w:val="1"/>
-      <w:numFmt w:val="bullet"/>
-      <w:lvlText w:val=""/>
+      <w:numFmt w:val="lowerRoman"/>
+      <w:lvlText w:val="%3."/>
+      <w:lvlJc w:val="right"/>
+      <w:pPr>
+        <w:ind w:left="2160" w:hanging="180"/>
+      </w:pPr>
+    </w:lvl>
+    <w:lvl w:ilvl="3" w:tplc="0409000F" w:tentative="1">
+      <w:start w:val="1"/>
+      <w:numFmt w:val="decimal"/>
+      <w:lvlText w:val="%4."/>
       <w:lvlJc w:val="left"/>
       <w:pPr>
-        <w:tabs>
-          <w:tab w:val="num" w:pos="2160"/>
-        </w:tabs>
-        <w:ind w:left="2160" w:hanging="360"/>
-      </w:pPr>
-      <w:rPr>
-        <w:rFonts w:ascii="Wingdings" w:hAnsi="Wingdings" w:hint="default"/>
-        <w:sz w:val="20"/>
-      </w:rPr>
+        <w:ind w:left="2880" w:hanging="360"/>
+      </w:pPr>
     </w:lvl>
-    <w:lvl w:ilvl="3" w:tentative="1">
+    <w:lvl w:ilvl="4" w:tplc="04090019" w:tentative="1">
       <w:start w:val="1"/>
-      <w:numFmt w:val="bullet"/>
-      <w:lvlText w:val=""/>
+      <w:numFmt w:val="lowerLetter"/>
+      <w:lvlText w:val="%5."/>
       <w:lvlJc w:val="left"/>
       <w:pPr>
-        <w:tabs>
-          <w:tab w:val="num" w:pos="2880"/>
-        </w:tabs>
-        <w:ind w:left="2880" w:hanging="360"/>
-      </w:pPr>
-      <w:rPr>
-        <w:rFonts w:ascii="Wingdings" w:hAnsi="Wingdings" w:hint="default"/>
-        <w:sz w:val="20"/>
-      </w:rPr>
+        <w:ind w:left="3600" w:hanging="360"/>
+      </w:pPr>
     </w:lvl>
-    <w:lvl w:ilvl="4" w:tentative="1">
+    <w:lvl w:ilvl="5" w:tplc="0409001B" w:tentative="1">
       <w:start w:val="1"/>
-      <w:numFmt w:val="bullet"/>
-      <w:lvlText w:val=""/>
+      <w:numFmt w:val="lowerRoman"/>
+      <w:lvlText w:val="%6."/>
+      <w:lvlJc w:val="right"/>
+      <w:pPr>
+        <w:ind w:left="4320" w:hanging="180"/>
+      </w:pPr>
+    </w:lvl>
+    <w:lvl w:ilvl="6" w:tplc="0409000F" w:tentative="1">
+      <w:start w:val="1"/>
+      <w:numFmt w:val="decimal"/>
+      <w:lvlText w:val="%7."/>
       <w:lvlJc w:val="left"/>
       <w:pPr>
-        <w:tabs>
-          <w:tab w:val="num" w:pos="3600"/>
-        </w:tabs>
-        <w:ind w:left="3600" w:hanging="360"/>
-      </w:pPr>
-      <w:rPr>
-        <w:rFonts w:ascii="Wingdings" w:hAnsi="Wingdings" w:hint="default"/>
-        <w:sz w:val="20"/>
-      </w:rPr>
+        <w:ind w:left="5040" w:hanging="360"/>
+      </w:pPr>
     </w:lvl>
-    <w:lvl w:ilvl="5" w:tentative="1">
+    <w:lvl w:ilvl="7" w:tplc="04090019" w:tentative="1">
       <w:start w:val="1"/>
-      <w:numFmt w:val="bullet"/>
-      <w:lvlText w:val=""/>
+      <w:numFmt w:val="lowerLetter"/>
+      <w:lvlText w:val="%8."/>
       <w:lvlJc w:val="left"/>
       <w:pPr>
-        <w:tabs>
-          <w:tab w:val="num" w:pos="4320"/>
-        </w:tabs>
-        <w:ind w:left="4320" w:hanging="360"/>
-      </w:pPr>
-      <w:rPr>
-        <w:rFonts w:ascii="Wingdings" w:hAnsi="Wingdings" w:hint="default"/>
-        <w:sz w:val="20"/>
-      </w:rPr>
+        <w:ind w:left="5760" w:hanging="360"/>
+      </w:pPr>
     </w:lvl>
-    <w:lvl w:ilvl="6" w:tentative="1">
+    <w:lvl w:ilvl="8" w:tplc="0409001B" w:tentative="1">
       <w:start w:val="1"/>
-      <w:numFmt w:val="bullet"/>
-      <w:lvlText w:val=""/>
-      <w:lvlJc w:val="left"/>
-      <w:pPr>
-        <w:tabs>
-          <w:tab w:val="num" w:pos="5040"/>
-        </w:tabs>
-        <w:ind w:left="5040" w:hanging="360"/>
-      </w:pPr>
-      <w:rPr>
-        <w:rFonts w:ascii="Wingdings" w:hAnsi="Wingdings" w:hint="default"/>
-        <w:sz w:val="20"/>
-      </w:rPr>
-    </w:lvl>
-    <w:lvl w:ilvl="7" w:tentative="1">
-      <w:start w:val="1"/>
-      <w:numFmt w:val="bullet"/>
-      <w:lvlText w:val=""/>
-      <w:lvlJc w:val="left"/>
-      <w:pPr>
-        <w:tabs>
-          <w:tab w:val="num" w:pos="5760"/>
-        </w:tabs>
-        <w:ind w:left="5760" w:hanging="360"/>
-      </w:pPr>
-      <w:rPr>
-        <w:rFonts w:ascii="Wingdings" w:hAnsi="Wingdings" w:hint="default"/>
-        <w:sz w:val="20"/>
-      </w:rPr>
-    </w:lvl>
-    <w:lvl w:ilvl="8" w:tentative="1">
-      <w:start w:val="1"/>
-      <w:numFmt w:val="bullet"/>
-      <w:lvlText w:val=""/>
-      <w:lvlJc w:val="left"/>
-      <w:pPr>
-        <w:tabs>
-          <w:tab w:val="num" w:pos="6480"/>
-        </w:tabs>
-        <w:ind w:left="6480" w:hanging="360"/>
-      </w:pPr>
-      <w:rPr>
-        <w:rFonts w:ascii="Wingdings" w:hAnsi="Wingdings" w:hint="default"/>
-        <w:sz w:val="20"/>
-      </w:rPr>
+      <w:numFmt w:val="lowerRoman"/>
+      <w:lvlText w:val="%9."/>
+      <w:lvlJc w:val="right"/>
+      <w:pPr>
+        <w:ind w:left="6480" w:hanging="180"/>
+      </w:pPr>
     </w:lvl>
   </w:abstractNum>
-  <w:abstractNum w:abstractNumId="19" w15:restartNumberingAfterBreak="0">
+  <w:abstractNum w:abstractNumId="24" w15:restartNumberingAfterBreak="0">
     <w:nsid w:val="731D6F46"/>
     <w:multiLevelType w:val="multilevel"/>
     <w:tmpl w:val="5B461218"/>
@@ -48908,7 +50253,97 @@
       </w:rPr>
     </w:lvl>
   </w:abstractNum>
-  <w:abstractNum w:abstractNumId="20" w15:restartNumberingAfterBreak="0">
+  <w:abstractNum w:abstractNumId="25" w15:restartNumberingAfterBreak="0">
+    <w:nsid w:val="760859F5"/>
+    <w:multiLevelType w:val="hybridMultilevel"/>
+    <w:tmpl w:val="9282EB86"/>
+    <w:lvl w:ilvl="0" w:tplc="ADB43FD2">
+      <w:start w:val="1"/>
+      <w:numFmt w:val="decimal"/>
+      <w:pStyle w:val="Subtitle"/>
+      <w:lvlText w:val="5.%1 "/>
+      <w:lvlJc w:val="left"/>
+      <w:pPr>
+        <w:ind w:left="720" w:hanging="360"/>
+      </w:pPr>
+      <w:rPr>
+        <w:rFonts w:hint="default"/>
+      </w:rPr>
+    </w:lvl>
+    <w:lvl w:ilvl="1" w:tplc="04090019" w:tentative="1">
+      <w:start w:val="1"/>
+      <w:numFmt w:val="lowerLetter"/>
+      <w:lvlText w:val="%2."/>
+      <w:lvlJc w:val="left"/>
+      <w:pPr>
+        <w:ind w:left="1440" w:hanging="360"/>
+      </w:pPr>
+    </w:lvl>
+    <w:lvl w:ilvl="2" w:tplc="0409001B" w:tentative="1">
+      <w:start w:val="1"/>
+      <w:numFmt w:val="lowerRoman"/>
+      <w:lvlText w:val="%3."/>
+      <w:lvlJc w:val="right"/>
+      <w:pPr>
+        <w:ind w:left="2160" w:hanging="180"/>
+      </w:pPr>
+    </w:lvl>
+    <w:lvl w:ilvl="3" w:tplc="0409000F" w:tentative="1">
+      <w:start w:val="1"/>
+      <w:numFmt w:val="decimal"/>
+      <w:lvlText w:val="%4."/>
+      <w:lvlJc w:val="left"/>
+      <w:pPr>
+        <w:ind w:left="2880" w:hanging="360"/>
+      </w:pPr>
+    </w:lvl>
+    <w:lvl w:ilvl="4" w:tplc="04090019" w:tentative="1">
+      <w:start w:val="1"/>
+      <w:numFmt w:val="lowerLetter"/>
+      <w:lvlText w:val="%5."/>
+      <w:lvlJc w:val="left"/>
+      <w:pPr>
+        <w:ind w:left="3600" w:hanging="360"/>
+      </w:pPr>
+    </w:lvl>
+    <w:lvl w:ilvl="5" w:tplc="0409001B" w:tentative="1">
+      <w:start w:val="1"/>
+      <w:numFmt w:val="lowerRoman"/>
+      <w:lvlText w:val="%6."/>
+      <w:lvlJc w:val="right"/>
+      <w:pPr>
+        <w:ind w:left="4320" w:hanging="180"/>
+      </w:pPr>
+    </w:lvl>
+    <w:lvl w:ilvl="6" w:tplc="0409000F" w:tentative="1">
+      <w:start w:val="1"/>
+      <w:numFmt w:val="decimal"/>
+      <w:lvlText w:val="%7."/>
+      <w:lvlJc w:val="left"/>
+      <w:pPr>
+        <w:ind w:left="5040" w:hanging="360"/>
+      </w:pPr>
+    </w:lvl>
+    <w:lvl w:ilvl="7" w:tplc="04090019" w:tentative="1">
+      <w:start w:val="1"/>
+      <w:numFmt w:val="lowerLetter"/>
+      <w:lvlText w:val="%8."/>
+      <w:lvlJc w:val="left"/>
+      <w:pPr>
+        <w:ind w:left="5760" w:hanging="360"/>
+      </w:pPr>
+    </w:lvl>
+    <w:lvl w:ilvl="8" w:tplc="0409001B" w:tentative="1">
+      <w:start w:val="1"/>
+      <w:numFmt w:val="lowerRoman"/>
+      <w:lvlText w:val="%9."/>
+      <w:lvlJc w:val="right"/>
+      <w:pPr>
+        <w:ind w:left="6480" w:hanging="180"/>
+      </w:pPr>
+    </w:lvl>
+  </w:abstractNum>
+  <w:abstractNum w:abstractNumId="26" w15:restartNumberingAfterBreak="0">
     <w:nsid w:val="78F93451"/>
     <w:multiLevelType w:val="hybridMultilevel"/>
     <w:tmpl w:val="68365978"/>
@@ -49039,7 +50474,93 @@
       </w:rPr>
     </w:lvl>
   </w:abstractNum>
-  <w:abstractNum w:abstractNumId="21" w15:restartNumberingAfterBreak="0">
+  <w:abstractNum w:abstractNumId="27" w15:restartNumberingAfterBreak="0">
+    <w:nsid w:val="7CD8479A"/>
+    <w:multiLevelType w:val="hybridMultilevel"/>
+    <w:tmpl w:val="D39A7ACE"/>
+    <w:lvl w:ilvl="0" w:tplc="0409000F">
+      <w:start w:val="1"/>
+      <w:numFmt w:val="decimal"/>
+      <w:lvlText w:val="%1."/>
+      <w:lvlJc w:val="left"/>
+      <w:pPr>
+        <w:ind w:left="722" w:hanging="360"/>
+      </w:pPr>
+    </w:lvl>
+    <w:lvl w:ilvl="1" w:tplc="04090019" w:tentative="1">
+      <w:start w:val="1"/>
+      <w:numFmt w:val="lowerLetter"/>
+      <w:lvlText w:val="%2."/>
+      <w:lvlJc w:val="left"/>
+      <w:pPr>
+        <w:ind w:left="1442" w:hanging="360"/>
+      </w:pPr>
+    </w:lvl>
+    <w:lvl w:ilvl="2" w:tplc="0409001B" w:tentative="1">
+      <w:start w:val="1"/>
+      <w:numFmt w:val="lowerRoman"/>
+      <w:lvlText w:val="%3."/>
+      <w:lvlJc w:val="right"/>
+      <w:pPr>
+        <w:ind w:left="2162" w:hanging="180"/>
+      </w:pPr>
+    </w:lvl>
+    <w:lvl w:ilvl="3" w:tplc="0409000F" w:tentative="1">
+      <w:start w:val="1"/>
+      <w:numFmt w:val="decimal"/>
+      <w:lvlText w:val="%4."/>
+      <w:lvlJc w:val="left"/>
+      <w:pPr>
+        <w:ind w:left="2882" w:hanging="360"/>
+      </w:pPr>
+    </w:lvl>
+    <w:lvl w:ilvl="4" w:tplc="04090019" w:tentative="1">
+      <w:start w:val="1"/>
+      <w:numFmt w:val="lowerLetter"/>
+      <w:lvlText w:val="%5."/>
+      <w:lvlJc w:val="left"/>
+      <w:pPr>
+        <w:ind w:left="3602" w:hanging="360"/>
+      </w:pPr>
+    </w:lvl>
+    <w:lvl w:ilvl="5" w:tplc="0409001B" w:tentative="1">
+      <w:start w:val="1"/>
+      <w:numFmt w:val="lowerRoman"/>
+      <w:lvlText w:val="%6."/>
+      <w:lvlJc w:val="right"/>
+      <w:pPr>
+        <w:ind w:left="4322" w:hanging="180"/>
+      </w:pPr>
+    </w:lvl>
+    <w:lvl w:ilvl="6" w:tplc="0409000F" w:tentative="1">
+      <w:start w:val="1"/>
+      <w:numFmt w:val="decimal"/>
+      <w:lvlText w:val="%7."/>
+      <w:lvlJc w:val="left"/>
+      <w:pPr>
+        <w:ind w:left="5042" w:hanging="360"/>
+      </w:pPr>
+    </w:lvl>
+    <w:lvl w:ilvl="7" w:tplc="04090019" w:tentative="1">
+      <w:start w:val="1"/>
+      <w:numFmt w:val="lowerLetter"/>
+      <w:lvlText w:val="%8."/>
+      <w:lvlJc w:val="left"/>
+      <w:pPr>
+        <w:ind w:left="5762" w:hanging="360"/>
+      </w:pPr>
+    </w:lvl>
+    <w:lvl w:ilvl="8" w:tplc="0409001B" w:tentative="1">
+      <w:start w:val="1"/>
+      <w:numFmt w:val="lowerRoman"/>
+      <w:lvlText w:val="%9."/>
+      <w:lvlJc w:val="right"/>
+      <w:pPr>
+        <w:ind w:left="6482" w:hanging="180"/>
+      </w:pPr>
+    </w:lvl>
+  </w:abstractNum>
+  <w:abstractNum w:abstractNumId="28" w15:restartNumberingAfterBreak="0">
     <w:nsid w:val="7F9121AD"/>
     <w:multiLevelType w:val="hybridMultilevel"/>
     <w:tmpl w:val="37DA39C0"/>
@@ -49162,71 +50683,96 @@
     </w:lvl>
   </w:abstractNum>
   <w:num w:numId="1">
+    <w:abstractNumId w:val="18"/>
+  </w:num>
+  <w:num w:numId="2">
+    <w:abstractNumId w:val="26"/>
+  </w:num>
+  <w:num w:numId="3">
+    <w:abstractNumId w:val="14"/>
+  </w:num>
+  <w:num w:numId="4">
+    <w:abstractNumId w:val="22"/>
+  </w:num>
+  <w:num w:numId="5">
+    <w:abstractNumId w:val="7"/>
+  </w:num>
+  <w:num w:numId="6">
+    <w:abstractNumId w:val="9"/>
+  </w:num>
+  <w:num w:numId="7">
+    <w:abstractNumId w:val="24"/>
+  </w:num>
+  <w:num w:numId="8">
+    <w:abstractNumId w:val="3"/>
+  </w:num>
+  <w:num w:numId="9">
     <w:abstractNumId w:val="13"/>
   </w:num>
-  <w:num w:numId="2">
-    <w:abstractNumId w:val="20"/>
-  </w:num>
-  <w:num w:numId="3">
-    <w:abstractNumId w:val="12"/>
-  </w:num>
-  <w:num w:numId="4">
-    <w:abstractNumId w:val="17"/>
-  </w:num>
-  <w:num w:numId="5">
-    <w:abstractNumId w:val="4"/>
-  </w:num>
-  <w:num w:numId="6">
-    <w:abstractNumId w:val="6"/>
-  </w:num>
-  <w:num w:numId="7">
-    <w:abstractNumId w:val="19"/>
-  </w:num>
-  <w:num w:numId="8">
-    <w:abstractNumId w:val="2"/>
-  </w:num>
-  <w:num w:numId="9">
+  <w:num w:numId="10">
     <w:abstractNumId w:val="11"/>
   </w:num>
-  <w:num w:numId="10">
-    <w:abstractNumId w:val="9"/>
-  </w:num>
   <w:num w:numId="11">
-    <w:abstractNumId w:val="21"/>
+    <w:abstractNumId w:val="28"/>
   </w:num>
   <w:num w:numId="12">
     <w:abstractNumId w:val="0"/>
   </w:num>
   <w:num w:numId="13">
-    <w:abstractNumId w:val="3"/>
+    <w:abstractNumId w:val="6"/>
   </w:num>
   <w:num w:numId="14">
+    <w:abstractNumId w:val="12"/>
+  </w:num>
+  <w:num w:numId="15">
+    <w:abstractNumId w:val="8"/>
+  </w:num>
+  <w:num w:numId="16">
+    <w:abstractNumId w:val="20"/>
+  </w:num>
+  <w:num w:numId="17">
     <w:abstractNumId w:val="10"/>
   </w:num>
-  <w:num w:numId="15">
+  <w:num w:numId="18">
+    <w:abstractNumId w:val="17"/>
+  </w:num>
+  <w:num w:numId="19">
+    <w:abstractNumId w:val="23"/>
+  </w:num>
+  <w:num w:numId="20">
     <w:abstractNumId w:val="5"/>
   </w:num>
-  <w:num w:numId="16">
-    <w:abstractNumId w:val="14"/>
+  <w:num w:numId="21">
+    <w:abstractNumId w:val="25"/>
   </w:num>
-  <w:num w:numId="17">
+  <w:num w:numId="22">
+    <w:abstractNumId w:val="27"/>
+  </w:num>
+  <w:num w:numId="23">
+    <w:abstractNumId w:val="15"/>
+  </w:num>
+  <w:num w:numId="24">
+    <w:abstractNumId w:val="4"/>
+  </w:num>
+  <w:num w:numId="25">
+    <w:abstractNumId w:val="19"/>
+  </w:num>
+  <w:num w:numId="26">
+    <w:abstractNumId w:val="16"/>
+  </w:num>
+  <w:num w:numId="27">
+    <w:abstractNumId w:val="2"/>
+  </w:num>
+  <w:num w:numId="28">
     <w:abstractNumId w:val="1"/>
   </w:num>
-  <w:num w:numId="18">
-    <w:abstractNumId w:val="7"/>
+  <w:num w:numId="29">
+    <w:abstractNumId w:val="21"/>
   </w:num>
-  <w:num w:numId="19">
-    <w:abstractNumId w:val="16"/>
+  <w:num w:numId="30">
+    <w:abstractNumId w:val="21"/>
   </w:num>
-  <w:num w:numId="20">
-    <w:abstractNumId w:val="18"/>
-  </w:num>
-  <w:num w:numId="21">
-    <w:abstractNumId w:val="15"/>
-  </w:num>
-  <w:num w:numId="22">
-    <w:abstractNumId w:val="8"/>
-  </w:num>
+  <w:numIdMacAtCleanup w:val="29"/>
 </w:numbering>
 </file>
 
@@ -49625,6 +51171,7 @@
   <w:style w:type="paragraph" w:default="1" w:styleId="Normal">
     <w:name w:val="Normal"/>
     <w:qFormat/>
+    <w:rsid w:val="003912E8"/>
     <w:rPr>
       <w:rFonts w:ascii="Times New Roman" w:eastAsia="Times New Roman" w:hAnsi="Times New Roman" w:cs="Times New Roman"/>
       <w:lang w:val="id"/>
@@ -49633,17 +51180,62 @@
   <w:style w:type="paragraph" w:styleId="Heading1">
     <w:name w:val="heading 1"/>
     <w:basedOn w:val="Normal"/>
+    <w:next w:val="Normal"/>
+    <w:link w:val="Heading1Char"/>
     <w:uiPriority w:val="9"/>
     <w:qFormat/>
+    <w:rsid w:val="00E82F30"/>
     <w:pPr>
-      <w:ind w:left="1291" w:hanging="721"/>
+      <w:keepNext/>
+      <w:keepLines/>
+      <w:widowControl/>
+      <w:autoSpaceDE/>
+      <w:autoSpaceDN/>
+      <w:spacing w:before="240" w:line="259" w:lineRule="auto"/>
+      <w:jc w:val="center"/>
       <w:outlineLvl w:val="0"/>
     </w:pPr>
     <w:rPr>
+      <w:rFonts w:eastAsiaTheme="majorEastAsia" w:cstheme="majorBidi"/>
       <w:b/>
-      <w:bCs/>
+      <w:color w:val="000000" w:themeColor="text1"/>
+      <w:kern w:val="2"/>
+      <w:sz w:val="28"/>
+      <w:szCs w:val="32"/>
+      <w:lang w:val="en-US"/>
+      <w14:ligatures w14:val="standardContextual"/>
+    </w:rPr>
+  </w:style>
+  <w:style w:type="paragraph" w:styleId="Heading2">
+    <w:name w:val="heading 2"/>
+    <w:basedOn w:val="Normal"/>
+    <w:next w:val="Normal"/>
+    <w:link w:val="Heading2Char"/>
+    <w:uiPriority w:val="9"/>
+    <w:unhideWhenUsed/>
+    <w:qFormat/>
+    <w:rsid w:val="003912E8"/>
+    <w:pPr>
+      <w:keepNext/>
+      <w:keepLines/>
+      <w:widowControl/>
+      <w:numPr>
+        <w:numId w:val="26"/>
+      </w:numPr>
+      <w:autoSpaceDE/>
+      <w:autoSpaceDN/>
+      <w:spacing w:before="160" w:after="120" w:line="259" w:lineRule="auto"/>
+      <w:outlineLvl w:val="1"/>
+    </w:pPr>
+    <w:rPr>
+      <w:rFonts w:eastAsiaTheme="majorEastAsia" w:cstheme="majorBidi"/>
+      <w:b/>
+      <w:color w:val="000000" w:themeColor="text1"/>
+      <w:kern w:val="24"/>
       <w:sz w:val="24"/>
-      <w:szCs w:val="24"/>
+      <w:szCs w:val="26"/>
+      <w:lang w:val="en-US"/>
+      <w14:ligatures w14:val="standardContextual"/>
     </w:rPr>
   </w:style>
   <w:style w:type="paragraph" w:styleId="Heading3">
@@ -49652,21 +51244,30 @@
     <w:next w:val="Normal"/>
     <w:link w:val="Heading3Char"/>
     <w:uiPriority w:val="9"/>
-    <w:semiHidden/>
     <w:unhideWhenUsed/>
     <w:qFormat/>
-    <w:rsid w:val="00CE326A"/>
+    <w:rsid w:val="003912E8"/>
     <w:pPr>
       <w:keepNext/>
       <w:keepLines/>
-      <w:spacing w:before="40"/>
+      <w:widowControl/>
+      <w:numPr>
+        <w:numId w:val="27"/>
+      </w:numPr>
+      <w:autoSpaceDE/>
+      <w:autoSpaceDN/>
+      <w:spacing w:line="259" w:lineRule="auto"/>
       <w:outlineLvl w:val="2"/>
     </w:pPr>
     <w:rPr>
-      <w:rFonts w:asciiTheme="majorHAnsi" w:eastAsiaTheme="majorEastAsia" w:hAnsiTheme="majorHAnsi" w:cstheme="majorBidi"/>
-      <w:color w:val="243F60" w:themeColor="accent1" w:themeShade="7F"/>
+      <w:rFonts w:eastAsiaTheme="majorEastAsia" w:cstheme="majorBidi"/>
+      <w:b/>
+      <w:color w:val="000000" w:themeColor="text1"/>
+      <w:kern w:val="24"/>
       <w:sz w:val="24"/>
       <w:szCs w:val="24"/>
+      <w:lang w:val="en-US"/>
+      <w14:ligatures w14:val="standardContextual"/>
     </w:rPr>
   </w:style>
   <w:style w:type="paragraph" w:styleId="Heading4">
@@ -49675,21 +51276,80 @@
     <w:next w:val="Normal"/>
     <w:link w:val="Heading4Char"/>
     <w:uiPriority w:val="9"/>
+    <w:unhideWhenUsed/>
+    <w:qFormat/>
+    <w:rsid w:val="003912E8"/>
+    <w:pPr>
+      <w:keepNext/>
+      <w:keepLines/>
+      <w:widowControl/>
+      <w:numPr>
+        <w:numId w:val="28"/>
+      </w:numPr>
+      <w:autoSpaceDE/>
+      <w:autoSpaceDN/>
+      <w:spacing w:before="40" w:line="259" w:lineRule="auto"/>
+      <w:outlineLvl w:val="3"/>
+    </w:pPr>
+    <w:rPr>
+      <w:rFonts w:eastAsiaTheme="majorEastAsia" w:cstheme="majorBidi"/>
+      <w:b/>
+      <w:iCs/>
+      <w:kern w:val="2"/>
+      <w:sz w:val="24"/>
+      <w:lang w:val="en-US"/>
+      <w14:ligatures w14:val="standardContextual"/>
+    </w:rPr>
+  </w:style>
+  <w:style w:type="paragraph" w:styleId="Heading5">
+    <w:name w:val="heading 5"/>
+    <w:basedOn w:val="Normal"/>
+    <w:next w:val="Normal"/>
+    <w:link w:val="Heading5Char"/>
+    <w:uiPriority w:val="9"/>
+    <w:unhideWhenUsed/>
+    <w:qFormat/>
+    <w:rsid w:val="00E82F30"/>
+    <w:pPr>
+      <w:keepNext/>
+      <w:keepLines/>
+      <w:widowControl/>
+      <w:numPr>
+        <w:numId w:val="30"/>
+      </w:numPr>
+      <w:autoSpaceDE/>
+      <w:autoSpaceDN/>
+      <w:spacing w:before="40" w:line="259" w:lineRule="auto"/>
+      <w:outlineLvl w:val="4"/>
+    </w:pPr>
+    <w:rPr>
+      <w:rFonts w:eastAsiaTheme="majorEastAsia" w:cstheme="majorBidi"/>
+      <w:b/>
+      <w:kern w:val="2"/>
+      <w:sz w:val="24"/>
+      <w:lang w:val="en-US"/>
+      <w14:ligatures w14:val="standardContextual"/>
+    </w:rPr>
+  </w:style>
+  <w:style w:type="paragraph" w:styleId="Heading6">
+    <w:name w:val="heading 6"/>
+    <w:basedOn w:val="Normal"/>
+    <w:next w:val="Normal"/>
+    <w:link w:val="Heading6Char"/>
+    <w:uiPriority w:val="9"/>
     <w:semiHidden/>
     <w:unhideWhenUsed/>
     <w:qFormat/>
-    <w:rsid w:val="00CE326A"/>
+    <w:rsid w:val="00941A56"/>
     <w:pPr>
       <w:keepNext/>
       <w:keepLines/>
       <w:spacing w:before="40"/>
-      <w:outlineLvl w:val="3"/>
+      <w:outlineLvl w:val="5"/>
     </w:pPr>
     <w:rPr>
       <w:rFonts w:asciiTheme="majorHAnsi" w:eastAsiaTheme="majorEastAsia" w:hAnsiTheme="majorHAnsi" w:cstheme="majorBidi"/>
-      <w:i/>
-      <w:iCs/>
-      <w:color w:val="365F91" w:themeColor="accent1" w:themeShade="BF"/>
+      <w:color w:val="243F60" w:themeColor="accent1" w:themeShade="7F"/>
     </w:rPr>
   </w:style>
   <w:style w:type="character" w:default="1" w:styleId="DefaultParagraphFont">
@@ -49799,23 +51459,32 @@
     <w:link w:val="HeaderChar"/>
     <w:uiPriority w:val="99"/>
     <w:unhideWhenUsed/>
-    <w:rsid w:val="00FF787E"/>
+    <w:rsid w:val="00E82F30"/>
     <w:pPr>
+      <w:widowControl/>
       <w:tabs>
-        <w:tab w:val="center" w:pos="4513"/>
-        <w:tab w:val="right" w:pos="9026"/>
+        <w:tab w:val="center" w:pos="4680"/>
+        <w:tab w:val="right" w:pos="9360"/>
       </w:tabs>
+      <w:autoSpaceDE/>
+      <w:autoSpaceDN/>
     </w:pPr>
+    <w:rPr>
+      <w:rFonts w:asciiTheme="minorHAnsi" w:eastAsiaTheme="minorHAnsi" w:hAnsiTheme="minorHAnsi" w:cstheme="minorBidi"/>
+      <w:kern w:val="2"/>
+      <w:lang w:val="en-US"/>
+      <w14:ligatures w14:val="standardContextual"/>
+    </w:rPr>
   </w:style>
   <w:style w:type="character" w:customStyle="1" w:styleId="HeaderChar">
     <w:name w:val="Header Char"/>
     <w:basedOn w:val="DefaultParagraphFont"/>
     <w:link w:val="Header"/>
     <w:uiPriority w:val="99"/>
-    <w:rsid w:val="00FF787E"/>
+    <w:rsid w:val="00E82F30"/>
     <w:rPr>
-      <w:rFonts w:ascii="Times New Roman" w:eastAsia="Times New Roman" w:hAnsi="Times New Roman" w:cs="Times New Roman"/>
-      <w:lang w:val="id"/>
+      <w:kern w:val="2"/>
+      <w14:ligatures w14:val="standardContextual"/>
     </w:rPr>
   </w:style>
   <w:style w:type="paragraph" w:styleId="Footer">
@@ -49886,14 +51555,15 @@
     <w:basedOn w:val="DefaultParagraphFont"/>
     <w:link w:val="Heading3"/>
     <w:uiPriority w:val="9"/>
-    <w:semiHidden/>
-    <w:rsid w:val="00CE326A"/>
+    <w:rsid w:val="003912E8"/>
     <w:rPr>
-      <w:rFonts w:asciiTheme="majorHAnsi" w:eastAsiaTheme="majorEastAsia" w:hAnsiTheme="majorHAnsi" w:cstheme="majorBidi"/>
-      <w:color w:val="243F60" w:themeColor="accent1" w:themeShade="7F"/>
+      <w:rFonts w:ascii="Times New Roman" w:eastAsiaTheme="majorEastAsia" w:hAnsi="Times New Roman" w:cstheme="majorBidi"/>
+      <w:b/>
+      <w:color w:val="000000" w:themeColor="text1"/>
+      <w:kern w:val="24"/>
       <w:sz w:val="24"/>
       <w:szCs w:val="24"/>
-      <w:lang w:val="id"/>
+      <w14:ligatures w14:val="standardContextual"/>
     </w:rPr>
   </w:style>
   <w:style w:type="character" w:customStyle="1" w:styleId="Heading4Char">
@@ -49901,14 +51571,14 @@
     <w:basedOn w:val="DefaultParagraphFont"/>
     <w:link w:val="Heading4"/>
     <w:uiPriority w:val="9"/>
-    <w:semiHidden/>
-    <w:rsid w:val="00CE326A"/>
+    <w:rsid w:val="003912E8"/>
     <w:rPr>
-      <w:rFonts w:asciiTheme="majorHAnsi" w:eastAsiaTheme="majorEastAsia" w:hAnsiTheme="majorHAnsi" w:cstheme="majorBidi"/>
-      <w:i/>
+      <w:rFonts w:ascii="Times New Roman" w:eastAsiaTheme="majorEastAsia" w:hAnsi="Times New Roman" w:cstheme="majorBidi"/>
+      <w:b/>
       <w:iCs/>
-      <w:color w:val="365F91" w:themeColor="accent1" w:themeShade="BF"/>
-      <w:lang w:val="id"/>
+      <w:kern w:val="2"/>
+      <w:sz w:val="24"/>
+      <w14:ligatures w14:val="standardContextual"/>
     </w:rPr>
   </w:style>
   <w:style w:type="character" w:customStyle="1" w:styleId="BodyTextChar">
@@ -49922,6 +51592,139 @@
       <w:sz w:val="24"/>
       <w:szCs w:val="24"/>
       <w:lang w:val="id"/>
+    </w:rPr>
+  </w:style>
+  <w:style w:type="character" w:customStyle="1" w:styleId="Heading6Char">
+    <w:name w:val="Heading 6 Char"/>
+    <w:basedOn w:val="DefaultParagraphFont"/>
+    <w:link w:val="Heading6"/>
+    <w:uiPriority w:val="9"/>
+    <w:semiHidden/>
+    <w:rsid w:val="00941A56"/>
+    <w:rPr>
+      <w:rFonts w:asciiTheme="majorHAnsi" w:eastAsiaTheme="majorEastAsia" w:hAnsiTheme="majorHAnsi" w:cstheme="majorBidi"/>
+      <w:color w:val="243F60" w:themeColor="accent1" w:themeShade="7F"/>
+      <w:lang w:val="id"/>
+    </w:rPr>
+  </w:style>
+  <w:style w:type="paragraph" w:styleId="Subtitle">
+    <w:name w:val="Subtitle"/>
+    <w:aliases w:val="Head5"/>
+    <w:next w:val="Normal"/>
+    <w:link w:val="SubtitleChar"/>
+    <w:uiPriority w:val="11"/>
+    <w:qFormat/>
+    <w:rsid w:val="00941A56"/>
+    <w:pPr>
+      <w:numPr>
+        <w:numId w:val="21"/>
+      </w:numPr>
+      <w:spacing w:after="160" w:line="259" w:lineRule="auto"/>
+    </w:pPr>
+    <w:rPr>
+      <w:rFonts w:ascii="Times New Roman" w:eastAsiaTheme="minorEastAsia" w:hAnsi="Times New Roman"/>
+      <w:b/>
+      <w:spacing w:val="15"/>
+      <w:sz w:val="24"/>
+      <w:lang w:val="id"/>
+    </w:rPr>
+  </w:style>
+  <w:style w:type="character" w:customStyle="1" w:styleId="SubtitleChar">
+    <w:name w:val="Subtitle Char"/>
+    <w:aliases w:val="Head5 Char"/>
+    <w:basedOn w:val="DefaultParagraphFont"/>
+    <w:link w:val="Subtitle"/>
+    <w:uiPriority w:val="11"/>
+    <w:rsid w:val="00941A56"/>
+    <w:rPr>
+      <w:rFonts w:ascii="Times New Roman" w:eastAsiaTheme="minorEastAsia" w:hAnsi="Times New Roman"/>
+      <w:b/>
+      <w:spacing w:val="15"/>
+      <w:sz w:val="24"/>
+      <w:lang w:val="id"/>
+    </w:rPr>
+  </w:style>
+  <w:style w:type="paragraph" w:styleId="BalloonText">
+    <w:name w:val="Balloon Text"/>
+    <w:basedOn w:val="Normal"/>
+    <w:link w:val="BalloonTextChar"/>
+    <w:uiPriority w:val="99"/>
+    <w:semiHidden/>
+    <w:unhideWhenUsed/>
+    <w:rsid w:val="003912E8"/>
+    <w:pPr>
+      <w:widowControl/>
+      <w:autoSpaceDE/>
+      <w:autoSpaceDN/>
+    </w:pPr>
+    <w:rPr>
+      <w:rFonts w:ascii="Segoe UI" w:eastAsiaTheme="minorHAnsi" w:hAnsi="Segoe UI" w:cs="Segoe UI"/>
+      <w:kern w:val="2"/>
+      <w:sz w:val="18"/>
+      <w:szCs w:val="18"/>
+      <w:lang w:val="en-US"/>
+      <w14:ligatures w14:val="standardContextual"/>
+    </w:rPr>
+  </w:style>
+  <w:style w:type="character" w:customStyle="1" w:styleId="BalloonTextChar">
+    <w:name w:val="Balloon Text Char"/>
+    <w:basedOn w:val="DefaultParagraphFont"/>
+    <w:link w:val="BalloonText"/>
+    <w:uiPriority w:val="99"/>
+    <w:semiHidden/>
+    <w:rsid w:val="003912E8"/>
+    <w:rPr>
+      <w:rFonts w:ascii="Segoe UI" w:hAnsi="Segoe UI" w:cs="Segoe UI"/>
+      <w:kern w:val="2"/>
+      <w:sz w:val="18"/>
+      <w:szCs w:val="18"/>
+      <w14:ligatures w14:val="standardContextual"/>
+    </w:rPr>
+  </w:style>
+  <w:style w:type="character" w:customStyle="1" w:styleId="Heading1Char">
+    <w:name w:val="Heading 1 Char"/>
+    <w:basedOn w:val="DefaultParagraphFont"/>
+    <w:link w:val="Heading1"/>
+    <w:uiPriority w:val="9"/>
+    <w:rsid w:val="00E82F30"/>
+    <w:rPr>
+      <w:rFonts w:ascii="Times New Roman" w:eastAsiaTheme="majorEastAsia" w:hAnsi="Times New Roman" w:cstheme="majorBidi"/>
+      <w:b/>
+      <w:color w:val="000000" w:themeColor="text1"/>
+      <w:kern w:val="2"/>
+      <w:sz w:val="28"/>
+      <w:szCs w:val="32"/>
+      <w14:ligatures w14:val="standardContextual"/>
+    </w:rPr>
+  </w:style>
+  <w:style w:type="character" w:customStyle="1" w:styleId="Heading2Char">
+    <w:name w:val="Heading 2 Char"/>
+    <w:basedOn w:val="DefaultParagraphFont"/>
+    <w:link w:val="Heading2"/>
+    <w:uiPriority w:val="9"/>
+    <w:rsid w:val="003912E8"/>
+    <w:rPr>
+      <w:rFonts w:ascii="Times New Roman" w:eastAsiaTheme="majorEastAsia" w:hAnsi="Times New Roman" w:cstheme="majorBidi"/>
+      <w:b/>
+      <w:color w:val="000000" w:themeColor="text1"/>
+      <w:kern w:val="24"/>
+      <w:sz w:val="24"/>
+      <w:szCs w:val="26"/>
+      <w14:ligatures w14:val="standardContextual"/>
+    </w:rPr>
+  </w:style>
+  <w:style w:type="character" w:customStyle="1" w:styleId="Heading5Char">
+    <w:name w:val="Heading 5 Char"/>
+    <w:basedOn w:val="DefaultParagraphFont"/>
+    <w:link w:val="Heading5"/>
+    <w:uiPriority w:val="9"/>
+    <w:rsid w:val="00E82F30"/>
+    <w:rPr>
+      <w:rFonts w:ascii="Times New Roman" w:eastAsiaTheme="majorEastAsia" w:hAnsi="Times New Roman" w:cstheme="majorBidi"/>
+      <w:b/>
+      <w:kern w:val="2"/>
+      <w:sz w:val="24"/>
+      <w14:ligatures w14:val="standardContextual"/>
     </w:rPr>
   </w:style>
 </w:styles>
@@ -50215,7 +52018,7 @@
 </file>
 
 <file path=customXml/itemProps1.xml><?xml version="1.0" encoding="utf-8"?>
-<ds:datastoreItem xmlns:ds="http://schemas.openxmlformats.org/officeDocument/2006/customXml" ds:itemID="{481CBA7D-0126-4721-A6E5-8FBA0FDCE512}">
+<ds:datastoreItem xmlns:ds="http://schemas.openxmlformats.org/officeDocument/2006/customXml" ds:itemID="{9D3BC876-65D3-4E26-8397-9C520F4D4121}">
   <ds:schemaRefs>
     <ds:schemaRef ds:uri="http://schemas.openxmlformats.org/officeDocument/2006/bibliography"/>
   </ds:schemaRefs>
